--- a/docs/MC3_Bericht_Pulver_Urech.docx
+++ b/docs/MC3_Bericht_Pulver_Urech.docx
@@ -604,8 +604,9 @@
         <w:tblLook w:firstColumn="1" w:firstRow="1" w:lastColumn="0" w:lastRow="0" w:noHBand="0" w:noVBand="1" w:val="04A0"/>
       </w:tblPr>
       <w:tblGrid>
-        <w:gridCol w:w="1716"/>
-        <w:gridCol w:w="7355"/>
+        <w:gridCol w:w="1165"/>
+        <w:gridCol w:w="4993"/>
+        <w:gridCol w:w="2913"/>
       </w:tblGrid>
       <w:tr>
         <w:trPr>
@@ -613,7 +614,7 @@
         </w:trPr>
         <w:tc>
           <w:tcPr>
-            <w:tcW w:type="dxa" w:w="1716"/>
+            <w:tcW w:type="dxa" w:w="1165"/>
             <w:shd w:val="clear" w:color="auto" w:fill="DCE6F0"/>
           </w:tcPr>
           <w:p>
@@ -633,7 +634,7 @@
         </w:tc>
         <w:tc>
           <w:tcPr>
-            <w:tcW w:type="dxa" w:w="7355"/>
+            <w:tcW w:type="dxa" w:w="4993"/>
             <w:shd w:val="clear" w:color="auto" w:fill="DCE6F0"/>
           </w:tcPr>
           <w:p>
@@ -648,6 +649,26 @@
                 <w:sz w:val="17"/>
               </w:rPr>
               <w:t>Frage</w:t>
+            </w:r>
+          </w:p>
+        </w:tc>
+        <w:tc>
+          <w:tcPr>
+            <w:tcW w:type="dxa" w:w="2913"/>
+            <w:shd w:val="clear" w:color="auto" w:fill="DCE6F0"/>
+          </w:tcPr>
+          <w:p>
+            <w:pPr>
+              <w:keepNext/>
+              <w:spacing w:after="0"/>
+              <w:jc w:val="left"/>
+            </w:pPr>
+            <w:r>
+              <w:rPr>
+                <w:b/>
+                <w:sz w:val="17"/>
+              </w:rPr>
+              <w:t>Beteiligte Entitäten</w:t>
             </w:r>
           </w:p>
         </w:tc>
@@ -658,7 +679,7 @@
         </w:trPr>
         <w:tc>
           <w:tcPr>
-            <w:tcW w:type="dxa" w:w="1716"/>
+            <w:tcW w:type="dxa" w:w="1165"/>
           </w:tcPr>
           <w:p>
             <w:pPr>
@@ -677,7 +698,7 @@
         </w:tc>
         <w:tc>
           <w:tcPr>
-            <w:tcW w:type="dxa" w:w="7355"/>
+            <w:tcW w:type="dxa" w:w="4993"/>
           </w:tcPr>
           <w:p>
             <w:pPr>
@@ -691,6 +712,25 @@
                 <w:sz w:val="17"/>
               </w:rPr>
               <w:t>Welche Kurse setzt ein Zielkurs direkt voraus?</w:t>
+            </w:r>
+          </w:p>
+        </w:tc>
+        <w:tc>
+          <w:tcPr>
+            <w:tcW w:type="dxa" w:w="2913"/>
+          </w:tcPr>
+          <w:p>
+            <w:pPr>
+              <w:keepNext/>
+              <w:spacing w:after="0"/>
+              <w:jc w:val="left"/>
+            </w:pPr>
+            <w:r>
+              <w:rPr>
+                <w:b w:val="0"/>
+                <w:sz w:val="17"/>
+              </w:rPr>
+              <w:t>Kurs</w:t>
             </w:r>
           </w:p>
         </w:tc>
@@ -701,7 +741,7 @@
         </w:trPr>
         <w:tc>
           <w:tcPr>
-            <w:tcW w:type="dxa" w:w="1716"/>
+            <w:tcW w:type="dxa" w:w="1165"/>
           </w:tcPr>
           <w:p>
             <w:pPr>
@@ -720,7 +760,7 @@
         </w:tc>
         <w:tc>
           <w:tcPr>
-            <w:tcW w:type="dxa" w:w="7355"/>
+            <w:tcW w:type="dxa" w:w="4993"/>
           </w:tcPr>
           <w:p>
             <w:pPr>
@@ -734,6 +774,25 @@
                 <w:sz w:val="17"/>
               </w:rPr>
               <w:t>Welche Kurse setzt ein Zielkurs insgesamt voraus, über alle Stufen und ohne Duplikate?</w:t>
+            </w:r>
+          </w:p>
+        </w:tc>
+        <w:tc>
+          <w:tcPr>
+            <w:tcW w:type="dxa" w:w="2913"/>
+          </w:tcPr>
+          <w:p>
+            <w:pPr>
+              <w:keepNext/>
+              <w:spacing w:after="0"/>
+              <w:jc w:val="left"/>
+            </w:pPr>
+            <w:r>
+              <w:rPr>
+                <w:b w:val="0"/>
+                <w:sz w:val="17"/>
+              </w:rPr>
+              <w:t>Kurs</w:t>
             </w:r>
           </w:p>
         </w:tc>
@@ -744,7 +803,7 @@
         </w:trPr>
         <w:tc>
           <w:tcPr>
-            <w:tcW w:type="dxa" w:w="1716"/>
+            <w:tcW w:type="dxa" w:w="1165"/>
           </w:tcPr>
           <w:p>
             <w:pPr>
@@ -763,7 +822,7 @@
         </w:tc>
         <w:tc>
           <w:tcPr>
-            <w:tcW w:type="dxa" w:w="7355"/>
+            <w:tcW w:type="dxa" w:w="4993"/>
           </w:tcPr>
           <w:p>
             <w:pPr>
@@ -776,7 +835,26 @@
                 <w:b w:val="0"/>
                 <w:sz w:val="17"/>
               </w:rPr>
-              <w:t>Welche Kurse darf eine Person jetzt belegen?</w:t>
+              <w:t>Welche Kurse darf eine Person als Nächstes belegen, weil sie alle Vorkurse abgeschlossen und den Kurs selbst noch nicht belegt hat?</w:t>
+            </w:r>
+          </w:p>
+        </w:tc>
+        <w:tc>
+          <w:tcPr>
+            <w:tcW w:type="dxa" w:w="2913"/>
+          </w:tcPr>
+          <w:p>
+            <w:pPr>
+              <w:keepNext/>
+              <w:spacing w:after="0"/>
+              <w:jc w:val="left"/>
+            </w:pPr>
+            <w:r>
+              <w:rPr>
+                <w:b w:val="0"/>
+                <w:sz w:val="17"/>
+              </w:rPr>
+              <w:t>Lernende Person, Durchführung, Kurs</w:t>
             </w:r>
           </w:p>
         </w:tc>
@@ -787,7 +865,7 @@
         </w:trPr>
         <w:tc>
           <w:tcPr>
-            <w:tcW w:type="dxa" w:w="1716"/>
+            <w:tcW w:type="dxa" w:w="1165"/>
           </w:tcPr>
           <w:p>
             <w:pPr>
@@ -806,7 +884,7 @@
         </w:tc>
         <w:tc>
           <w:tcPr>
-            <w:tcW w:type="dxa" w:w="7355"/>
+            <w:tcW w:type="dxa" w:w="4993"/>
           </w:tcPr>
           <w:p>
             <w:pPr>
@@ -819,7 +897,26 @@
                 <w:b w:val="0"/>
                 <w:sz w:val="17"/>
               </w:rPr>
-              <w:t>Welche Vorkurse fehlen einer Person für einen Zielkurs, und wie viele Stunden sind das?</w:t>
+              <w:t>Welche Vorkurse fehlen einer Person für einen Zielkurs, und wie viele Stunden sind das? Laufende Belegungen zählen als fehlend</w:t>
+            </w:r>
+          </w:p>
+        </w:tc>
+        <w:tc>
+          <w:tcPr>
+            <w:tcW w:type="dxa" w:w="2913"/>
+          </w:tcPr>
+          <w:p>
+            <w:pPr>
+              <w:keepNext/>
+              <w:spacing w:after="0"/>
+              <w:jc w:val="left"/>
+            </w:pPr>
+            <w:r>
+              <w:rPr>
+                <w:b w:val="0"/>
+                <w:sz w:val="17"/>
+              </w:rPr>
+              <w:t>Lernende Person, Durchführung, Kurs</w:t>
             </w:r>
           </w:p>
         </w:tc>
@@ -830,7 +927,7 @@
         </w:trPr>
         <w:tc>
           <w:tcPr>
-            <w:tcW w:type="dxa" w:w="1716"/>
+            <w:tcW w:type="dxa" w:w="1165"/>
           </w:tcPr>
           <w:p>
             <w:pPr>
@@ -848,7 +945,7 @@
         </w:tc>
         <w:tc>
           <w:tcPr>
-            <w:tcW w:type="dxa" w:w="7355"/>
+            <w:tcW w:type="dxa" w:w="4993"/>
           </w:tcPr>
           <w:p>
             <w:pPr>
@@ -860,7 +957,25 @@
                 <w:b w:val="0"/>
                 <w:sz w:val="17"/>
               </w:rPr>
-              <w:t>Welche Durchführungen dieser Kurse finden in einem Semester an einem Standort in der Studienform der Person statt?</w:t>
+              <w:t>Welche Durchführungen der Kurse aus A-003 finden in einem Semester an einem Standort in der Studienform der Person statt, und wer unterrichtet sie?</w:t>
+            </w:r>
+          </w:p>
+        </w:tc>
+        <w:tc>
+          <w:tcPr>
+            <w:tcW w:type="dxa" w:w="2913"/>
+          </w:tcPr>
+          <w:p>
+            <w:pPr>
+              <w:spacing w:after="0"/>
+              <w:jc w:val="left"/>
+            </w:pPr>
+            <w:r>
+              <w:rPr>
+                <w:b w:val="0"/>
+                <w:sz w:val="17"/>
+              </w:rPr>
+              <w:t>alle sechs</w:t>
             </w:r>
           </w:p>
         </w:tc>
@@ -1446,7 +1561,7 @@
       <w:r>
         <w:drawing>
           <wp:inline xmlns:a="http://schemas.openxmlformats.org/drawingml/2006/main" xmlns:pic="http://schemas.openxmlformats.org/drawingml/2006/picture">
-            <wp:extent cx="5580000" cy="4132089"/>
+            <wp:extent cx="5580000" cy="3818925"/>
             <wp:docPr id="166964197" name="Picture 166964197"/>
             <wp:cNvGraphicFramePr>
               <a:graphicFrameLocks noChangeAspect="1"/>
@@ -1467,7 +1582,7 @@
                   <pic:spPr>
                     <a:xfrm>
                       <a:off x="0" y="0"/>
-                      <a:ext cx="5580000" cy="4132089"/>
+                      <a:ext cx="5580000" cy="3818925"/>
                     </a:xfrm>
                     <a:prstGeom prst="rect"/>
                   </pic:spPr>

--- a/docs/MC3_Bericht_Pulver_Urech.docx
+++ b/docs/MC3_Bericht_Pulver_Urech.docx
@@ -1218,71 +1218,11 @@
       </w:r>
     </w:p>
     <w:p>
-      <w:pPr>
-        <w:keepNext/>
-        <w:spacing w:after="40"/>
-      </w:pPr>
-      <w:r>
-        <w:rPr>
-          <w:b/>
-        </w:rPr>
-        <w:t>Andere NoSQL-Typen</w:t>
-      </w:r>
-    </w:p>
-    <w:p>
-      <w:pPr>
-        <w:pStyle w:val="Listenabsatz"/>
-        <w:numPr>
-          <w:ilvl w:val="0"/>
-          <w:numId w:val="1"/>
-        </w:numPr>
-      </w:pPr>
-      <w:r>
-        <w:rPr>
-          <w:b/>
-        </w:rPr>
-        <w:t>Dokument (MongoDB):</w:t>
-      </w:r>
-      <w:r>
-        <w:rPr>
-          <w:b w:val="0"/>
-        </w:rPr>
-        <w:t xml:space="preserve"> Ein Vorkurs gehört zu vielen Kursen. Eingebettet entstehen Duplikate. Als Referenz ist die mehrstufige Suche mit </w:t>
-      </w:r>
-      <w:r>
-        <w:rPr>
-          <w:rFonts w:ascii="Consolas" w:hAnsi="Consolas"/>
-          <w:b w:val="0"/>
-          <w:sz w:val="18"/>
-        </w:rPr>
-        <w:t>$graphLookup</w:t>
-      </w:r>
-      <w:r>
-        <w:rPr>
-          <w:b w:val="0"/>
-        </w:rPr>
-        <w:t xml:space="preserve"> möglich, die Kurse bleiben aber Dokumente ohne eigene Kanten</w:t>
-      </w:r>
-    </w:p>
-    <w:p>
-      <w:pPr>
-        <w:pStyle w:val="Listenabsatz"/>
-        <w:numPr>
-          <w:ilvl w:val="0"/>
-          <w:numId w:val="1"/>
-        </w:numPr>
-      </w:pPr>
-      <w:r>
-        <w:rPr>
-          <w:b/>
-        </w:rPr>
-        <w:t>Key-Value und Column Store:</w:t>
-      </w:r>
-      <w:r>
-        <w:rPr>
-          <w:b w:val="0"/>
-        </w:rPr>
-        <w:t xml:space="preserve"> Zugriff über Schlüssel, keine Abfrage, die Beziehungen über mehrere Stufen verfolgt</w:t>
+      <w:r>
+        <w:rPr>
+          <w:b w:val="0"/>
+        </w:rPr>
+        <w:t>Dokument-, Key-Value- und Column-Datenbanken passen weniger gut. Ein Vorkurs gehört zu vielen Kursen und würde eingebettet dupliziert, und mehrstufige Beziehungen sind dort nicht das zentrale Abfragemuster.</w:t>
       </w:r>
     </w:p>
     <w:p>
@@ -1309,7 +1249,7 @@
       <w:r>
         <w:drawing>
           <wp:inline xmlns:a="http://schemas.openxmlformats.org/drawingml/2006/main" xmlns:pic="http://schemas.openxmlformats.org/drawingml/2006/picture">
-            <wp:extent cx="5580000" cy="3727266"/>
+            <wp:extent cx="4680000" cy="3126094"/>
             <wp:docPr id="166964196" name="Picture 166964196"/>
             <wp:cNvGraphicFramePr>
               <a:graphicFrameLocks noChangeAspect="1"/>
@@ -1330,7 +1270,7 @@
                   <pic:spPr>
                     <a:xfrm>
                       <a:off x="0" y="0"/>
-                      <a:ext cx="5580000" cy="3727266"/>
+                      <a:ext cx="4680000" cy="3126094"/>
                     </a:xfrm>
                     <a:prstGeom prst="rect"/>
                   </pic:spPr>
@@ -1561,7 +1501,7 @@
       <w:r>
         <w:drawing>
           <wp:inline xmlns:a="http://schemas.openxmlformats.org/drawingml/2006/main" xmlns:pic="http://schemas.openxmlformats.org/drawingml/2006/picture">
-            <wp:extent cx="5580000" cy="3818925"/>
+            <wp:extent cx="5040000" cy="3449351"/>
             <wp:docPr id="166964197" name="Picture 166964197"/>
             <wp:cNvGraphicFramePr>
               <a:graphicFrameLocks noChangeAspect="1"/>
@@ -1582,7 +1522,7 @@
                   <pic:spPr>
                     <a:xfrm>
                       <a:off x="0" y="0"/>
-                      <a:ext cx="5580000" cy="3818925"/>
+                      <a:ext cx="5040000" cy="3449351"/>
                     </a:xfrm>
                     <a:prstGeom prst="rect"/>
                   </pic:spPr>
@@ -2638,328 +2578,46 @@
         <w:rPr>
           <w:b w:val="0"/>
         </w:rPr>
-        <w:t xml:space="preserve"> Prüfungen zu Abfragen, Integrität, Export und Import, Datenänderungen und Strukturänderungen. Die Prüfungen laufen in einer Transaktion und hinterlassen keine Änderungen. Auf PostgreSQL sind alle bestanden.</w:t>
-      </w:r>
-    </w:p>
-    <w:tbl>
-      <w:tblPr>
-        <w:tblStyle w:val="Tabellenraster"/>
-        <w:tblW w:type="auto" w:w="0"/>
-        <w:tblLayout w:type="fixed"/>
-        <w:tblLook w:firstColumn="1" w:firstRow="1" w:lastColumn="0" w:lastRow="0" w:noHBand="0" w:noVBand="1" w:val="04A0"/>
-      </w:tblPr>
-      <w:tblGrid>
-        <w:gridCol w:w="4413"/>
-        <w:gridCol w:w="4658"/>
-      </w:tblGrid>
-      <w:tr>
-        <w:trPr>
-          <w:cantSplit/>
-        </w:trPr>
-        <w:tc>
-          <w:tcPr>
-            <w:tcW w:type="dxa" w:w="4413"/>
-            <w:shd w:val="clear" w:color="auto" w:fill="DCE6F0"/>
-          </w:tcPr>
-          <w:p>
-            <w:pPr>
-              <w:keepNext/>
-              <w:spacing w:after="0"/>
-              <w:jc w:val="left"/>
-            </w:pPr>
-            <w:r>
-              <w:rPr>
-                <w:b/>
-                <w:sz w:val="17"/>
-              </w:rPr>
-              <w:t>Abfrage</w:t>
-            </w:r>
-          </w:p>
-        </w:tc>
-        <w:tc>
-          <w:tcPr>
-            <w:tcW w:type="dxa" w:w="4658"/>
-            <w:shd w:val="clear" w:color="auto" w:fill="DCE6F0"/>
-          </w:tcPr>
-          <w:p>
-            <w:pPr>
-              <w:keepNext/>
-              <w:spacing w:after="0"/>
-              <w:jc w:val="left"/>
-            </w:pPr>
-            <w:r>
-              <w:rPr>
-                <w:b/>
-                <w:sz w:val="17"/>
-              </w:rPr>
-              <w:t>Ergebnis</w:t>
-            </w:r>
-          </w:p>
-        </w:tc>
-      </w:tr>
-      <w:tr>
-        <w:trPr>
-          <w:cantSplit/>
-        </w:trPr>
-        <w:tc>
-          <w:tcPr>
-            <w:tcW w:type="dxa" w:w="4413"/>
-          </w:tcPr>
-          <w:p>
-            <w:pPr>
-              <w:keepNext/>
-              <w:spacing w:after="0"/>
-              <w:jc w:val="left"/>
-            </w:pPr>
-            <w:r>
-              <w:rPr>
-                <w:b w:val="0"/>
-                <w:sz w:val="17"/>
-              </w:rPr>
-              <w:t xml:space="preserve">A-001 für </w:t>
-            </w:r>
-            <w:r>
-              <w:rPr>
-                <w:rFonts w:ascii="Consolas" w:hAnsi="Consolas"/>
-                <w:b w:val="0"/>
-                <w:sz w:val="16"/>
-              </w:rPr>
-              <w:t>PROJ</w:t>
-            </w:r>
-          </w:p>
-        </w:tc>
-        <w:tc>
-          <w:tcPr>
-            <w:tcW w:type="dxa" w:w="4658"/>
-          </w:tcPr>
-          <w:p>
-            <w:pPr>
-              <w:keepNext/>
-              <w:spacing w:after="0"/>
-              <w:jc w:val="left"/>
-            </w:pPr>
-            <w:r>
-              <w:rPr>
-                <w:b w:val="0"/>
-                <w:sz w:val="17"/>
-              </w:rPr>
-              <w:t>DE, ML, NOSQL</w:t>
-            </w:r>
-          </w:p>
-        </w:tc>
-      </w:tr>
-      <w:tr>
-        <w:trPr>
-          <w:cantSplit/>
-        </w:trPr>
-        <w:tc>
-          <w:tcPr>
-            <w:tcW w:type="dxa" w:w="4413"/>
-          </w:tcPr>
-          <w:p>
-            <w:pPr>
-              <w:keepNext/>
-              <w:spacing w:after="0"/>
-              <w:jc w:val="left"/>
-            </w:pPr>
-            <w:r>
-              <w:rPr>
-                <w:b w:val="0"/>
-                <w:sz w:val="17"/>
-              </w:rPr>
-              <w:t xml:space="preserve">A-002 für </w:t>
-            </w:r>
-            <w:r>
-              <w:rPr>
-                <w:rFonts w:ascii="Consolas" w:hAnsi="Consolas"/>
-                <w:b w:val="0"/>
-                <w:sz w:val="16"/>
-              </w:rPr>
-              <w:t>PROJ</w:t>
-            </w:r>
-          </w:p>
-        </w:tc>
-        <w:tc>
-          <w:tcPr>
-            <w:tcW w:type="dxa" w:w="4658"/>
-          </w:tcPr>
-          <w:p>
-            <w:pPr>
-              <w:keepNext/>
-              <w:spacing w:after="0"/>
-              <w:jc w:val="left"/>
-            </w:pPr>
-            <w:r>
-              <w:rPr>
-                <w:b w:val="0"/>
-                <w:sz w:val="17"/>
-              </w:rPr>
-              <w:t>DE, EIN, ML, MOD, NOSQL, PY, SQL, STAT</w:t>
-            </w:r>
-          </w:p>
-        </w:tc>
-      </w:tr>
-      <w:tr>
-        <w:trPr>
-          <w:cantSplit/>
-        </w:trPr>
-        <w:tc>
-          <w:tcPr>
-            <w:tcW w:type="dxa" w:w="4413"/>
-          </w:tcPr>
-          <w:p>
-            <w:pPr>
-              <w:keepNext/>
-              <w:spacing w:after="0"/>
-              <w:jc w:val="left"/>
-            </w:pPr>
-            <w:r>
-              <w:rPr>
-                <w:b w:val="0"/>
-                <w:sz w:val="17"/>
-              </w:rPr>
-              <w:t>A-003 für Person 1</w:t>
-            </w:r>
-          </w:p>
-        </w:tc>
-        <w:tc>
-          <w:tcPr>
-            <w:tcW w:type="dxa" w:w="4658"/>
-          </w:tcPr>
-          <w:p>
-            <w:pPr>
-              <w:keepNext/>
-              <w:spacing w:after="0"/>
-              <w:jc w:val="left"/>
-            </w:pPr>
-            <w:r>
-              <w:rPr>
-                <w:b w:val="0"/>
-                <w:sz w:val="17"/>
-              </w:rPr>
-              <w:t>NOSQL, PY, STAT</w:t>
-            </w:r>
-          </w:p>
-        </w:tc>
-      </w:tr>
-      <w:tr>
-        <w:trPr>
-          <w:cantSplit/>
-        </w:trPr>
-        <w:tc>
-          <w:tcPr>
-            <w:tcW w:type="dxa" w:w="4413"/>
-          </w:tcPr>
-          <w:p>
-            <w:pPr>
-              <w:keepNext/>
-              <w:spacing w:after="0"/>
-              <w:jc w:val="left"/>
-            </w:pPr>
-            <w:r>
-              <w:rPr>
-                <w:b w:val="0"/>
-                <w:sz w:val="17"/>
-              </w:rPr>
-              <w:t xml:space="preserve">A-004 für </w:t>
-            </w:r>
-            <w:r>
-              <w:rPr>
-                <w:rFonts w:ascii="Consolas" w:hAnsi="Consolas"/>
-                <w:b w:val="0"/>
-                <w:sz w:val="16"/>
-              </w:rPr>
-              <w:t>PROJ</w:t>
-            </w:r>
-            <w:r>
-              <w:rPr>
-                <w:b w:val="0"/>
-                <w:sz w:val="17"/>
-              </w:rPr>
-              <w:t xml:space="preserve"> und Person 1</w:t>
-            </w:r>
-          </w:p>
-        </w:tc>
-        <w:tc>
-          <w:tcPr>
-            <w:tcW w:type="dxa" w:w="4658"/>
-          </w:tcPr>
-          <w:p>
-            <w:pPr>
-              <w:keepNext/>
-              <w:spacing w:after="0"/>
-              <w:jc w:val="left"/>
-            </w:pPr>
-            <w:r>
-              <w:rPr>
-                <w:b w:val="0"/>
-                <w:sz w:val="17"/>
-              </w:rPr>
-              <w:t xml:space="preserve">DE, ML, NOSQL, PY, STAT mit </w:t>
-            </w:r>
-            <w:r>
-              <w:rPr>
-                <w:b/>
-                <w:sz w:val="17"/>
-              </w:rPr>
-              <w:t>42</w:t>
-            </w:r>
-            <w:r>
-              <w:rPr>
-                <w:b w:val="0"/>
-                <w:sz w:val="17"/>
-              </w:rPr>
-              <w:t xml:space="preserve"> Stunden</w:t>
-            </w:r>
-          </w:p>
-        </w:tc>
-      </w:tr>
-      <w:tr>
-        <w:trPr>
-          <w:cantSplit/>
-        </w:trPr>
-        <w:tc>
-          <w:tcPr>
-            <w:tcW w:type="dxa" w:w="4413"/>
-          </w:tcPr>
-          <w:p>
-            <w:pPr>
-              <w:spacing w:after="0"/>
-              <w:jc w:val="left"/>
-            </w:pPr>
-            <w:r>
-              <w:rPr>
-                <w:b w:val="0"/>
-                <w:sz w:val="17"/>
-              </w:rPr>
-              <w:t>A-005 für Person 1, FS27, Standort 1</w:t>
-            </w:r>
-          </w:p>
-        </w:tc>
-        <w:tc>
-          <w:tcPr>
-            <w:tcW w:type="dxa" w:w="4658"/>
-          </w:tcPr>
-          <w:p>
-            <w:pPr>
-              <w:spacing w:after="0"/>
-              <w:jc w:val="left"/>
-            </w:pPr>
-            <w:r>
-              <w:rPr>
-                <w:b w:val="0"/>
-                <w:sz w:val="17"/>
-              </w:rPr>
-              <w:t>Durchführung 10 (NOSQL) und 12 (PY)</w:t>
-            </w:r>
-          </w:p>
-        </w:tc>
-      </w:tr>
-    </w:tbl>
-    <w:p>
-      <w:pPr>
-        <w:spacing w:after="0"/>
-      </w:pPr>
+        <w:t xml:space="preserve"> Prüfungen zu Abfragen, Integrität, Export und Import, Datenänderungen und Strukturänderungen. Die Prüfungen laufen in einer Transaktion und hinterlassen keine Änderungen. Auf PostgreSQL sind alle bestanden. Für Person 1 fehlen vor </w:t>
+      </w:r>
+      <w:r>
+        <w:rPr>
+          <w:rFonts w:ascii="Consolas" w:hAnsi="Consolas"/>
+          <w:b w:val="0"/>
+          <w:sz w:val="18"/>
+        </w:rPr>
+        <w:t>PROJ</w:t>
+      </w:r>
+      <w:r>
+        <w:rPr>
+          <w:b w:val="0"/>
+        </w:rPr>
+        <w:t xml:space="preserve"> zum Beispiel </w:t>
+      </w:r>
+      <w:r>
+        <w:rPr>
+          <w:b/>
+        </w:rPr>
+        <w:t>5</w:t>
+      </w:r>
+      <w:r>
+        <w:rPr>
+          <w:b w:val="0"/>
+        </w:rPr>
+        <w:t xml:space="preserve"> Vorkurse mit </w:t>
+      </w:r>
+      <w:r>
+        <w:rPr>
+          <w:b/>
+        </w:rPr>
+        <w:t>42</w:t>
+      </w:r>
+      <w:r>
+        <w:rPr>
+          <w:b w:val="0"/>
+        </w:rPr>
+        <w:t xml:space="preserve"> Stunden.</w:t>
+      </w:r>
     </w:p>
     <w:p>
       <w:pPr>
@@ -3224,7 +2882,7 @@
       <w:r>
         <w:drawing>
           <wp:inline xmlns:a="http://schemas.openxmlformats.org/drawingml/2006/main" xmlns:pic="http://schemas.openxmlformats.org/drawingml/2006/picture">
-            <wp:extent cx="5580000" cy="2319273"/>
+            <wp:extent cx="4320000" cy="1795567"/>
             <wp:docPr id="166964198" name="Picture 166964198"/>
             <wp:cNvGraphicFramePr>
               <a:graphicFrameLocks noChangeAspect="1"/>
@@ -3245,7 +2903,7 @@
                   <pic:spPr>
                     <a:xfrm>
                       <a:off x="0" y="0"/>
-                      <a:ext cx="5580000" cy="2319273"/>
+                      <a:ext cx="4320000" cy="1795567"/>
                     </a:xfrm>
                     <a:prstGeom prst="rect"/>
                   </pic:spPr>
@@ -4411,81 +4069,6 @@
     </w:p>
     <w:p>
       <w:pPr>
-        <w:keepNext/>
-        <w:spacing w:after="0" w:before="0" w:line="240" w:lineRule="auto"/>
-        <w:ind w:left="170"/>
-        <w:shd w:val="clear" w:color="auto" w:fill="F2F2F2"/>
-      </w:pPr>
-      <w:r>
-        <w:rPr>
-          <w:rFonts w:ascii="Consolas" w:hAnsi="Consolas"/>
-          <w:sz w:val="17"/>
-        </w:rPr>
-        <w:t>MATCH (:Course {id: $course})-[:REQUIRES*1..]-&gt;(p:Course)</w:t>
-      </w:r>
-    </w:p>
-    <w:p>
-      <w:pPr>
-        <w:keepNext/>
-        <w:spacing w:after="0" w:before="0" w:line="240" w:lineRule="auto"/>
-        <w:ind w:left="170"/>
-        <w:shd w:val="clear" w:color="auto" w:fill="F2F2F2"/>
-      </w:pPr>
-      <w:r>
-        <w:rPr>
-          <w:rFonts w:ascii="Consolas" w:hAnsi="Consolas"/>
-          <w:sz w:val="17"/>
-        </w:rPr>
-        <w:t>WITH DISTINCT p</w:t>
-      </w:r>
-    </w:p>
-    <w:p>
-      <w:pPr>
-        <w:keepNext/>
-        <w:spacing w:after="0" w:before="0" w:line="240" w:lineRule="auto"/>
-        <w:ind w:left="170"/>
-        <w:shd w:val="clear" w:color="auto" w:fill="F2F2F2"/>
-      </w:pPr>
-      <w:r>
-        <w:rPr>
-          <w:rFonts w:ascii="Consolas" w:hAnsi="Consolas"/>
-          <w:sz w:val="17"/>
-        </w:rPr>
-        <w:t>WHERE p.id &lt;&gt; $course</w:t>
-      </w:r>
-    </w:p>
-    <w:p>
-      <w:pPr>
-        <w:keepNext/>
-        <w:spacing w:after="0" w:before="0" w:line="240" w:lineRule="auto"/>
-        <w:ind w:left="170"/>
-        <w:shd w:val="clear" w:color="auto" w:fill="F2F2F2"/>
-      </w:pPr>
-      <w:r>
-        <w:rPr>
-          <w:rFonts w:ascii="Consolas" w:hAnsi="Consolas"/>
-          <w:sz w:val="17"/>
-        </w:rPr>
-        <w:t>RETURN p.id AS course_id, p.title AS title, p.hours AS hours</w:t>
-      </w:r>
-    </w:p>
-    <w:p>
-      <w:pPr>
-        <w:keepNext w:val="0"/>
-        <w:spacing w:after="160" w:before="0" w:line="240" w:lineRule="auto"/>
-        <w:ind w:left="170"/>
-        <w:shd w:val="clear" w:color="auto" w:fill="F2F2F2"/>
-      </w:pPr>
-      <w:r>
-        <w:rPr>
-          <w:rFonts w:ascii="Consolas" w:hAnsi="Consolas"/>
-          <w:sz w:val="17"/>
-        </w:rPr>
-        <w:t>ORDER BY course_id;</w:t>
-      </w:r>
-    </w:p>
-    <w:p>
-      <w:pPr>
         <w:pStyle w:val="berschrift1"/>
       </w:pPr>
       <w:r>
@@ -4958,20 +4541,6 @@
           <w:b w:val="0"/>
           <w:sz w:val="18"/>
         </w:rPr>
-        <w:t>course_run</w:t>
-      </w:r>
-      <w:r>
-        <w:rPr>
-          <w:b w:val="0"/>
-        </w:rPr>
-        <w:t xml:space="preserve">, </w:t>
-      </w:r>
-      <w:r>
-        <w:rPr>
-          <w:rFonts w:ascii="Consolas" w:hAnsi="Consolas"/>
-          <w:b w:val="0"/>
-          <w:sz w:val="18"/>
-        </w:rPr>
         <w:t>enrollment</w:t>
       </w:r>
       <w:r>
@@ -4991,69 +4560,6 @@
           <w:b w:val="0"/>
         </w:rPr>
         <w:t xml:space="preserve"> Personen, Person 1 hat die untere Hälfte der Stufen abgeschlossen</w:t>
-      </w:r>
-    </w:p>
-    <w:p>
-      <w:pPr>
-        <w:pStyle w:val="Listenabsatz"/>
-        <w:numPr>
-          <w:ilvl w:val="0"/>
-          <w:numId w:val="1"/>
-        </w:numPr>
-      </w:pPr>
-      <w:r>
-        <w:rPr>
-          <w:rFonts w:ascii="Consolas" w:hAnsi="Consolas"/>
-          <w:b w:val="0"/>
-          <w:sz w:val="18"/>
-        </w:rPr>
-        <w:t>semester</w:t>
-      </w:r>
-      <w:r>
-        <w:rPr>
-          <w:b w:val="0"/>
-        </w:rPr>
-        <w:t xml:space="preserve">, </w:t>
-      </w:r>
-      <w:r>
-        <w:rPr>
-          <w:rFonts w:ascii="Consolas" w:hAnsi="Consolas"/>
-          <w:b w:val="0"/>
-          <w:sz w:val="18"/>
-        </w:rPr>
-        <w:t>location</w:t>
-      </w:r>
-      <w:r>
-        <w:rPr>
-          <w:b w:val="0"/>
-        </w:rPr>
-        <w:t xml:space="preserve">, </w:t>
-      </w:r>
-      <w:r>
-        <w:rPr>
-          <w:rFonts w:ascii="Consolas" w:hAnsi="Consolas"/>
-          <w:b w:val="0"/>
-          <w:sz w:val="18"/>
-        </w:rPr>
-        <w:t>lecturer</w:t>
-      </w:r>
-      <w:r>
-        <w:rPr>
-          <w:b w:val="0"/>
-        </w:rPr>
-        <w:t xml:space="preserve">: je </w:t>
-      </w:r>
-      <w:r>
-        <w:rPr>
-          <w:b/>
-        </w:rPr>
-        <w:t>2</w:t>
-      </w:r>
-      <w:r>
-        <w:rPr>
-          <w:b w:val="0"/>
-        </w:rPr>
-        <w:t xml:space="preserve"> Einträge für gültige Durchführungen</w:t>
       </w:r>
     </w:p>
     <w:p>
@@ -5080,7 +4586,7 @@
         <w:rPr>
           <w:b w:val="0"/>
         </w:rPr>
-        <w:t>Datensatz erzeugen und in beide Datenbanken laden (</w:t>
+        <w:t>Datensatz erzeugen, in beide Datenbanken laden und K1 prüfen (</w:t>
       </w:r>
       <w:r>
         <w:rPr>
@@ -5107,9 +4613,27 @@
       </w:pPr>
       <w:r>
         <w:rPr>
-          <w:b w:val="0"/>
-        </w:rPr>
-        <w:t>K1 prüfen: Weichen die Ergebnisse ab, bricht die Messung ab</w:t>
+          <w:b/>
+        </w:rPr>
+        <w:t>5</w:t>
+      </w:r>
+      <w:r>
+        <w:rPr>
+          <w:b w:val="0"/>
+        </w:rPr>
+        <w:t xml:space="preserve"> Aufwärmläufe, danach </w:t>
+      </w:r>
+      <w:r>
+        <w:rPr>
+          <w:b/>
+        </w:rPr>
+        <w:t>20</w:t>
+      </w:r>
+      <w:r>
+        <w:rPr>
+          <w:b w:val="0"/>
+        </w:rPr>
+        <w:t xml:space="preserve"> gewertete Läufe pro Abfrage und Datenbank, Reihenfolge abwechselnd</w:t>
       </w:r>
     </w:p>
     <w:p>
@@ -5122,117 +4646,29 @@
       </w:pPr>
       <w:r>
         <w:rPr>
+          <w:b w:val="0"/>
+        </w:rPr>
+        <w:t>Zeit inklusive Ergebnisübertragung im Python-Client messen, Median im Notebook auswerten</w:t>
+      </w:r>
+    </w:p>
+    <w:p>
+      <w:r>
+        <w:rPr>
+          <w:b w:val="0"/>
+        </w:rPr>
+        <w:t xml:space="preserve">Beide Datenbanken laufen in Docker auf demselben Rechner. Der Median ist robust gegen einzelne Ausreisser, Abfragen über </w:t>
+      </w:r>
+      <w:r>
+        <w:rPr>
           <w:b/>
         </w:rPr>
-        <w:t>5</w:t>
-      </w:r>
-      <w:r>
-        <w:rPr>
-          <w:b w:val="0"/>
-        </w:rPr>
-        <w:t xml:space="preserve"> Aufwärmläufe, danach </w:t>
-      </w:r>
-      <w:r>
-        <w:rPr>
-          <w:b/>
-        </w:rPr>
-        <w:t>20</w:t>
-      </w:r>
-      <w:r>
-        <w:rPr>
-          <w:b w:val="0"/>
-        </w:rPr>
-        <w:t xml:space="preserve"> gewertete Läufe pro Abfrage und Datenbank, Reihenfolge abwechselnd</w:t>
-      </w:r>
-    </w:p>
-    <w:p>
-      <w:pPr>
-        <w:pStyle w:val="Listenabsatz"/>
-        <w:numPr>
-          <w:ilvl w:val="0"/>
-          <w:numId w:val="51"/>
-        </w:numPr>
-      </w:pPr>
-      <w:r>
-        <w:rPr>
-          <w:b w:val="0"/>
-        </w:rPr>
-        <w:t xml:space="preserve">Zeit inklusive Ergebnisübertragung mit </w:t>
-      </w:r>
-      <w:r>
-        <w:rPr>
-          <w:rFonts w:ascii="Consolas" w:hAnsi="Consolas"/>
-          <w:b w:val="0"/>
-          <w:sz w:val="18"/>
-        </w:rPr>
-        <w:t>perf_counter</w:t>
-      </w:r>
-      <w:r>
-        <w:rPr>
-          <w:b w:val="0"/>
-        </w:rPr>
-        <w:t xml:space="preserve"> im Python-Client messen</w:t>
-      </w:r>
-    </w:p>
-    <w:p>
-      <w:pPr>
-        <w:pStyle w:val="Listenabsatz"/>
-        <w:numPr>
-          <w:ilvl w:val="0"/>
-          <w:numId w:val="51"/>
-        </w:numPr>
-      </w:pPr>
-      <w:r>
-        <w:rPr>
-          <w:b w:val="0"/>
-        </w:rPr>
-        <w:t xml:space="preserve">Median und Quartile im Notebook </w:t>
-      </w:r>
-      <w:r>
-        <w:rPr>
-          <w:rFonts w:ascii="Consolas" w:hAnsi="Consolas"/>
-          <w:b w:val="0"/>
-          <w:sz w:val="18"/>
-        </w:rPr>
-        <w:t>comparison/benchmark.pct.py</w:t>
-      </w:r>
-      <w:r>
-        <w:rPr>
-          <w:b w:val="0"/>
-        </w:rPr>
-        <w:t xml:space="preserve"> auswerten</w:t>
-      </w:r>
-    </w:p>
-    <w:p>
-      <w:pPr>
-        <w:keepNext/>
-        <w:spacing w:after="40"/>
-      </w:pPr>
-      <w:r>
-        <w:rPr>
-          <w:b/>
-        </w:rPr>
-        <w:t>Begründung</w:t>
-      </w:r>
-    </w:p>
-    <w:p>
-      <w:r>
-        <w:rPr>
-          <w:b w:val="0"/>
-        </w:rPr>
-        <w:t xml:space="preserve">Beide Datenbanken laufen in Docker auf demselben Rechner und werden über ihren offiziellen Python-Treiber angesprochen. Der Median ist robust gegen einzelne Ausreisser durch Hintergrundprozesse. Abfragen über </w:t>
-      </w:r>
-      <w:r>
-        <w:rPr>
-          <w:b/>
-        </w:rPr>
         <w:t>120 s</w:t>
       </w:r>
       <w:r>
         <w:rPr>
           <w:b w:val="0"/>
         </w:rPr>
-        <w:t xml:space="preserve"> werden abgebrochen und als Timeout festgehalten.</w:t>
+        <w:t xml:space="preserve"> gelten als Timeout.</w:t>
       </w:r>
     </w:p>
     <w:p>
@@ -7652,7 +7088,7 @@
       <w:r>
         <w:drawing>
           <wp:inline xmlns:a="http://schemas.openxmlformats.org/drawingml/2006/main" xmlns:pic="http://schemas.openxmlformats.org/drawingml/2006/picture">
-            <wp:extent cx="5580000" cy="3550909"/>
+            <wp:extent cx="5040000" cy="3207273"/>
             <wp:docPr id="166964199" name="Picture 166964199"/>
             <wp:cNvGraphicFramePr>
               <a:graphicFrameLocks noChangeAspect="1"/>
@@ -7673,7 +7109,7 @@
                   <pic:spPr>
                     <a:xfrm>
                       <a:off x="0" y="0"/>
-                      <a:ext cx="5580000" cy="3550909"/>
+                      <a:ext cx="5040000" cy="3207273"/>
                     </a:xfrm>
                     <a:prstGeom prst="rect"/>
                   </pic:spPr>

--- a/docs/MC3_Bericht_Pulver_Urech.docx
+++ b/docs/MC3_Bericht_Pulver_Urech.docx
@@ -711,7 +711,7 @@
                 <w:b w:val="0"/>
                 <w:sz w:val="17"/>
               </w:rPr>
-              <w:t>Welche Kurse setzt ein Zielkurs direkt voraus?</w:t>
+              <w:t>Welche Kurse braucht man direkt, bevor man einen bestimmten Kurs besuchen darf?</w:t>
             </w:r>
           </w:p>
         </w:tc>
@@ -773,7 +773,7 @@
                 <w:b w:val="0"/>
                 <w:sz w:val="17"/>
               </w:rPr>
-              <w:t>Welche Kurse setzt ein Zielkurs insgesamt voraus, über alle Stufen und ohne Duplikate?</w:t>
+              <w:t>Welche Kurse braucht man insgesamt für einen Kurs, also auch die Vorkurse der Vorkurse? Jeder Kurs wird nur einmal genannt</w:t>
             </w:r>
           </w:p>
         </w:tc>
@@ -835,7 +835,7 @@
                 <w:b w:val="0"/>
                 <w:sz w:val="17"/>
               </w:rPr>
-              <w:t>Welche Kurse darf eine Person als Nächstes belegen, weil sie alle Vorkurse abgeschlossen und den Kurs selbst noch nicht belegt hat?</w:t>
+              <w:t>Welche Kurse kann eine Person jetzt neu beginnen, weil sie alle nötigen Vorkurse bestanden hat und den Kurs noch nicht besucht?</w:t>
             </w:r>
           </w:p>
         </w:tc>
@@ -897,7 +897,7 @@
                 <w:b w:val="0"/>
                 <w:sz w:val="17"/>
               </w:rPr>
-              <w:t>Welche Vorkurse fehlen einer Person für einen Zielkurs, und wie viele Stunden sind das? Laufende Belegungen zählen als fehlend</w:t>
+              <w:t>Was fehlt einer Person noch bis zu ihrem Zielkurs, und wie viele Stunden sind das? Ein Kurs, den sie gerade besucht, zählt noch als fehlend</w:t>
             </w:r>
           </w:p>
         </w:tc>
@@ -957,7 +957,7 @@
                 <w:b w:val="0"/>
                 <w:sz w:val="17"/>
               </w:rPr>
-              <w:t>Welche Durchführungen der Kurse aus A-003 finden in einem Semester an einem Standort in der Studienform der Person statt, und wer unterrichtet sie?</w:t>
+              <w:t>Wo und bei wem kann eine Person diese Kurse in einem bestimmten Semester an ihrem Standort und in ihrer Studienform (Voll- oder Teilzeit) besuchen?</w:t>
             </w:r>
           </w:p>
         </w:tc>
@@ -4703,11 +4703,11 @@
         <w:tblLook w:firstColumn="1" w:firstRow="1" w:lastColumn="0" w:lastRow="0" w:noHBand="0" w:noVBand="1" w:val="04A0"/>
       </w:tblPr>
       <w:tblGrid>
-        <w:gridCol w:w="1814"/>
-        <w:gridCol w:w="1613"/>
-        <w:gridCol w:w="2016"/>
-        <w:gridCol w:w="1613"/>
-        <w:gridCol w:w="2016"/>
+        <w:gridCol w:w="1218"/>
+        <w:gridCol w:w="4062"/>
+        <w:gridCol w:w="1354"/>
+        <w:gridCol w:w="1083"/>
+        <w:gridCol w:w="1354"/>
       </w:tblGrid>
       <w:tr>
         <w:trPr>
@@ -4715,7 +4715,7 @@
         </w:trPr>
         <w:tc>
           <w:tcPr>
-            <w:tcW w:type="dxa" w:w="1814"/>
+            <w:tcW w:type="dxa" w:w="1218"/>
             <w:shd w:val="clear" w:color="auto" w:fill="DCE6F0"/>
           </w:tcPr>
           <w:p>
@@ -4735,7 +4735,7 @@
         </w:tc>
         <w:tc>
           <w:tcPr>
-            <w:tcW w:type="dxa" w:w="1613"/>
+            <w:tcW w:type="dxa" w:w="4062"/>
             <w:shd w:val="clear" w:color="auto" w:fill="DCE6F0"/>
           </w:tcPr>
           <w:p>
@@ -4755,7 +4755,7 @@
         </w:tc>
         <w:tc>
           <w:tcPr>
-            <w:tcW w:type="dxa" w:w="2016"/>
+            <w:tcW w:type="dxa" w:w="1354"/>
             <w:shd w:val="clear" w:color="auto" w:fill="DCE6F0"/>
           </w:tcPr>
           <w:p>
@@ -4775,7 +4775,7 @@
         </w:tc>
         <w:tc>
           <w:tcPr>
-            <w:tcW w:type="dxa" w:w="1613"/>
+            <w:tcW w:type="dxa" w:w="1083"/>
             <w:shd w:val="clear" w:color="auto" w:fill="DCE6F0"/>
           </w:tcPr>
           <w:p>
@@ -4795,7 +4795,7 @@
         </w:tc>
         <w:tc>
           <w:tcPr>
-            <w:tcW w:type="dxa" w:w="2016"/>
+            <w:tcW w:type="dxa" w:w="1354"/>
             <w:shd w:val="clear" w:color="auto" w:fill="DCE6F0"/>
           </w:tcPr>
           <w:p>
@@ -4820,7 +4820,7 @@
         </w:trPr>
         <w:tc>
           <w:tcPr>
-            <w:tcW w:type="dxa" w:w="1814"/>
+            <w:tcW w:type="dxa" w:w="1218"/>
           </w:tcPr>
           <w:p>
             <w:pPr>
@@ -4839,7 +4839,7 @@
         </w:tc>
         <w:tc>
           <w:tcPr>
-            <w:tcW w:type="dxa" w:w="1613"/>
+            <w:tcW w:type="dxa" w:w="4062"/>
           </w:tcPr>
           <w:p>
             <w:pPr>
@@ -4852,13 +4852,13 @@
                 <w:b w:val="0"/>
                 <w:sz w:val="17"/>
               </w:rPr>
-              <w:t>13</w:t>
+              <w:t>Welche Kurse braucht man insgesamt für einen Kurs, also auch die Vorkurse der Vorkurse? Jeder Kurs wird nur einmal genannt</w:t>
             </w:r>
           </w:p>
         </w:tc>
         <w:tc>
           <w:tcPr>
-            <w:tcW w:type="dxa" w:w="2016"/>
+            <w:tcW w:type="dxa" w:w="1354"/>
           </w:tcPr>
           <w:p>
             <w:pPr>
@@ -4877,7 +4877,7 @@
         </w:tc>
         <w:tc>
           <w:tcPr>
-            <w:tcW w:type="dxa" w:w="1613"/>
+            <w:tcW w:type="dxa" w:w="1083"/>
           </w:tcPr>
           <w:p>
             <w:pPr>
@@ -4896,7 +4896,7 @@
         </w:tc>
         <w:tc>
           <w:tcPr>
-            <w:tcW w:type="dxa" w:w="2016"/>
+            <w:tcW w:type="dxa" w:w="1354"/>
           </w:tcPr>
           <w:p>
             <w:pPr>
@@ -4920,7 +4920,7 @@
         </w:trPr>
         <w:tc>
           <w:tcPr>
-            <w:tcW w:type="dxa" w:w="1814"/>
+            <w:tcW w:type="dxa" w:w="1218"/>
           </w:tcPr>
           <w:p>
             <w:pPr>
@@ -4939,7 +4939,7 @@
         </w:tc>
         <w:tc>
           <w:tcPr>
-            <w:tcW w:type="dxa" w:w="1613"/>
+            <w:tcW w:type="dxa" w:w="4062"/>
           </w:tcPr>
           <w:p>
             <w:pPr>
@@ -4952,13 +4952,13 @@
                 <w:b w:val="0"/>
                 <w:sz w:val="17"/>
               </w:rPr>
-              <w:t>29</w:t>
+              <w:t>Welche Kurse kann eine Person jetzt neu beginnen, weil sie alle nötigen Vorkurse bestanden hat und den Kurs noch nicht besucht?</w:t>
             </w:r>
           </w:p>
         </w:tc>
         <w:tc>
           <w:tcPr>
-            <w:tcW w:type="dxa" w:w="2016"/>
+            <w:tcW w:type="dxa" w:w="1354"/>
           </w:tcPr>
           <w:p>
             <w:pPr>
@@ -4977,7 +4977,7 @@
         </w:tc>
         <w:tc>
           <w:tcPr>
-            <w:tcW w:type="dxa" w:w="1613"/>
+            <w:tcW w:type="dxa" w:w="1083"/>
           </w:tcPr>
           <w:p>
             <w:pPr>
@@ -4996,7 +4996,7 @@
         </w:tc>
         <w:tc>
           <w:tcPr>
-            <w:tcW w:type="dxa" w:w="2016"/>
+            <w:tcW w:type="dxa" w:w="1354"/>
           </w:tcPr>
           <w:p>
             <w:pPr>
@@ -5020,7 +5020,7 @@
         </w:trPr>
         <w:tc>
           <w:tcPr>
-            <w:tcW w:type="dxa" w:w="1814"/>
+            <w:tcW w:type="dxa" w:w="1218"/>
           </w:tcPr>
           <w:p>
             <w:pPr>
@@ -5039,7 +5039,7 @@
         </w:tc>
         <w:tc>
           <w:tcPr>
-            <w:tcW w:type="dxa" w:w="1613"/>
+            <w:tcW w:type="dxa" w:w="4062"/>
           </w:tcPr>
           <w:p>
             <w:pPr>
@@ -5052,13 +5052,13 @@
                 <w:b w:val="0"/>
                 <w:sz w:val="17"/>
               </w:rPr>
-              <w:t>22</w:t>
+              <w:t>Was fehlt einer Person noch bis zu ihrem Zielkurs, und wie viele Stunden sind das? Ein Kurs, den sie gerade besucht, zählt noch als fehlend</w:t>
             </w:r>
           </w:p>
         </w:tc>
         <w:tc>
           <w:tcPr>
-            <w:tcW w:type="dxa" w:w="2016"/>
+            <w:tcW w:type="dxa" w:w="1354"/>
           </w:tcPr>
           <w:p>
             <w:pPr>
@@ -5077,7 +5077,7 @@
         </w:tc>
         <w:tc>
           <w:tcPr>
-            <w:tcW w:type="dxa" w:w="1613"/>
+            <w:tcW w:type="dxa" w:w="1083"/>
           </w:tcPr>
           <w:p>
             <w:pPr>
@@ -5096,7 +5096,7 @@
         </w:tc>
         <w:tc>
           <w:tcPr>
-            <w:tcW w:type="dxa" w:w="2016"/>
+            <w:tcW w:type="dxa" w:w="1354"/>
           </w:tcPr>
           <w:p>
             <w:pPr>
@@ -5120,7 +5120,7 @@
         </w:trPr>
         <w:tc>
           <w:tcPr>
-            <w:tcW w:type="dxa" w:w="1814"/>
+            <w:tcW w:type="dxa" w:w="1218"/>
           </w:tcPr>
           <w:p>
             <w:pPr>
@@ -5138,7 +5138,7 @@
         </w:tc>
         <w:tc>
           <w:tcPr>
-            <w:tcW w:type="dxa" w:w="1613"/>
+            <w:tcW w:type="dxa" w:w="4062"/>
           </w:tcPr>
           <w:p>
             <w:pPr>
@@ -5150,13 +5150,13 @@
                 <w:b w:val="0"/>
                 <w:sz w:val="17"/>
               </w:rPr>
-              <w:t>38</w:t>
+              <w:t>Wo und bei wem kann eine Person diese Kurse in einem bestimmten Semester an ihrem Standort und in ihrer Studienform (Voll- oder Teilzeit) besuchen?</w:t>
             </w:r>
           </w:p>
         </w:tc>
         <w:tc>
           <w:tcPr>
-            <w:tcW w:type="dxa" w:w="2016"/>
+            <w:tcW w:type="dxa" w:w="1354"/>
           </w:tcPr>
           <w:p>
             <w:pPr>
@@ -5174,7 +5174,7 @@
         </w:tc>
         <w:tc>
           <w:tcPr>
-            <w:tcW w:type="dxa" w:w="1613"/>
+            <w:tcW w:type="dxa" w:w="1083"/>
           </w:tcPr>
           <w:p>
             <w:pPr>
@@ -5192,7 +5192,7 @@
         </w:tc>
         <w:tc>
           <w:tcPr>
-            <w:tcW w:type="dxa" w:w="2016"/>
+            <w:tcW w:type="dxa" w:w="1354"/>
           </w:tcPr>
           <w:p>
             <w:pPr>

--- a/docs/MC3_Bericht_Pulver_Urech.docx
+++ b/docs/MC3_Bericht_Pulver_Urech.docx
@@ -604,9 +604,9 @@
         <w:tblLook w:firstColumn="1" w:firstRow="1" w:lastColumn="0" w:lastRow="0" w:noHBand="0" w:noVBand="1" w:val="04A0"/>
       </w:tblPr>
       <w:tblGrid>
-        <w:gridCol w:w="1165"/>
-        <w:gridCol w:w="4993"/>
-        <w:gridCol w:w="2913"/>
+        <w:gridCol w:w="948"/>
+        <w:gridCol w:w="4062"/>
+        <w:gridCol w:w="4062"/>
       </w:tblGrid>
       <w:tr>
         <w:trPr>
@@ -614,7 +614,7 @@
         </w:trPr>
         <w:tc>
           <w:tcPr>
-            <w:tcW w:type="dxa" w:w="1165"/>
+            <w:tcW w:type="dxa" w:w="948"/>
             <w:shd w:val="clear" w:color="auto" w:fill="DCE6F0"/>
           </w:tcPr>
           <w:p>
@@ -634,7 +634,7 @@
         </w:tc>
         <w:tc>
           <w:tcPr>
-            <w:tcW w:type="dxa" w:w="4993"/>
+            <w:tcW w:type="dxa" w:w="4062"/>
             <w:shd w:val="clear" w:color="auto" w:fill="DCE6F0"/>
           </w:tcPr>
           <w:p>
@@ -654,7 +654,7 @@
         </w:tc>
         <w:tc>
           <w:tcPr>
-            <w:tcW w:type="dxa" w:w="2913"/>
+            <w:tcW w:type="dxa" w:w="4062"/>
             <w:shd w:val="clear" w:color="auto" w:fill="DCE6F0"/>
           </w:tcPr>
           <w:p>
@@ -668,7 +668,7 @@
                 <w:b/>
                 <w:sz w:val="17"/>
               </w:rPr>
-              <w:t>Beteiligte Entitäten</w:t>
+              <w:t>Beispiel</w:t>
             </w:r>
           </w:p>
         </w:tc>
@@ -679,7 +679,7 @@
         </w:trPr>
         <w:tc>
           <w:tcPr>
-            <w:tcW w:type="dxa" w:w="1165"/>
+            <w:tcW w:type="dxa" w:w="948"/>
           </w:tcPr>
           <w:p>
             <w:pPr>
@@ -698,7 +698,7 @@
         </w:tc>
         <w:tc>
           <w:tcPr>
-            <w:tcW w:type="dxa" w:w="4993"/>
+            <w:tcW w:type="dxa" w:w="4062"/>
           </w:tcPr>
           <w:p>
             <w:pPr>
@@ -711,13 +711,13 @@
                 <w:b w:val="0"/>
                 <w:sz w:val="17"/>
               </w:rPr>
-              <w:t>Welche Kurse braucht man direkt, bevor man einen bestimmten Kurs besuchen darf?</w:t>
+              <w:t>Welche Kurse sind als Voraussetzung eines Kurses eingetragen?</w:t>
             </w:r>
           </w:p>
         </w:tc>
         <w:tc>
           <w:tcPr>
-            <w:tcW w:type="dxa" w:w="2913"/>
+            <w:tcW w:type="dxa" w:w="4062"/>
           </w:tcPr>
           <w:p>
             <w:pPr>
@@ -730,7 +730,7 @@
                 <w:b w:val="0"/>
                 <w:sz w:val="17"/>
               </w:rPr>
-              <w:t>Kurs</w:t>
+              <w:t>ML: ALGEBRA, ANALYSIS, EDA, PYTHON</w:t>
             </w:r>
           </w:p>
         </w:tc>
@@ -741,7 +741,7 @@
         </w:trPr>
         <w:tc>
           <w:tcPr>
-            <w:tcW w:type="dxa" w:w="1165"/>
+            <w:tcW w:type="dxa" w:w="948"/>
           </w:tcPr>
           <w:p>
             <w:pPr>
@@ -760,7 +760,7 @@
         </w:tc>
         <w:tc>
           <w:tcPr>
-            <w:tcW w:type="dxa" w:w="4993"/>
+            <w:tcW w:type="dxa" w:w="4062"/>
           </w:tcPr>
           <w:p>
             <w:pPr>
@@ -773,13 +773,13 @@
                 <w:b w:val="0"/>
                 <w:sz w:val="17"/>
               </w:rPr>
-              <w:t>Welche Kurse braucht man insgesamt für einen Kurs, also auch die Vorkurse der Vorkurse? Jeder Kurs wird nur einmal genannt</w:t>
+              <w:t>Welche Kurse muss man insgesamt abschliessen, bevor man einen Kurs beginnen kann?</w:t>
             </w:r>
           </w:p>
         </w:tc>
         <w:tc>
           <w:tcPr>
-            <w:tcW w:type="dxa" w:w="2913"/>
+            <w:tcW w:type="dxa" w:w="4062"/>
           </w:tcPr>
           <w:p>
             <w:pPr>
@@ -792,7 +792,7 @@
                 <w:b w:val="0"/>
                 <w:sz w:val="17"/>
               </w:rPr>
-              <w:t>Kurs</w:t>
+              <w:t>ML: zusätzlich BASICS und SQL, also 6 Kurse</w:t>
             </w:r>
           </w:p>
         </w:tc>
@@ -803,7 +803,7 @@
         </w:trPr>
         <w:tc>
           <w:tcPr>
-            <w:tcW w:type="dxa" w:w="1165"/>
+            <w:tcW w:type="dxa" w:w="948"/>
           </w:tcPr>
           <w:p>
             <w:pPr>
@@ -822,7 +822,7 @@
         </w:tc>
         <w:tc>
           <w:tcPr>
-            <w:tcW w:type="dxa" w:w="4993"/>
+            <w:tcW w:type="dxa" w:w="4062"/>
           </w:tcPr>
           <w:p>
             <w:pPr>
@@ -835,13 +835,13 @@
                 <w:b w:val="0"/>
                 <w:sz w:val="17"/>
               </w:rPr>
-              <w:t>Welche Kurse kann eine Person jetzt neu beginnen, weil sie alle nötigen Vorkurse bestanden hat und den Kurs noch nicht besucht?</w:t>
+              <w:t>Welche Kurse kann eine Person als Nächstes beginnen?</w:t>
             </w:r>
           </w:p>
         </w:tc>
         <w:tc>
           <w:tcPr>
-            <w:tcW w:type="dxa" w:w="2913"/>
+            <w:tcW w:type="dxa" w:w="4062"/>
           </w:tcPr>
           <w:p>
             <w:pPr>
@@ -854,7 +854,7 @@
                 <w:b w:val="0"/>
                 <w:sz w:val="17"/>
               </w:rPr>
-              <w:t>Lernende Person, Durchführung, Kurs</w:t>
+              <w:t>Student A: ALGEBRA, DB_MODELING, PYTHON</w:t>
             </w:r>
           </w:p>
         </w:tc>
@@ -865,7 +865,7 @@
         </w:trPr>
         <w:tc>
           <w:tcPr>
-            <w:tcW w:type="dxa" w:w="1165"/>
+            <w:tcW w:type="dxa" w:w="948"/>
           </w:tcPr>
           <w:p>
             <w:pPr>
@@ -884,7 +884,7 @@
         </w:tc>
         <w:tc>
           <w:tcPr>
-            <w:tcW w:type="dxa" w:w="4993"/>
+            <w:tcW w:type="dxa" w:w="4062"/>
           </w:tcPr>
           <w:p>
             <w:pPr>
@@ -897,13 +897,13 @@
                 <w:b w:val="0"/>
                 <w:sz w:val="17"/>
               </w:rPr>
-              <w:t>Was fehlt einer Person noch bis zu ihrem Zielkurs, und wie viele Stunden sind das? Ein Kurs, den sie gerade besucht, zählt noch als fehlend</w:t>
+              <w:t>Welche Kurse fehlen einer Person noch für einen Zielkurs, und wie viele Stunden sind das?</w:t>
             </w:r>
           </w:p>
         </w:tc>
         <w:tc>
           <w:tcPr>
-            <w:tcW w:type="dxa" w:w="2913"/>
+            <w:tcW w:type="dxa" w:w="4062"/>
           </w:tcPr>
           <w:p>
             <w:pPr>
@@ -916,7 +916,7 @@
                 <w:b w:val="0"/>
                 <w:sz w:val="17"/>
               </w:rPr>
-              <w:t>Lernende Person, Durchführung, Kurs</w:t>
+              <w:t>Student A und ML: 4 Kurse, 26 Stunden</w:t>
             </w:r>
           </w:p>
         </w:tc>
@@ -927,7 +927,7 @@
         </w:trPr>
         <w:tc>
           <w:tcPr>
-            <w:tcW w:type="dxa" w:w="1165"/>
+            <w:tcW w:type="dxa" w:w="948"/>
           </w:tcPr>
           <w:p>
             <w:pPr>
@@ -945,7 +945,7 @@
         </w:tc>
         <w:tc>
           <w:tcPr>
-            <w:tcW w:type="dxa" w:w="4993"/>
+            <w:tcW w:type="dxa" w:w="4062"/>
           </w:tcPr>
           <w:p>
             <w:pPr>
@@ -957,13 +957,13 @@
                 <w:b w:val="0"/>
                 <w:sz w:val="17"/>
               </w:rPr>
-              <w:t>Wo und bei wem kann eine Person diese Kurse in einem bestimmten Semester an ihrem Standort und in ihrer Studienform (Voll- oder Teilzeit) besuchen?</w:t>
+              <w:t>Wann, wo und bei wem kann eine Person diese Kurse besuchen?</w:t>
             </w:r>
           </w:p>
         </w:tc>
         <w:tc>
           <w:tcPr>
-            <w:tcW w:type="dxa" w:w="2913"/>
+            <w:tcW w:type="dxa" w:w="4062"/>
           </w:tcPr>
           <w:p>
             <w:pPr>
@@ -975,7 +975,7 @@
                 <w:b w:val="0"/>
                 <w:sz w:val="17"/>
               </w:rPr>
-              <w:t>alle sechs</w:t>
+              <w:t>Student A, FS27, Brugg-Windisch: ALGEBRA bei S. Huber, DB_MODELING bei M. Frei, PYTHON bei T. Brunner</w:t>
             </w:r>
           </w:p>
         </w:tc>
@@ -2191,7 +2191,7 @@
         <w:rPr>
           <w:b/>
         </w:rPr>
-        <w:t>8</w:t>
+        <w:t>7</w:t>
       </w:r>
       <w:r>
         <w:rPr>
@@ -2203,7 +2203,7 @@
         <w:rPr>
           <w:b/>
         </w:rPr>
-        <w:t>7</w:t>
+        <w:t>6</w:t>
       </w:r>
       <w:r>
         <w:rPr>
@@ -2578,7 +2578,7 @@
         <w:rPr>
           <w:b w:val="0"/>
         </w:rPr>
-        <w:t xml:space="preserve"> Prüfungen zu Abfragen, Integrität, Export und Import, Datenänderungen und Strukturänderungen. Die Prüfungen laufen in einer Transaktion und hinterlassen keine Änderungen. Auf PostgreSQL sind alle bestanden. Für Person 1 fehlen vor </w:t>
+        <w:t xml:space="preserve"> Prüfungen zu Abfragen, Integrität, Export und Import, Datenänderungen und Strukturänderungen. Die Prüfungen laufen in einer Transaktion und hinterlassen keine Änderungen. Auf PostgreSQL sind alle bestanden. Student A fehlen für </w:t>
       </w:r>
       <w:r>
         <w:rPr>
@@ -2586,7 +2586,7 @@
           <w:b w:val="0"/>
           <w:sz w:val="18"/>
         </w:rPr>
-        <w:t>PROJ</w:t>
+        <w:t>ML</w:t>
       </w:r>
       <w:r>
         <w:rPr>
@@ -2598,19 +2598,19 @@
         <w:rPr>
           <w:b/>
         </w:rPr>
-        <w:t>5</w:t>
-      </w:r>
-      <w:r>
-        <w:rPr>
-          <w:b w:val="0"/>
-        </w:rPr>
-        <w:t xml:space="preserve"> Vorkurse mit </w:t>
+        <w:t>4</w:t>
+      </w:r>
+      <w:r>
+        <w:rPr>
+          <w:b w:val="0"/>
+        </w:rPr>
+        <w:t xml:space="preserve"> Kurse mit </w:t>
       </w:r>
       <w:r>
         <w:rPr>
           <w:b/>
         </w:rPr>
-        <w:t>42</w:t>
+        <w:t>26</w:t>
       </w:r>
       <w:r>
         <w:rPr>
@@ -2659,13 +2659,13 @@
         <w:rPr>
           <w:b w:val="0"/>
         </w:rPr>
-        <w:t>Die laufende Belegung von Person 3 in SQL zählt bei A-004 als fehlend (</w:t>
+        <w:t>Die laufende Belegung von Student C in PYTHON zählt bei A-004 als fehlend (</w:t>
       </w:r>
       <w:r>
         <w:rPr>
           <w:b/>
         </w:rPr>
-        <w:t>56</w:t>
+        <w:t>34</w:t>
       </w:r>
       <w:r>
         <w:rPr>
@@ -2677,7 +2677,7 @@
         <w:rPr>
           <w:b/>
         </w:rPr>
-        <w:t>48</w:t>
+        <w:t>26</w:t>
       </w:r>
       <w:r>
         <w:rPr>
@@ -2698,7 +2698,7 @@
         <w:rPr>
           <w:b w:val="0"/>
         </w:rPr>
-        <w:t>A-005 filtert nach Studienform. Person 2 (Teilzeit) erhält in FS27 in Olten nur MOD</w:t>
+        <w:t>A-005 berücksichtigt Studienform und Voraussetzungen. Student B (Teilzeit) erhält in FS27 in Olten ANALYSIS und SQL, aber nicht DB_MODELING, weil SQL noch fehlt</w:t>
       </w:r>
     </w:p>
     <w:p>
@@ -5150,7 +5150,7 @@
                 <w:b w:val="0"/>
                 <w:sz w:val="17"/>
               </w:rPr>
-              <w:t>Wo und bei wem kann eine Person diese Kurse in einem bestimmten Semester an ihrem Standort und in ihrer Studienform (Voll- oder Teilzeit) besuchen?</w:t>
+              <w:t>Wo und bei wem kann eine Person ihre nächsten Kurse aus A-003 in einem bestimmten Semester besuchen, passend zu ihrem Standort und ihrer Studienform (Voll- oder Teilzeit)?</w:t>
             </w:r>
           </w:p>
         </w:tc>

--- a/docs/MC3_Bericht_Pulver_Urech.docx
+++ b/docs/MC3_Bericht_Pulver_Urech.docx
@@ -191,7 +191,7 @@
                                         <w:szCs w:val="72"/>
                                         <w:lang w:val="en-US"/>
                                       </w:rPr>
-                                      <w:t>Lernpfadplanung mit PostgreSQL und Neo4j</w:t>
+                                      <w:t>Lernpfadplanung</w:t>
                                     </w:r>
                                   </w:sdtContent>
                                 </w:sdt>
@@ -240,7 +240,7 @@
                                         <w:szCs w:val="28"/>
                                         <w:lang w:val="en-US"/>
                                       </w:rPr>
-                                      <w:t>DDI · Mini-Challenge 3 · HS26</w:t>
+                                      <w:t>mit PostgreSQL und Neo4j · DDI Mini-Challenge 3 · HS26</w:t>
                                     </w:r>
                                     <w:r>
                                       <w:rPr>
@@ -366,7 +366,7 @@
                                   <w:szCs w:val="72"/>
                                   <w:lang w:val="en-US"/>
                                 </w:rPr>
-                                <w:t>Lernpfadplanung mit PostgreSQL und Neo4j</w:t>
+                                <w:t>Lernpfadplanung</w:t>
                               </w:r>
                             </w:sdtContent>
                           </w:sdt>
@@ -415,7 +415,7 @@
                                   <w:szCs w:val="28"/>
                                   <w:lang w:val="en-US"/>
                                 </w:rPr>
-                                <w:t>DDI · Mini-Challenge 3 · HS26</w:t>
+                                <w:t>mit PostgreSQL und Neo4j · DDI Mini-Challenge 3 · HS26</w:t>
                               </w:r>
                               <w:r>
                                 <w:rPr>
@@ -582,6 +582,7 @@
     <w:p>
       <w:pPr>
         <w:pStyle w:val="berschrift1"/>
+        <w:keepNext/>
         <w:pageBreakBefore/>
       </w:pPr>
       <w:r>
@@ -593,7 +594,7 @@
         <w:rPr>
           <w:b w:val="0"/>
         </w:rPr>
-        <w:t>Ein Weiterbildungsanbieter will Lernenden zeigen, welche Kurse sie als Nächstes besuchen können, was ihnen für ein Ziel noch fehlt und wann und wo die passenden Kurse stattfinden. Viele Kurse setzen andere voraus, oft über mehrere Stufen. Ein Kurs wird mehrmals durchgeführt, jeweils in einem Semester, an einem Standort, mit einer Lehrperson und in Vollzeit oder Teilzeit.</w:t>
+        <w:t>Ein Weiterbildungsanbieter für Data Science will Studierenden zeigen, welche Kurse sie als Nächstes belegen können, was ihnen für ein Ziel noch fehlt und wo und bei wem die Kurse stattfinden. Kurse setzen andere Kurse voraus, oft über mehrere Stufen. Jeder Kurs wird mehrmals durchgeführt, jeweils in einem Semester, an einem Standort, mit einer Lehrperson und in Vollzeit oder Teilzeit.</w:t>
       </w:r>
     </w:p>
     <w:tbl>
@@ -711,7 +712,7 @@
                 <w:b w:val="0"/>
                 <w:sz w:val="17"/>
               </w:rPr>
-              <w:t>Welche Kurse sind als Voraussetzung eines Kurses eingetragen?</w:t>
+              <w:t>Welche Kurse müssen über alle Stufen abgeschlossen sein, um Kurs X belegen zu können?</w:t>
             </w:r>
           </w:p>
         </w:tc>
@@ -730,7 +731,7 @@
                 <w:b w:val="0"/>
                 <w:sz w:val="17"/>
               </w:rPr>
-              <w:t>ML: ALGEBRA, ANALYSIS, EDA, PYTHON</w:t>
+              <w:t>ML: ALGEBRA, ANALYSIS, BASICS, EDA, PYTHON, SQL</w:t>
             </w:r>
           </w:p>
         </w:tc>
@@ -773,7 +774,7 @@
                 <w:b w:val="0"/>
                 <w:sz w:val="17"/>
               </w:rPr>
-              <w:t>Welche Kurse muss man insgesamt abschliessen, bevor man einen Kurs beginnen kann?</w:t>
+              <w:t>Welche Kurse darf eine Person laut ihren Abschlüssen als Nächstes belegen?</w:t>
             </w:r>
           </w:p>
         </w:tc>
@@ -792,7 +793,7 @@
                 <w:b w:val="0"/>
                 <w:sz w:val="17"/>
               </w:rPr>
-              <w:t>ML: zusätzlich BASICS und SQL, also 6 Kurse</w:t>
+              <w:t>Student A: ALGEBRA, DB_MODELING, PYTHON</w:t>
             </w:r>
           </w:p>
         </w:tc>
@@ -835,7 +836,7 @@
                 <w:b w:val="0"/>
                 <w:sz w:val="17"/>
               </w:rPr>
-              <w:t>Welche Kurse kann eine Person als Nächstes beginnen?</w:t>
+              <w:t>Welche Kurse fehlen einer Person noch für Kurs X?</w:t>
             </w:r>
           </w:p>
         </w:tc>
@@ -854,7 +855,7 @@
                 <w:b w:val="0"/>
                 <w:sz w:val="17"/>
               </w:rPr>
-              <w:t>Student A: ALGEBRA, DB_MODELING, PYTHON</w:t>
+              <w:t>Student A, ML: ALGEBRA, ANALYSIS, EDA, PYTHON</w:t>
             </w:r>
           </w:p>
         </w:tc>
@@ -897,7 +898,7 @@
                 <w:b w:val="0"/>
                 <w:sz w:val="17"/>
               </w:rPr>
-              <w:t>Welche Kurse fehlen einer Person noch für einen Zielkurs, und wie viele Stunden sind das?</w:t>
+              <w:t>Wo und bei wem kann eine Person Kurs X im Semester Y besuchen?</w:t>
             </w:r>
           </w:p>
         </w:tc>
@@ -916,7 +917,7 @@
                 <w:b w:val="0"/>
                 <w:sz w:val="17"/>
               </w:rPr>
-              <w:t>Student A und ML: 4 Kurse, 26 Stunden</w:t>
+              <w:t>Student A, PYTHON, Frühlingssemester 2027: Brugg-Windisch bei T. Brunner</w:t>
             </w:r>
           </w:p>
         </w:tc>
@@ -957,7 +958,7 @@
                 <w:b w:val="0"/>
                 <w:sz w:val="17"/>
               </w:rPr>
-              <w:t>Wann, wo und bei wem kann eine Person diese Kurse besuchen?</w:t>
+              <w:t>Welche Kurse unterrichtet eine Lehrperson im Semester Y?</w:t>
             </w:r>
           </w:p>
         </w:tc>
@@ -975,7 +976,7 @@
                 <w:b w:val="0"/>
                 <w:sz w:val="17"/>
               </w:rPr>
-              <w:t>Student A, FS27, Brugg-Windisch: ALGEBRA bei S. Huber, DB_MODELING bei M. Frei, PYTHON bei T. Brunner</w:t>
+              <w:t>M. Frei, Frühlingssemester 2027: DB_MODELING und NOSQL in Brugg-Windisch, DB_MODELING und SQL in Olten</w:t>
             </w:r>
           </w:p>
         </w:tc>
@@ -985,6 +986,18 @@
       <w:pPr>
         <w:spacing w:after="0"/>
       </w:pPr>
+    </w:p>
+    <w:p>
+      <w:pPr>
+        <w:keepNext/>
+        <w:spacing w:after="40"/>
+      </w:pPr>
+      <w:r>
+        <w:rPr>
+          <w:b/>
+        </w:rPr>
+        <w:t>Regeln</w:t>
+      </w:r>
     </w:p>
     <w:p>
       <w:pPr>
@@ -998,13 +1011,13 @@
         <w:rPr>
           <w:b/>
         </w:rPr>
-        <w:t>Graphstruktur:</w:t>
+        <w:t>UND-Bedingung:</w:t>
       </w:r>
       <w:r>
         <w:rPr>
           <w:b w:val="0"/>
         </w:rPr>
-        <w:t xml:space="preserve"> A-002 bis A-005 folgen den Voraussetzungen über eine unbekannte Anzahl Stufen</w:t>
+        <w:t xml:space="preserve"> Alle Voraussetzungen eines Kurses gelten gemeinsam</w:t>
       </w:r>
     </w:p>
     <w:p>
@@ -1019,25 +1032,13 @@
         <w:rPr>
           <w:b/>
         </w:rPr>
-        <w:t>Relational nicht trivial:</w:t>
+        <w:t>Azyklisch:</w:t>
       </w:r>
       <w:r>
         <w:rPr>
           <w:b w:val="0"/>
         </w:rPr>
-        <w:t xml:space="preserve"> sechs Entitäten, eine Selbstbeziehung auf Kurs und ein zusammengesetzter Fremdschlüssel</w:t>
-      </w:r>
-    </w:p>
-    <w:p>
-      <w:pPr>
-        <w:keepNext/>
-        <w:spacing w:after="40"/>
-      </w:pPr>
-      <w:r>
-        <w:rPr>
-          <w:b/>
-        </w:rPr>
-        <w:t>Regeln</w:t>
+        <w:t xml:space="preserve"> Kein Kurs setzt sich direkt oder über mehrere Stufen selbst voraus</w:t>
       </w:r>
     </w:p>
     <w:p>
@@ -1052,13 +1053,13 @@
         <w:rPr>
           <w:b/>
         </w:rPr>
-        <w:t>UND-Bedingung:</w:t>
+        <w:t>Abschluss:</w:t>
       </w:r>
       <w:r>
         <w:rPr>
           <w:b w:val="0"/>
         </w:rPr>
-        <w:t xml:space="preserve"> Mehrere Voraussetzungen eines Kurses gelten gemeinsam</w:t>
+        <w:t xml:space="preserve"> Ein Kurs ist abgeschlossen oder nicht besucht, pro Person und Kurs gibt es höchstens einen Abschluss</w:t>
       </w:r>
     </w:p>
     <w:p>
@@ -1073,13 +1074,13 @@
         <w:rPr>
           <w:b/>
         </w:rPr>
-        <w:t>Azyklisch:</w:t>
+        <w:t>Belegen:</w:t>
       </w:r>
       <w:r>
         <w:rPr>
           <w:b w:val="0"/>
         </w:rPr>
-        <w:t xml:space="preserve"> Ein Kurs setzt sich weder direkt noch über mehrere Stufen selbst voraus</w:t>
+        <w:t xml:space="preserve"> Ein Kurs darf belegt werden, wenn er nicht abgeschlossen ist und alle Voraussetzungen über alle Stufen abgeschlossen sind. A-004 zeigt nur Durchführungen in der Studienform der Person</w:t>
       </w:r>
     </w:p>
     <w:p>
@@ -1094,13 +1095,30 @@
         <w:rPr>
           <w:b/>
         </w:rPr>
-        <w:t>Belegung:</w:t>
+        <w:t>Keine Doppelzählung:</w:t>
       </w:r>
       <w:r>
         <w:rPr>
           <w:b w:val="0"/>
         </w:rPr>
-        <w:t xml:space="preserve"> höchstens eine pro Person und Kurs. Ein Abschlussdatum bedeutet abgeschlossen, ohne Datum läuft die Belegung noch</w:t>
+        <w:t xml:space="preserve"> Ein Vorkurs zählt einmal, auch wenn er über mehrere Wege erreicht wird</w:t>
+      </w:r>
+    </w:p>
+    <w:p>
+      <w:pPr>
+        <w:pStyle w:val="berschrift1"/>
+        <w:keepNext/>
+      </w:pPr>
+      <w:r>
+        <w:t>Wahl der Datenbanken</w:t>
+      </w:r>
+    </w:p>
+    <w:p>
+      <w:r>
+        <w:rPr>
+          <w:b w:val="0"/>
+        </w:rPr>
+        <w:t>Kern der Problemstellung sind Ketten von Voraussetzungen. A-001 bis A-004 folgen ihnen über eine unbekannte Anzahl Stufen, A-004 und A-005 verbinden zusätzlich Durchführung, Semester, Standort und Lehrperson.</w:t>
       </w:r>
     </w:p>
     <w:p>
@@ -1115,13 +1133,13 @@
         <w:rPr>
           <w:b/>
         </w:rPr>
-        <w:t>Nächster Kurs:</w:t>
+        <w:t>Neo4j (NoSQL, Graph):</w:t>
       </w:r>
       <w:r>
         <w:rPr>
           <w:b w:val="0"/>
         </w:rPr>
-        <w:t xml:space="preserve"> noch nicht belegt, alle direkten und indirekten Voraussetzungen abgeschlossen</w:t>
+        <w:t xml:space="preserve"> Kurse, Personen und Durchführungen sind Knoten, Voraussetzungen und Abschlüsse sind Kanten. Eine Suche über beliebig viele Stufen ist ein einziges Pfadmuster und folgt gespeicherten Kanten statt Joins</w:t>
       </w:r>
     </w:p>
     <w:p>
@@ -1136,64 +1154,6 @@
         <w:rPr>
           <w:b/>
         </w:rPr>
-        <w:t>Keine Doppelzählung:</w:t>
-      </w:r>
-      <w:r>
-        <w:rPr>
-          <w:b w:val="0"/>
-        </w:rPr>
-        <w:t xml:space="preserve"> Ein Vorkurs zählt einmal, auch über mehrere Wege. Der Zielkurs zählt nicht</w:t>
-      </w:r>
-    </w:p>
-    <w:p>
-      <w:pPr>
-        <w:pStyle w:val="berschrift1"/>
-      </w:pPr>
-      <w:r>
-        <w:t>Wahl der Datenbanken</w:t>
-      </w:r>
-    </w:p>
-    <w:p>
-      <w:r>
-        <w:rPr>
-          <w:b w:val="0"/>
-        </w:rPr>
-        <w:t>Kern der Problemstellung sind Ketten von Voraussetzungen. Gesucht ist deshalb eine Datenbank, die Beziehungen über viele Stufen direkt verfolgt.</w:t>
-      </w:r>
-    </w:p>
-    <w:p>
-      <w:pPr>
-        <w:pStyle w:val="Listenabsatz"/>
-        <w:numPr>
-          <w:ilvl w:val="0"/>
-          <w:numId w:val="1"/>
-        </w:numPr>
-      </w:pPr>
-      <w:r>
-        <w:rPr>
-          <w:b/>
-        </w:rPr>
-        <w:t>Neo4j (NoSQL, Graph):</w:t>
-      </w:r>
-      <w:r>
-        <w:rPr>
-          <w:b w:val="0"/>
-        </w:rPr>
-        <w:t xml:space="preserve"> Kurse, Personen und Durchführungen sind Knoten, Voraussetzungen und Belegungen sind Kanten. Eine Suche über beliebig viele Stufen ist ein einziges Pfadmuster und folgt gespeicherten Kanten statt Joins</w:t>
-      </w:r>
-    </w:p>
-    <w:p>
-      <w:pPr>
-        <w:pStyle w:val="Listenabsatz"/>
-        <w:numPr>
-          <w:ilvl w:val="0"/>
-          <w:numId w:val="1"/>
-        </w:numPr>
-      </w:pPr>
-      <w:r>
-        <w:rPr>
-          <w:b/>
-        </w:rPr>
         <w:t>PostgreSQL 18.6 (relational):</w:t>
       </w:r>
       <w:r>
@@ -1222,23 +1182,16 @@
         <w:rPr>
           <w:b w:val="0"/>
         </w:rPr>
-        <w:t>Dokument-, Key-Value- und Column-Datenbanken passen weniger gut. Ein Vorkurs gehört zu vielen Kursen und würde eingebettet dupliziert, und mehrstufige Beziehungen sind dort nicht das zentrale Abfragemuster.</w:t>
+        <w:t>Dokument-, Key-Value- und Column-Datenbanken passen weniger gut. Ein Vorkurs gehört zu vielen Kursen und würde eingebettet dupliziert, und Beziehungen über mehrere Stufen sind dort kein zentrales Abfragemuster.</w:t>
       </w:r>
     </w:p>
     <w:p>
       <w:pPr>
         <w:pStyle w:val="berschrift1"/>
+        <w:keepNext/>
       </w:pPr>
       <w:r>
         <w:t>Konzeptionelles Datenmodell</w:t>
-      </w:r>
-    </w:p>
-    <w:p>
-      <w:r>
-        <w:rPr>
-          <w:b w:val="0"/>
-        </w:rPr>
-        <w:t>Das Modell zeigt die fachliche Sicht ohne Tabellen. Es enthält sechs Entitätstypen.</w:t>
       </w:r>
     </w:p>
     <w:p>
@@ -1325,7 +1278,7 @@
         <w:rPr>
           <w:b w:val="0"/>
         </w:rPr>
-        <w:t xml:space="preserve"> Kurscode, Titel, Stunden</w:t>
+        <w:t xml:space="preserve"> setzt andere Kurse voraus (N:N-Selbstbeziehung mit den Rollen Zielkurs und Vorkurs)</w:t>
       </w:r>
     </w:p>
     <w:p>
@@ -1346,7 +1299,7 @@
         <w:rPr>
           <w:b w:val="0"/>
         </w:rPr>
-        <w:t xml:space="preserve"> Nr, Studienform. Gehört zu genau einem Kurs, Semester, Standort und einer Lehrperson (je 1:N)</w:t>
+        <w:t xml:space="preserve"> ein Kurs in einem Semester, an einem Standort, mit einer Lehrperson und in einer Studienform (je 1:N)</w:t>
       </w:r>
     </w:p>
     <w:p>
@@ -1361,89 +1314,27 @@
         <w:rPr>
           <w:b/>
         </w:rPr>
-        <w:t>Semester, Standort, Lehrperson:</w:t>
+        <w:t>Lernende Person:</w:t>
       </w:r>
       <w:r>
         <w:rPr>
           <w:b w:val="0"/>
         </w:rPr>
-        <w:t xml:space="preserve"> ordnen eine Durchführung zeitlich, örtlich und personell ein</w:t>
+        <w:t xml:space="preserve"> schliesst Durchführungen ab (N:N mit Abschlussdatum, deshalb als assoziative Entität gezeichnet)</w:t>
       </w:r>
     </w:p>
     <w:p>
-      <w:pPr>
-        <w:pStyle w:val="Listenabsatz"/>
-        <w:numPr>
-          <w:ilvl w:val="0"/>
-          <w:numId w:val="1"/>
-        </w:numPr>
-      </w:pPr>
-      <w:r>
-        <w:rPr>
-          <w:b/>
-        </w:rPr>
-        <w:t>Lernende Person:</w:t>
-      </w:r>
       <w:r>
         <w:rPr>
           <w:b w:val="0"/>
         </w:rPr>
-        <w:t xml:space="preserve"> ID, Anzeigename, Studienform</w:t>
+        <w:t>Zentral ist die Trennung von Kurs und Durchführung. Voraussetzungen gehören zum Kurs, Zeit, Ort und Lehrperson zur Durchführung.</w:t>
       </w:r>
     </w:p>
     <w:p>
       <w:pPr>
-        <w:pStyle w:val="Listenabsatz"/>
-        <w:numPr>
-          <w:ilvl w:val="0"/>
-          <w:numId w:val="1"/>
-        </w:numPr>
-      </w:pPr>
-      <w:r>
-        <w:rPr>
-          <w:b/>
-        </w:rPr>
-        <w:t>belegt:</w:t>
-      </w:r>
-      <w:r>
-        <w:rPr>
-          <w:b w:val="0"/>
-        </w:rPr>
-        <w:t xml:space="preserve"> N:N zwischen Person und Durchführung mit Abschlussdatum, deshalb als assoziative Entität gezeichnet</w:t>
-      </w:r>
-    </w:p>
-    <w:p>
-      <w:pPr>
-        <w:pStyle w:val="Listenabsatz"/>
-        <w:numPr>
-          <w:ilvl w:val="0"/>
-          <w:numId w:val="1"/>
-        </w:numPr>
-      </w:pPr>
-      <w:r>
-        <w:rPr>
-          <w:b/>
-        </w:rPr>
-        <w:t>setzt voraus:</w:t>
-      </w:r>
-      <w:r>
-        <w:rPr>
-          <w:b w:val="0"/>
-        </w:rPr>
-        <w:t xml:space="preserve"> N:N-Selbstbeziehung von Kurs mit den Rollen Zielkurs und Vorkurs</w:t>
-      </w:r>
-    </w:p>
-    <w:p>
-      <w:r>
-        <w:rPr>
-          <w:b w:val="0"/>
-        </w:rPr>
-        <w:t>Die Trennung von Kurs und Durchführung ist der zentrale Entscheid. Voraussetzungen gelten für den Kurs, Termine, Orte und Lehrpersonen für die Durchführung.</w:t>
-      </w:r>
-    </w:p>
-    <w:p>
-      <w:pPr>
         <w:pStyle w:val="berschrift1"/>
+        <w:keepNext/>
       </w:pPr>
       <w:r>
         <w:t>Relationale Umsetzung</w:t>
@@ -1488,6 +1379,7 @@
     <w:p>
       <w:pPr>
         <w:pStyle w:val="berschrift2"/>
+        <w:keepNext/>
       </w:pPr>
       <w:r>
         <w:t>4.1 Relationales Modell</w:t>
@@ -1501,7 +1393,7 @@
       <w:r>
         <w:drawing>
           <wp:inline xmlns:a="http://schemas.openxmlformats.org/drawingml/2006/main" xmlns:pic="http://schemas.openxmlformats.org/drawingml/2006/picture">
-            <wp:extent cx="5040000" cy="3449351"/>
+            <wp:extent cx="5040000" cy="3667379"/>
             <wp:docPr id="166964197" name="Picture 166964197"/>
             <wp:cNvGraphicFramePr>
               <a:graphicFrameLocks noChangeAspect="1"/>
@@ -1522,7 +1414,7 @@
                   <pic:spPr>
                     <a:xfrm>
                       <a:off x="0" y="0"/>
-                      <a:ext cx="5040000" cy="3449351"/>
+                      <a:ext cx="5040000" cy="3667379"/>
                     </a:xfrm>
                     <a:prstGeom prst="rect"/>
                   </pic:spPr>
@@ -1577,7 +1469,7 @@
         <w:rPr>
           <w:b w:val="0"/>
         </w:rPr>
-        <w:t xml:space="preserve"> </w:t>
+        <w:t xml:space="preserve"> sechs Tabellen, die 1:N-Beziehungen sind Fremdschlüssel in </w:t>
       </w:r>
       <w:r>
         <w:rPr>
@@ -1585,77 +1477,7 @@
           <w:b w:val="0"/>
           <w:sz w:val="18"/>
         </w:rPr>
-        <w:t>course</w:t>
-      </w:r>
-      <w:r>
-        <w:rPr>
-          <w:b w:val="0"/>
-        </w:rPr>
-        <w:t xml:space="preserve">, </w:t>
-      </w:r>
-      <w:r>
-        <w:rPr>
-          <w:rFonts w:ascii="Consolas" w:hAnsi="Consolas"/>
-          <w:b w:val="0"/>
-          <w:sz w:val="18"/>
-        </w:rPr>
-        <w:t>learner</w:t>
-      </w:r>
-      <w:r>
-        <w:rPr>
-          <w:b w:val="0"/>
-        </w:rPr>
-        <w:t xml:space="preserve">, </w:t>
-      </w:r>
-      <w:r>
-        <w:rPr>
-          <w:rFonts w:ascii="Consolas" w:hAnsi="Consolas"/>
-          <w:b w:val="0"/>
-          <w:sz w:val="18"/>
-        </w:rPr>
         <w:t>course_run</w:t>
-      </w:r>
-      <w:r>
-        <w:rPr>
-          <w:b w:val="0"/>
-        </w:rPr>
-        <w:t xml:space="preserve">, </w:t>
-      </w:r>
-      <w:r>
-        <w:rPr>
-          <w:rFonts w:ascii="Consolas" w:hAnsi="Consolas"/>
-          <w:b w:val="0"/>
-          <w:sz w:val="18"/>
-        </w:rPr>
-        <w:t>semester</w:t>
-      </w:r>
-      <w:r>
-        <w:rPr>
-          <w:b w:val="0"/>
-        </w:rPr>
-        <w:t xml:space="preserve">, </w:t>
-      </w:r>
-      <w:r>
-        <w:rPr>
-          <w:rFonts w:ascii="Consolas" w:hAnsi="Consolas"/>
-          <w:b w:val="0"/>
-          <w:sz w:val="18"/>
-        </w:rPr>
-        <w:t>location</w:t>
-      </w:r>
-      <w:r>
-        <w:rPr>
-          <w:b w:val="0"/>
-        </w:rPr>
-        <w:t xml:space="preserve">, </w:t>
-      </w:r>
-      <w:r>
-        <w:rPr>
-          <w:rFonts w:ascii="Consolas" w:hAnsi="Consolas"/>
-          <w:b w:val="0"/>
-          <w:sz w:val="18"/>
-        </w:rPr>
-        <w:t>lecturer</w:t>
       </w:r>
     </w:p>
     <w:p>
@@ -1668,15 +1490,23 @@
       </w:pPr>
       <w:r>
         <w:rPr>
+          <w:rFonts w:ascii="Consolas" w:hAnsi="Consolas"/>
           <w:b/>
-        </w:rPr>
-        <w:t>1:N-Beziehungen:</w:t>
+          <w:sz w:val="18"/>
+        </w:rPr>
+        <w:t>prerequisite</w:t>
+      </w:r>
+      <w:r>
+        <w:rPr>
+          <w:b/>
+        </w:rPr>
+        <w:t>:</w:t>
       </w:r>
       <w:r>
         <w:rPr>
           <w:b w:val="0"/>
         </w:rPr>
-        <w:t xml:space="preserve"> als Fremdschlüssel in </w:t>
+        <w:t xml:space="preserve"> Selbstbeziehung, beide Spalten Fremdschlüssel auf </w:t>
       </w:r>
       <w:r>
         <w:rPr>
@@ -1684,7 +1514,13 @@
           <w:b w:val="0"/>
           <w:sz w:val="18"/>
         </w:rPr>
-        <w:t>course_run</w:t>
+        <w:t>course</w:t>
+      </w:r>
+      <w:r>
+        <w:rPr>
+          <w:b w:val="0"/>
+        </w:rPr>
+        <w:t xml:space="preserve"> und zusammen Primärschlüssel</w:t>
       </w:r>
     </w:p>
     <w:p>
@@ -1701,7 +1537,7 @@
           <w:b/>
           <w:sz w:val="18"/>
         </w:rPr>
-        <w:t>prerequisite</w:t>
+        <w:t>completion</w:t>
       </w:r>
       <w:r>
         <w:rPr>
@@ -1713,7 +1549,7 @@
         <w:rPr>
           <w:b w:val="0"/>
         </w:rPr>
-        <w:t xml:space="preserve"> Selbstbeziehung, beide Spalten Fremdschlüssel auf </w:t>
+        <w:t xml:space="preserve"> Der Primärschlüssel </w:t>
       </w:r>
       <w:r>
         <w:rPr>
@@ -1721,13 +1557,27 @@
           <w:b w:val="0"/>
           <w:sz w:val="18"/>
         </w:rPr>
-        <w:t>course</w:t>
+        <w:t>(learner_id, course_id)</w:t>
       </w:r>
       <w:r>
         <w:rPr>
           <w:b w:val="0"/>
         </w:rPr>
-        <w:t xml:space="preserve"> und zusammen Primärschlüssel</w:t>
+        <w:t xml:space="preserve"> erlaubt einen Abschluss pro Kurs, der zusammengesetzte Fremdschlüssel </w:t>
+      </w:r>
+      <w:r>
+        <w:rPr>
+          <w:rFonts w:ascii="Consolas" w:hAnsi="Consolas"/>
+          <w:b w:val="0"/>
+          <w:sz w:val="18"/>
+        </w:rPr>
+        <w:t>(run_id, course_id)</w:t>
+      </w:r>
+      <w:r>
+        <w:rPr>
+          <w:b w:val="0"/>
+        </w:rPr>
+        <w:t xml:space="preserve"> stellt sicher, dass Kurs und Durchführung zusammenpassen</w:t>
       </w:r>
     </w:p>
     <w:p>
@@ -1740,23 +1590,15 @@
       </w:pPr>
       <w:r>
         <w:rPr>
-          <w:rFonts w:ascii="Consolas" w:hAnsi="Consolas"/>
           <w:b/>
-          <w:sz w:val="18"/>
-        </w:rPr>
-        <w:t>enrollment</w:t>
-      </w:r>
-      <w:r>
-        <w:rPr>
-          <w:b/>
-        </w:rPr>
-        <w:t>:</w:t>
+        </w:rPr>
+        <w:t>Normalform:</w:t>
       </w:r>
       <w:r>
         <w:rPr>
           <w:b w:val="0"/>
         </w:rPr>
-        <w:t xml:space="preserve"> Beziehung belegt mit </w:t>
+        <w:t xml:space="preserve"> 3NF. </w:t>
       </w:r>
       <w:r>
         <w:rPr>
@@ -1764,13 +1606,13 @@
           <w:b w:val="0"/>
           <w:sz w:val="18"/>
         </w:rPr>
-        <w:t>completed_on</w:t>
+        <w:t>run_id</w:t>
       </w:r>
       <w:r>
         <w:rPr>
           <w:b w:val="0"/>
         </w:rPr>
-        <w:t xml:space="preserve">. </w:t>
+        <w:t xml:space="preserve"> bestimmt </w:t>
       </w:r>
       <w:r>
         <w:rPr>
@@ -1784,7 +1626,7 @@
         <w:rPr>
           <w:b w:val="0"/>
         </w:rPr>
-        <w:t xml:space="preserve"> wird mitgeführt, damit der Primärschlüssel </w:t>
+        <w:t xml:space="preserve">, ist aber kein Schlüssel von </w:t>
       </w:r>
       <w:r>
         <w:rPr>
@@ -1792,27 +1634,301 @@
           <w:b w:val="0"/>
           <w:sz w:val="18"/>
         </w:rPr>
-        <w:t>(learner_id, course_id)</w:t>
+        <w:t>completion</w:t>
       </w:r>
       <w:r>
         <w:rPr>
           <w:b w:val="0"/>
         </w:rPr>
-        <w:t xml:space="preserve"> eine Belegung pro Person und Kurs erzwingt. Der zusammengesetzte Fremdschlüssel </w:t>
-      </w:r>
+        <w:t>. Diese bewusste Ausnahme von der BCNF sichert die Regel „ein Abschluss pro Kurs“ deklarativ</w:t>
+      </w:r>
+    </w:p>
+    <w:p>
+      <w:pPr>
+        <w:pStyle w:val="berschrift2"/>
+        <w:keepNext/>
+      </w:pPr>
+      <w:r>
+        <w:t>4.2 Datenbank aufbauen und laden</w:t>
+      </w:r>
+    </w:p>
+    <w:p>
+      <w:r>
+        <w:rPr>
+          <w:b/>
+        </w:rPr>
+        <w:t>Daten (synthetic-v2):</w:t>
+      </w:r>
+      <w:r>
+        <w:rPr>
+          <w:b w:val="0"/>
+        </w:rPr>
+        <w:t xml:space="preserve"> </w:t>
+      </w:r>
+      <w:r>
+        <w:rPr>
+          <w:b/>
+        </w:rPr>
+        <w:t>10</w:t>
+      </w:r>
+      <w:r>
+        <w:rPr>
+          <w:b w:val="0"/>
+        </w:rPr>
+        <w:t xml:space="preserve"> Kurse mit </w:t>
+      </w:r>
+      <w:r>
+        <w:rPr>
+          <w:b/>
+        </w:rPr>
+        <w:t>14</w:t>
+      </w:r>
+      <w:r>
+        <w:rPr>
+          <w:b w:val="0"/>
+        </w:rPr>
+        <w:t xml:space="preserve"> Voraussetzungen, </w:t>
+      </w:r>
+      <w:r>
+        <w:rPr>
+          <w:b/>
+        </w:rPr>
+        <w:t>17</w:t>
+      </w:r>
+      <w:r>
+        <w:rPr>
+          <w:b w:val="0"/>
+        </w:rPr>
+        <w:t xml:space="preserve"> Durchführungen in </w:t>
+      </w:r>
+      <w:r>
+        <w:rPr>
+          <w:b/>
+        </w:rPr>
+        <w:t>4</w:t>
+      </w:r>
+      <w:r>
+        <w:rPr>
+          <w:b w:val="0"/>
+        </w:rPr>
+        <w:t xml:space="preserve"> Semestern an </w:t>
+      </w:r>
+      <w:r>
+        <w:rPr>
+          <w:b/>
+        </w:rPr>
+        <w:t>3</w:t>
+      </w:r>
+      <w:r>
+        <w:rPr>
+          <w:b w:val="0"/>
+        </w:rPr>
+        <w:t xml:space="preserve"> Standorten mit </w:t>
+      </w:r>
+      <w:r>
+        <w:rPr>
+          <w:b/>
+        </w:rPr>
+        <w:t>4</w:t>
+      </w:r>
+      <w:r>
+        <w:rPr>
+          <w:b w:val="0"/>
+        </w:rPr>
+        <w:t xml:space="preserve"> Lehrpersonen, </w:t>
+      </w:r>
+      <w:r>
+        <w:rPr>
+          <w:b/>
+        </w:rPr>
+        <w:t>3</w:t>
+      </w:r>
+      <w:r>
+        <w:rPr>
+          <w:b w:val="0"/>
+        </w:rPr>
+        <w:t xml:space="preserve"> Personen mit </w:t>
+      </w:r>
+      <w:r>
+        <w:rPr>
+          <w:b/>
+        </w:rPr>
+        <w:t>6</w:t>
+      </w:r>
+      <w:r>
+        <w:rPr>
+          <w:b w:val="0"/>
+        </w:rPr>
+        <w:t xml:space="preserve"> Abschlüssen</w:t>
+      </w:r>
+    </w:p>
+    <w:p>
+      <w:pPr>
+        <w:keepNext/>
+        <w:spacing w:after="40"/>
+      </w:pPr>
+      <w:r>
+        <w:rPr>
+          <w:b/>
+        </w:rPr>
+        <w:t>Vorgehen:</w:t>
+      </w:r>
+    </w:p>
+    <w:p>
+      <w:pPr>
+        <w:pStyle w:val="Listenabsatz"/>
+        <w:numPr>
+          <w:ilvl w:val="0"/>
+          <w:numId w:val="49"/>
+        </w:numPr>
+      </w:pPr>
       <w:r>
         <w:rPr>
           <w:rFonts w:ascii="Consolas" w:hAnsi="Consolas"/>
           <w:b w:val="0"/>
           <w:sz w:val="18"/>
         </w:rPr>
-        <w:t>(run_id, course_id)</w:t>
+        <w:t>schema.sql</w:t>
       </w:r>
       <w:r>
         <w:rPr>
           <w:b w:val="0"/>
         </w:rPr>
-        <w:t xml:space="preserve"> stellt sicher, dass der Kurs zur Durchführung passt</w:t>
+        <w:t xml:space="preserve"> legt Tabellen mit </w:t>
+      </w:r>
+      <w:r>
+        <w:rPr>
+          <w:rFonts w:ascii="Consolas" w:hAnsi="Consolas"/>
+          <w:b w:val="0"/>
+          <w:sz w:val="18"/>
+        </w:rPr>
+        <w:t>NOT NULL</w:t>
+      </w:r>
+      <w:r>
+        <w:rPr>
+          <w:b w:val="0"/>
+        </w:rPr>
+        <w:t xml:space="preserve">, </w:t>
+      </w:r>
+      <w:r>
+        <w:rPr>
+          <w:rFonts w:ascii="Consolas" w:hAnsi="Consolas"/>
+          <w:b w:val="0"/>
+          <w:sz w:val="18"/>
+        </w:rPr>
+        <w:t>CHECK</w:t>
+      </w:r>
+      <w:r>
+        <w:rPr>
+          <w:b w:val="0"/>
+        </w:rPr>
+        <w:t xml:space="preserve">, </w:t>
+      </w:r>
+      <w:r>
+        <w:rPr>
+          <w:rFonts w:ascii="Consolas" w:hAnsi="Consolas"/>
+          <w:b w:val="0"/>
+          <w:sz w:val="18"/>
+        </w:rPr>
+        <w:t>UNIQUE</w:t>
+      </w:r>
+      <w:r>
+        <w:rPr>
+          <w:b w:val="0"/>
+        </w:rPr>
+        <w:t xml:space="preserve"> und Fremdschlüsseln an und ergänzt Indizes für die Gegenrichtung von </w:t>
+      </w:r>
+      <w:r>
+        <w:rPr>
+          <w:rFonts w:ascii="Consolas" w:hAnsi="Consolas"/>
+          <w:b w:val="0"/>
+          <w:sz w:val="18"/>
+        </w:rPr>
+        <w:t>prerequisite</w:t>
+      </w:r>
+      <w:r>
+        <w:rPr>
+          <w:b w:val="0"/>
+        </w:rPr>
+        <w:t xml:space="preserve"> und für A-005</w:t>
+      </w:r>
+    </w:p>
+    <w:p>
+      <w:pPr>
+        <w:pStyle w:val="Listenabsatz"/>
+        <w:numPr>
+          <w:ilvl w:val="0"/>
+          <w:numId w:val="49"/>
+        </w:numPr>
+      </w:pPr>
+      <w:r>
+        <w:rPr>
+          <w:b w:val="0"/>
+        </w:rPr>
+        <w:t xml:space="preserve">A-001 als rekursive Funktion </w:t>
+      </w:r>
+      <w:r>
+        <w:rPr>
+          <w:rFonts w:ascii="Consolas" w:hAnsi="Consolas"/>
+          <w:b w:val="0"/>
+          <w:sz w:val="18"/>
+        </w:rPr>
+        <w:t>all_prerequisites()</w:t>
+      </w:r>
+      <w:r>
+        <w:rPr>
+          <w:b w:val="0"/>
+        </w:rPr>
+        <w:t xml:space="preserve"> umsetzen, A-002 bis A-004 bauen darauf auf</w:t>
+      </w:r>
+    </w:p>
+    <w:p>
+      <w:pPr>
+        <w:pStyle w:val="Listenabsatz"/>
+        <w:numPr>
+          <w:ilvl w:val="0"/>
+          <w:numId w:val="49"/>
+        </w:numPr>
+      </w:pPr>
+      <w:r>
+        <w:rPr>
+          <w:rFonts w:ascii="Consolas" w:hAnsi="Consolas"/>
+          <w:b w:val="0"/>
+          <w:sz w:val="18"/>
+        </w:rPr>
+        <w:t>seed.sql</w:t>
+      </w:r>
+      <w:r>
+        <w:rPr>
+          <w:b w:val="0"/>
+        </w:rPr>
+        <w:t xml:space="preserve"> lädt die Daten in einer Transaktion, die Ansicht </w:t>
+      </w:r>
+      <w:r>
+        <w:rPr>
+          <w:rFonts w:ascii="Consolas" w:hAnsi="Consolas"/>
+          <w:b w:val="0"/>
+          <w:sz w:val="18"/>
+        </w:rPr>
+        <w:t>export_data</w:t>
+      </w:r>
+      <w:r>
+        <w:rPr>
+          <w:b w:val="0"/>
+        </w:rPr>
+        <w:t xml:space="preserve"> exportiert sie als JSON für Neo4j</w:t>
+      </w:r>
+    </w:p>
+    <w:p>
+      <w:pPr>
+        <w:keepNext/>
+        <w:spacing w:after="40"/>
+      </w:pPr>
+      <w:r>
+        <w:rPr>
+          <w:b/>
+        </w:rPr>
+        <w:t>Entscheide</w:t>
       </w:r>
     </w:p>
     <w:p>
@@ -1825,99 +1941,37 @@
       </w:pPr>
       <w:r>
         <w:rPr>
+          <w:rFonts w:ascii="Consolas" w:hAnsi="Consolas"/>
           <w:b/>
-        </w:rPr>
-        <w:t>Normalform:</w:t>
+          <w:sz w:val="18"/>
+        </w:rPr>
+        <w:t>UNION</w:t>
+      </w:r>
+      <w:r>
+        <w:rPr>
+          <w:b/>
+        </w:rPr>
+        <w:t xml:space="preserve"> statt </w:t>
+      </w:r>
+      <w:r>
+        <w:rPr>
+          <w:rFonts w:ascii="Consolas" w:hAnsi="Consolas"/>
+          <w:b/>
+          <w:sz w:val="18"/>
+        </w:rPr>
+        <w:t>UNION ALL</w:t>
+      </w:r>
+      <w:r>
+        <w:rPr>
+          <w:b/>
+        </w:rPr>
+        <w:t>:</w:t>
       </w:r>
       <w:r>
         <w:rPr>
           <w:b w:val="0"/>
         </w:rPr>
-        <w:t xml:space="preserve"> Alle Attribute sind atomar, Titel und Stunden stehen nur in </w:t>
-      </w:r>
-      <w:r>
-        <w:rPr>
-          <w:rFonts w:ascii="Consolas" w:hAnsi="Consolas"/>
-          <w:b w:val="0"/>
-          <w:sz w:val="18"/>
-        </w:rPr>
-        <w:t>course</w:t>
-      </w:r>
-      <w:r>
-        <w:rPr>
-          <w:b w:val="0"/>
-        </w:rPr>
-        <w:t xml:space="preserve">. Das Schema ist in 3NF. </w:t>
-      </w:r>
-      <w:r>
-        <w:rPr>
-          <w:rFonts w:ascii="Consolas" w:hAnsi="Consolas"/>
-          <w:b w:val="0"/>
-          <w:sz w:val="18"/>
-        </w:rPr>
-        <w:t>run_id</w:t>
-      </w:r>
-      <w:r>
-        <w:rPr>
-          <w:b w:val="0"/>
-        </w:rPr>
-        <w:t xml:space="preserve"> bestimmt </w:t>
-      </w:r>
-      <w:r>
-        <w:rPr>
-          <w:rFonts w:ascii="Consolas" w:hAnsi="Consolas"/>
-          <w:b w:val="0"/>
-          <w:sz w:val="18"/>
-        </w:rPr>
-        <w:t>course_id</w:t>
-      </w:r>
-      <w:r>
-        <w:rPr>
-          <w:b w:val="0"/>
-        </w:rPr>
-        <w:t xml:space="preserve">, ist aber kein Schlüssel von </w:t>
-      </w:r>
-      <w:r>
-        <w:rPr>
-          <w:rFonts w:ascii="Consolas" w:hAnsi="Consolas"/>
-          <w:b w:val="0"/>
-          <w:sz w:val="18"/>
-        </w:rPr>
-        <w:t>enrollment</w:t>
-      </w:r>
-      <w:r>
-        <w:rPr>
-          <w:b w:val="0"/>
-        </w:rPr>
-        <w:t>. Diese bewusste Ausnahme von der BCNF sichert die Regel „eine Belegung pro Kurs“ deklarativ</w:t>
-      </w:r>
-    </w:p>
-    <w:p>
-      <w:pPr>
-        <w:pStyle w:val="berschrift2"/>
-      </w:pPr>
-      <w:r>
-        <w:t>4.2 Datenbank aufbauen und laden</w:t>
-      </w:r>
-    </w:p>
-    <w:p>
-      <w:r>
-        <w:rPr>
-          <w:b w:val="0"/>
-        </w:rPr>
-        <w:t>Schema und Beispielbestand entstehen bei jedem Start neu aus zwei Skripten.</w:t>
-      </w:r>
-    </w:p>
-    <w:p>
-      <w:pPr>
-        <w:keepNext/>
-        <w:spacing w:after="40"/>
-      </w:pPr>
-      <w:r>
-        <w:rPr>
-          <w:b/>
-        </w:rPr>
-        <w:t>Daten (synthetic-v2):</w:t>
+        <w:t xml:space="preserve"> Jeder Vorkurs erscheint einmal, und die Rekursion endet auch bei einem Zyklus in fehlerhaften Daten</w:t>
       </w:r>
     </w:p>
     <w:p>
@@ -1930,959 +1984,122 @@
       </w:pPr>
       <w:r>
         <w:rPr>
+          <w:b/>
+        </w:rPr>
+        <w:t>Zyklenprüfung:</w:t>
+      </w:r>
+      <w:r>
+        <w:rPr>
+          <w:b w:val="0"/>
+        </w:rPr>
+        <w:t xml:space="preserve"> Mehrstufige Zyklen kann kein </w:t>
+      </w:r>
+      <w:r>
+        <w:rPr>
           <w:rFonts w:ascii="Consolas" w:hAnsi="Consolas"/>
           <w:b w:val="0"/>
           <w:sz w:val="18"/>
         </w:rPr>
-        <w:t>semester</w:t>
+        <w:t>CHECK</w:t>
       </w:r>
       <w:r>
         <w:rPr>
           <w:b w:val="0"/>
         </w:rPr>
-        <w:t xml:space="preserve">: </w:t>
-      </w:r>
-      <w:r>
-        <w:rPr>
-          <w:b/>
-        </w:rPr>
-        <w:t>4</w:t>
-      </w:r>
-      <w:r>
-        <w:rPr>
-          <w:b w:val="0"/>
-        </w:rPr>
-        <w:t xml:space="preserve"> Semester</w:t>
-      </w:r>
-    </w:p>
-    <w:p>
-      <w:pPr>
-        <w:pStyle w:val="Listenabsatz"/>
-        <w:numPr>
-          <w:ilvl w:val="0"/>
-          <w:numId w:val="1"/>
-        </w:numPr>
-      </w:pPr>
+        <w:t xml:space="preserve"> verhindern, </w:t>
+      </w:r>
       <w:r>
         <w:rPr>
           <w:rFonts w:ascii="Consolas" w:hAnsi="Consolas"/>
           <w:b w:val="0"/>
           <w:sz w:val="18"/>
         </w:rPr>
-        <w:t>location</w:t>
+        <w:t>prerequisite_cycles()</w:t>
       </w:r>
       <w:r>
         <w:rPr>
           <w:b w:val="0"/>
         </w:rPr>
-        <w:t xml:space="preserve">: </w:t>
-      </w:r>
-      <w:r>
-        <w:rPr>
-          <w:b/>
-        </w:rPr>
-        <w:t>3</w:t>
-      </w:r>
-      <w:r>
-        <w:rPr>
-          <w:b w:val="0"/>
-        </w:rPr>
-        <w:t xml:space="preserve"> Standorte</w:t>
+        <w:t xml:space="preserve"> prüft sie nach dem Laden</w:t>
       </w:r>
     </w:p>
     <w:p>
-      <w:pPr>
-        <w:pStyle w:val="Listenabsatz"/>
-        <w:numPr>
-          <w:ilvl w:val="0"/>
-          <w:numId w:val="1"/>
-        </w:numPr>
-      </w:pPr>
       <w:r>
         <w:rPr>
           <w:rFonts w:ascii="Consolas" w:hAnsi="Consolas"/>
           <w:b w:val="0"/>
           <w:sz w:val="18"/>
         </w:rPr>
-        <w:t>lecturer</w:t>
+        <w:t>tests.sql</w:t>
       </w:r>
       <w:r>
         <w:rPr>
           <w:b w:val="0"/>
         </w:rPr>
-        <w:t xml:space="preserve">: </w:t>
+        <w:t xml:space="preserve"> enthält </w:t>
       </w:r>
       <w:r>
         <w:rPr>
           <w:b/>
         </w:rPr>
-        <w:t>4</w:t>
+        <w:t>35</w:t>
       </w:r>
       <w:r>
         <w:rPr>
           <w:b w:val="0"/>
         </w:rPr>
-        <w:t xml:space="preserve"> Lehrpersonen</w:t>
+        <w:t xml:space="preserve"> Prüfungen zu Abfragen, Integrität, Export und Import sowie Daten- und Strukturänderungen, alle bestanden. Abgewiesen werden unter anderem ungültige Fremdschlüssel, ein Abschluss ohne Datum, eine Durchführung eines anderen Kurses und das Löschen referenzierter Kurse.</w:t>
       </w:r>
     </w:p>
     <w:p>
       <w:pPr>
-        <w:pStyle w:val="Listenabsatz"/>
-        <w:numPr>
-          <w:ilvl w:val="0"/>
-          <w:numId w:val="1"/>
-        </w:numPr>
-      </w:pPr>
+        <w:pStyle w:val="berschrift1"/>
+        <w:keepNext/>
+      </w:pPr>
+      <w:r>
+        <w:t>Umsetzung in Neo4j</w:t>
+      </w:r>
+    </w:p>
+    <w:p>
+      <w:r>
+        <w:rPr>
+          <w:b w:val="0"/>
+        </w:rPr>
+        <w:t xml:space="preserve">Die Graphumsetzung liegt in </w:t>
+      </w:r>
       <w:r>
         <w:rPr>
           <w:rFonts w:ascii="Consolas" w:hAnsi="Consolas"/>
           <w:b w:val="0"/>
           <w:sz w:val="18"/>
         </w:rPr>
-        <w:t>course</w:t>
+        <w:t>le3-nosql/</w:t>
       </w:r>
       <w:r>
         <w:rPr>
           <w:b w:val="0"/>
         </w:rPr>
-        <w:t xml:space="preserve">: </w:t>
-      </w:r>
-      <w:r>
-        <w:rPr>
-          <w:b/>
-        </w:rPr>
-        <w:t>10</w:t>
-      </w:r>
-      <w:r>
-        <w:rPr>
-          <w:b w:val="0"/>
-        </w:rPr>
-        <w:t xml:space="preserve"> Kurse</w:t>
+        <w:t>. Sie lädt denselben Bestand und beantwortet dieselben fünf Abfragen.</w:t>
       </w:r>
     </w:p>
     <w:p>
       <w:pPr>
-        <w:pStyle w:val="Listenabsatz"/>
-        <w:numPr>
-          <w:ilvl w:val="0"/>
-          <w:numId w:val="1"/>
-        </w:numPr>
-      </w:pPr>
-      <w:r>
-        <w:rPr>
-          <w:rFonts w:ascii="Consolas" w:hAnsi="Consolas"/>
-          <w:b w:val="0"/>
-          <w:sz w:val="18"/>
-        </w:rPr>
-        <w:t>learner</w:t>
-      </w:r>
-      <w:r>
-        <w:rPr>
-          <w:b w:val="0"/>
-        </w:rPr>
-        <w:t xml:space="preserve">: </w:t>
-      </w:r>
-      <w:r>
-        <w:rPr>
-          <w:b/>
-        </w:rPr>
-        <w:t>3</w:t>
-      </w:r>
-      <w:r>
-        <w:rPr>
-          <w:b w:val="0"/>
-        </w:rPr>
-        <w:t xml:space="preserve"> Personen</w:t>
+        <w:pStyle w:val="berschrift2"/>
+        <w:keepNext/>
+      </w:pPr>
+      <w:r>
+        <w:t>5.1 Graphmodell</w:t>
       </w:r>
     </w:p>
     <w:p>
       <w:pPr>
-        <w:pStyle w:val="Listenabsatz"/>
-        <w:numPr>
-          <w:ilvl w:val="0"/>
-          <w:numId w:val="1"/>
-        </w:numPr>
-      </w:pPr>
-      <w:r>
-        <w:rPr>
-          <w:rFonts w:ascii="Consolas" w:hAnsi="Consolas"/>
-          <w:b w:val="0"/>
-          <w:sz w:val="18"/>
-        </w:rPr>
-        <w:t>prerequisite</w:t>
-      </w:r>
-      <w:r>
-        <w:rPr>
-          <w:b w:val="0"/>
-        </w:rPr>
-        <w:t xml:space="preserve">: </w:t>
-      </w:r>
-      <w:r>
-        <w:rPr>
-          <w:b/>
-        </w:rPr>
-        <w:t>14</w:t>
-      </w:r>
-      <w:r>
-        <w:rPr>
-          <w:b w:val="0"/>
-        </w:rPr>
-        <w:t xml:space="preserve"> Voraussetzungen</w:t>
-      </w:r>
-    </w:p>
-    <w:p>
-      <w:pPr>
-        <w:pStyle w:val="Listenabsatz"/>
-        <w:numPr>
-          <w:ilvl w:val="0"/>
-          <w:numId w:val="1"/>
-        </w:numPr>
-      </w:pPr>
-      <w:r>
-        <w:rPr>
-          <w:rFonts w:ascii="Consolas" w:hAnsi="Consolas"/>
-          <w:b w:val="0"/>
-          <w:sz w:val="18"/>
-        </w:rPr>
-        <w:t>course_run</w:t>
-      </w:r>
-      <w:r>
-        <w:rPr>
-          <w:b w:val="0"/>
-        </w:rPr>
-        <w:t xml:space="preserve">: </w:t>
-      </w:r>
-      <w:r>
-        <w:rPr>
-          <w:b/>
-        </w:rPr>
-        <w:t>17</w:t>
-      </w:r>
-      <w:r>
-        <w:rPr>
-          <w:b w:val="0"/>
-        </w:rPr>
-        <w:t xml:space="preserve"> Durchführungen</w:t>
-      </w:r>
-    </w:p>
-    <w:p>
-      <w:pPr>
-        <w:pStyle w:val="Listenabsatz"/>
-        <w:numPr>
-          <w:ilvl w:val="0"/>
-          <w:numId w:val="1"/>
-        </w:numPr>
-      </w:pPr>
-      <w:r>
-        <w:rPr>
-          <w:rFonts w:ascii="Consolas" w:hAnsi="Consolas"/>
-          <w:b w:val="0"/>
-          <w:sz w:val="18"/>
-        </w:rPr>
-        <w:t>enrollment</w:t>
-      </w:r>
-      <w:r>
-        <w:rPr>
-          <w:b w:val="0"/>
-        </w:rPr>
-        <w:t xml:space="preserve">: </w:t>
-      </w:r>
-      <w:r>
-        <w:rPr>
-          <w:b/>
-        </w:rPr>
-        <w:t>7</w:t>
-      </w:r>
-      <w:r>
-        <w:rPr>
-          <w:b w:val="0"/>
-        </w:rPr>
-        <w:t xml:space="preserve"> Belegungen, davon </w:t>
-      </w:r>
-      <w:r>
-        <w:rPr>
-          <w:b/>
-        </w:rPr>
-        <w:t>6</w:t>
-      </w:r>
-      <w:r>
-        <w:rPr>
-          <w:b w:val="0"/>
-        </w:rPr>
-        <w:t xml:space="preserve"> abgeschlossen</w:t>
-      </w:r>
-    </w:p>
-    <w:p>
-      <w:pPr>
-        <w:keepNext/>
-        <w:spacing w:after="40"/>
-      </w:pPr>
-      <w:r>
-        <w:rPr>
-          <w:b/>
-        </w:rPr>
-        <w:t>Vorgehen:</w:t>
-      </w:r>
-    </w:p>
-    <w:p>
-      <w:pPr>
-        <w:pStyle w:val="Listenabsatz"/>
-        <w:numPr>
-          <w:ilvl w:val="0"/>
-          <w:numId w:val="49"/>
-        </w:numPr>
-      </w:pPr>
-      <w:r>
-        <w:rPr>
-          <w:rFonts w:ascii="Consolas" w:hAnsi="Consolas"/>
-          <w:b w:val="0"/>
-          <w:sz w:val="18"/>
-        </w:rPr>
-        <w:t>schema.sql</w:t>
-      </w:r>
-      <w:r>
-        <w:rPr>
-          <w:b w:val="0"/>
-        </w:rPr>
-        <w:t xml:space="preserve"> legt Tabellen mit </w:t>
-      </w:r>
-      <w:r>
-        <w:rPr>
-          <w:rFonts w:ascii="Consolas" w:hAnsi="Consolas"/>
-          <w:b w:val="0"/>
-          <w:sz w:val="18"/>
-        </w:rPr>
-        <w:t>NOT NULL</w:t>
-      </w:r>
-      <w:r>
-        <w:rPr>
-          <w:b w:val="0"/>
-        </w:rPr>
-        <w:t xml:space="preserve">, </w:t>
-      </w:r>
-      <w:r>
-        <w:rPr>
-          <w:rFonts w:ascii="Consolas" w:hAnsi="Consolas"/>
-          <w:b w:val="0"/>
-          <w:sz w:val="18"/>
-        </w:rPr>
-        <w:t>CHECK</w:t>
-      </w:r>
-      <w:r>
-        <w:rPr>
-          <w:b w:val="0"/>
-        </w:rPr>
-        <w:t xml:space="preserve">, </w:t>
-      </w:r>
-      <w:r>
-        <w:rPr>
-          <w:rFonts w:ascii="Consolas" w:hAnsi="Consolas"/>
-          <w:b w:val="0"/>
-          <w:sz w:val="18"/>
-        </w:rPr>
-        <w:t>UNIQUE</w:t>
-      </w:r>
-      <w:r>
-        <w:rPr>
-          <w:b w:val="0"/>
-        </w:rPr>
-        <w:t xml:space="preserve"> und Fremdschlüsseln an (</w:t>
-      </w:r>
-      <w:r>
-        <w:rPr>
-          <w:rFonts w:ascii="Consolas" w:hAnsi="Consolas"/>
-          <w:b w:val="0"/>
-          <w:sz w:val="18"/>
-        </w:rPr>
-        <w:t>ON UPDATE CASCADE</w:t>
-      </w:r>
-      <w:r>
-        <w:rPr>
-          <w:b w:val="0"/>
-        </w:rPr>
-        <w:t xml:space="preserve">, </w:t>
-      </w:r>
-      <w:r>
-        <w:rPr>
-          <w:rFonts w:ascii="Consolas" w:hAnsi="Consolas"/>
-          <w:b w:val="0"/>
-          <w:sz w:val="18"/>
-        </w:rPr>
-        <w:t>ON DELETE RESTRICT</w:t>
-      </w:r>
-      <w:r>
-        <w:rPr>
-          <w:b w:val="0"/>
-        </w:rPr>
-        <w:t>)</w:t>
-      </w:r>
-    </w:p>
-    <w:p>
-      <w:pPr>
-        <w:pStyle w:val="Listenabsatz"/>
-        <w:numPr>
-          <w:ilvl w:val="0"/>
-          <w:numId w:val="49"/>
-        </w:numPr>
-      </w:pPr>
-      <w:r>
-        <w:rPr>
-          <w:b w:val="0"/>
-        </w:rPr>
-        <w:t xml:space="preserve">Indizes für die Gegenrichtung von </w:t>
-      </w:r>
-      <w:r>
-        <w:rPr>
-          <w:rFonts w:ascii="Consolas" w:hAnsi="Consolas"/>
-          <w:b w:val="0"/>
-          <w:sz w:val="18"/>
-        </w:rPr>
-        <w:t>prerequisite</w:t>
-      </w:r>
-      <w:r>
-        <w:rPr>
-          <w:b w:val="0"/>
-        </w:rPr>
-        <w:t xml:space="preserve">, für </w:t>
-      </w:r>
-      <w:r>
-        <w:rPr>
-          <w:rFonts w:ascii="Consolas" w:hAnsi="Consolas"/>
-          <w:b w:val="0"/>
-          <w:sz w:val="18"/>
-        </w:rPr>
-        <w:t>enrollment.run_id</w:t>
-      </w:r>
-      <w:r>
-        <w:rPr>
-          <w:b w:val="0"/>
-        </w:rPr>
-        <w:t xml:space="preserve"> und für die Suche nach Semester, Standort und Studienform ergänzen</w:t>
-      </w:r>
-    </w:p>
-    <w:p>
-      <w:pPr>
-        <w:pStyle w:val="Listenabsatz"/>
-        <w:numPr>
-          <w:ilvl w:val="0"/>
-          <w:numId w:val="49"/>
-        </w:numPr>
-      </w:pPr>
-      <w:r>
-        <w:rPr>
-          <w:b w:val="0"/>
-        </w:rPr>
-        <w:t xml:space="preserve">A-002 als rekursive Funktion </w:t>
-      </w:r>
-      <w:r>
-        <w:rPr>
-          <w:rFonts w:ascii="Consolas" w:hAnsi="Consolas"/>
-          <w:b w:val="0"/>
-          <w:sz w:val="18"/>
-        </w:rPr>
-        <w:t>all_prerequisites()</w:t>
-      </w:r>
-      <w:r>
-        <w:rPr>
-          <w:b w:val="0"/>
-        </w:rPr>
-        <w:t xml:space="preserve"> umsetzen, A-003 bis A-005 bauen darauf auf</w:t>
-      </w:r>
-    </w:p>
-    <w:p>
-      <w:pPr>
-        <w:pStyle w:val="Listenabsatz"/>
-        <w:numPr>
-          <w:ilvl w:val="0"/>
-          <w:numId w:val="49"/>
-        </w:numPr>
-      </w:pPr>
-      <w:r>
-        <w:rPr>
-          <w:rFonts w:ascii="Consolas" w:hAnsi="Consolas"/>
-          <w:b w:val="0"/>
-          <w:sz w:val="18"/>
-        </w:rPr>
-        <w:t>seed.sql</w:t>
-      </w:r>
-      <w:r>
-        <w:rPr>
-          <w:b w:val="0"/>
-        </w:rPr>
-        <w:t xml:space="preserve"> lädt die Daten in einer Transaktion in der Reihenfolge der Fremdschlüssel</w:t>
-      </w:r>
-    </w:p>
-    <w:p>
-      <w:pPr>
-        <w:pStyle w:val="Listenabsatz"/>
-        <w:numPr>
-          <w:ilvl w:val="0"/>
-          <w:numId w:val="49"/>
-        </w:numPr>
-      </w:pPr>
-      <w:r>
-        <w:rPr>
-          <w:b w:val="0"/>
-        </w:rPr>
-        <w:t xml:space="preserve">Die Ansicht </w:t>
-      </w:r>
-      <w:r>
-        <w:rPr>
-          <w:rFonts w:ascii="Consolas" w:hAnsi="Consolas"/>
-          <w:b w:val="0"/>
-          <w:sz w:val="18"/>
-        </w:rPr>
-        <w:t>export_data</w:t>
-      </w:r>
-      <w:r>
-        <w:rPr>
-          <w:b w:val="0"/>
-        </w:rPr>
-        <w:t xml:space="preserve"> exportiert alle Tabellen als JSON. Daraus laden Neo4j und der Dateiimport dieselben Daten</w:t>
-      </w:r>
-    </w:p>
-    <w:p>
-      <w:pPr>
-        <w:keepNext/>
-        <w:spacing w:after="40"/>
-      </w:pPr>
-      <w:r>
-        <w:rPr>
-          <w:b/>
-        </w:rPr>
-        <w:t>Entscheide</w:t>
-      </w:r>
-    </w:p>
-    <w:p>
-      <w:pPr>
-        <w:pStyle w:val="Listenabsatz"/>
-        <w:numPr>
-          <w:ilvl w:val="0"/>
-          <w:numId w:val="1"/>
-        </w:numPr>
-      </w:pPr>
-      <w:r>
-        <w:rPr>
-          <w:rFonts w:ascii="Consolas" w:hAnsi="Consolas"/>
-          <w:b/>
-          <w:sz w:val="18"/>
-        </w:rPr>
-        <w:t>UNION</w:t>
-      </w:r>
-      <w:r>
-        <w:rPr>
-          <w:b/>
-        </w:rPr>
-        <w:t xml:space="preserve"> statt </w:t>
-      </w:r>
-      <w:r>
-        <w:rPr>
-          <w:rFonts w:ascii="Consolas" w:hAnsi="Consolas"/>
-          <w:b/>
-          <w:sz w:val="18"/>
-        </w:rPr>
-        <w:t>UNION ALL</w:t>
-      </w:r>
-      <w:r>
-        <w:rPr>
-          <w:b/>
-        </w:rPr>
-        <w:t>:</w:t>
-      </w:r>
-      <w:r>
-        <w:rPr>
-          <w:b w:val="0"/>
-        </w:rPr>
-        <w:t xml:space="preserve"> Jeder Vorkurs erscheint einmal, und die Rekursion endet auch bei einem Zyklus in fehlerhaften Daten</w:t>
-      </w:r>
-    </w:p>
-    <w:p>
-      <w:pPr>
-        <w:pStyle w:val="Listenabsatz"/>
-        <w:numPr>
-          <w:ilvl w:val="0"/>
-          <w:numId w:val="1"/>
-        </w:numPr>
-      </w:pPr>
-      <w:r>
-        <w:rPr>
-          <w:b/>
-        </w:rPr>
-        <w:t>Zyklenprüfung:</w:t>
-      </w:r>
-      <w:r>
-        <w:rPr>
-          <w:b w:val="0"/>
-        </w:rPr>
-        <w:t xml:space="preserve"> Mehrstufige Zyklen kann kein </w:t>
-      </w:r>
-      <w:r>
-        <w:rPr>
-          <w:rFonts w:ascii="Consolas" w:hAnsi="Consolas"/>
-          <w:b w:val="0"/>
-          <w:sz w:val="18"/>
-        </w:rPr>
-        <w:t>CHECK</w:t>
-      </w:r>
-      <w:r>
-        <w:rPr>
-          <w:b w:val="0"/>
-        </w:rPr>
-        <w:t xml:space="preserve"> verhindern. </w:t>
-      </w:r>
-      <w:r>
-        <w:rPr>
-          <w:rFonts w:ascii="Consolas" w:hAnsi="Consolas"/>
-          <w:b w:val="0"/>
-          <w:sz w:val="18"/>
-        </w:rPr>
-        <w:t>prerequisite_cycles()</w:t>
-      </w:r>
-      <w:r>
-        <w:rPr>
-          <w:b w:val="0"/>
-        </w:rPr>
-        <w:t xml:space="preserve"> prüft sie nach dem Laden</w:t>
-      </w:r>
-    </w:p>
-    <w:p>
-      <w:pPr>
-        <w:pStyle w:val="berschrift2"/>
-      </w:pPr>
-      <w:r>
-        <w:t>4.3 Prüfungen</w:t>
-      </w:r>
-    </w:p>
-    <w:p>
-      <w:r>
-        <w:rPr>
-          <w:rFonts w:ascii="Consolas" w:hAnsi="Consolas"/>
-          <w:b w:val="0"/>
-          <w:sz w:val="18"/>
-        </w:rPr>
-        <w:t>tests.sql</w:t>
-      </w:r>
-      <w:r>
-        <w:rPr>
-          <w:b w:val="0"/>
-        </w:rPr>
-        <w:t xml:space="preserve"> enthält </w:t>
-      </w:r>
-      <w:r>
-        <w:rPr>
-          <w:b/>
-        </w:rPr>
-        <w:t>32</w:t>
-      </w:r>
-      <w:r>
-        <w:rPr>
-          <w:b w:val="0"/>
-        </w:rPr>
-        <w:t xml:space="preserve"> Prüfungen zu Abfragen, Integrität, Export und Import, Datenänderungen und Strukturänderungen. Die Prüfungen laufen in einer Transaktion und hinterlassen keine Änderungen. Auf PostgreSQL sind alle bestanden. Student A fehlen für </w:t>
-      </w:r>
-      <w:r>
-        <w:rPr>
-          <w:rFonts w:ascii="Consolas" w:hAnsi="Consolas"/>
-          <w:b w:val="0"/>
-          <w:sz w:val="18"/>
-        </w:rPr>
-        <w:t>ML</w:t>
-      </w:r>
-      <w:r>
-        <w:rPr>
-          <w:b w:val="0"/>
-        </w:rPr>
-        <w:t xml:space="preserve"> zum Beispiel </w:t>
-      </w:r>
-      <w:r>
-        <w:rPr>
-          <w:b/>
-        </w:rPr>
-        <w:t>4</w:t>
-      </w:r>
-      <w:r>
-        <w:rPr>
-          <w:b w:val="0"/>
-        </w:rPr>
-        <w:t xml:space="preserve"> Kurse mit </w:t>
-      </w:r>
-      <w:r>
-        <w:rPr>
-          <w:b/>
-        </w:rPr>
-        <w:t>26</w:t>
-      </w:r>
-      <w:r>
-        <w:rPr>
-          <w:b w:val="0"/>
-        </w:rPr>
-        <w:t xml:space="preserve"> Stunden.</w:t>
-      </w:r>
-    </w:p>
-    <w:p>
-      <w:pPr>
-        <w:pStyle w:val="berschrift3"/>
-      </w:pPr>
-      <w:r>
-        <w:t>Erkenntnisse</w:t>
-      </w:r>
-    </w:p>
-    <w:p>
-      <w:r>
-        <w:rPr>
-          <w:b w:val="0"/>
-        </w:rPr>
-        <w:t>Die relationale Umsetzung beantwortet alle fünf Abfragen korrekt und setzt die Regeln mit Constraints durch.</w:t>
-      </w:r>
-    </w:p>
-    <w:p>
-      <w:pPr>
-        <w:keepNext/>
-        <w:spacing w:after="40"/>
-      </w:pPr>
-      <w:r>
-        <w:rPr>
-          <w:b/>
-        </w:rPr>
-        <w:t>Abfragen</w:t>
-      </w:r>
-    </w:p>
-    <w:p>
-      <w:pPr>
-        <w:pStyle w:val="Listenabsatz"/>
-        <w:numPr>
-          <w:ilvl w:val="0"/>
-          <w:numId w:val="1"/>
-        </w:numPr>
-      </w:pPr>
-      <w:r>
-        <w:rPr>
-          <w:b w:val="0"/>
-        </w:rPr>
-        <w:t>Die laufende Belegung von Student C in PYTHON zählt bei A-004 als fehlend (</w:t>
-      </w:r>
-      <w:r>
-        <w:rPr>
-          <w:b/>
-        </w:rPr>
-        <w:t>34</w:t>
-      </w:r>
-      <w:r>
-        <w:rPr>
-          <w:b w:val="0"/>
-        </w:rPr>
-        <w:t xml:space="preserve"> statt </w:t>
-      </w:r>
-      <w:r>
-        <w:rPr>
-          <w:b/>
-        </w:rPr>
-        <w:t>26</w:t>
-      </w:r>
-      <w:r>
-        <w:rPr>
-          <w:b w:val="0"/>
-        </w:rPr>
-        <w:t xml:space="preserve"> Stunden) und wird bei A-003 nicht erneut empfohlen</w:t>
-      </w:r>
-    </w:p>
-    <w:p>
-      <w:pPr>
-        <w:pStyle w:val="Listenabsatz"/>
-        <w:numPr>
-          <w:ilvl w:val="0"/>
-          <w:numId w:val="1"/>
-        </w:numPr>
-      </w:pPr>
-      <w:r>
-        <w:rPr>
-          <w:b w:val="0"/>
-        </w:rPr>
-        <w:t>A-005 berücksichtigt Studienform und Voraussetzungen. Student B (Teilzeit) erhält in FS27 in Olten ANALYSIS und SQL, aber nicht DB_MODELING, weil SQL noch fehlt</w:t>
-      </w:r>
-    </w:p>
-    <w:p>
-      <w:pPr>
-        <w:keepNext/>
-        <w:spacing w:after="40"/>
-      </w:pPr>
-      <w:r>
-        <w:rPr>
-          <w:b/>
-        </w:rPr>
-        <w:t>Integrität</w:t>
-      </w:r>
-    </w:p>
-    <w:p>
-      <w:pPr>
-        <w:pStyle w:val="Listenabsatz"/>
-        <w:numPr>
-          <w:ilvl w:val="0"/>
-          <w:numId w:val="1"/>
-        </w:numPr>
-      </w:pPr>
-      <w:r>
-        <w:rPr>
-          <w:b w:val="0"/>
-        </w:rPr>
-        <w:t>Abgewiesen werden ungültige Fremdschlüssel, eine Durchführung eines anderen Kurses, eine zweite Belegung desselben Kurses, Selbstvoraussetzungen, Nullstunden, ungültige Studienformen und Semesterdaten sowie das Löschen referenzierter Kurse</w:t>
-      </w:r>
-    </w:p>
-    <w:p>
-      <w:pPr>
-        <w:keepNext/>
-        <w:spacing w:after="40"/>
-      </w:pPr>
-      <w:r>
-        <w:rPr>
-          <w:b/>
-        </w:rPr>
-        <w:t>Datenänderungen</w:t>
-      </w:r>
-    </w:p>
-    <w:p>
-      <w:pPr>
-        <w:pStyle w:val="Listenabsatz"/>
-        <w:numPr>
-          <w:ilvl w:val="0"/>
-          <w:numId w:val="1"/>
-        </w:numPr>
-      </w:pPr>
-      <w:r>
-        <w:rPr>
-          <w:b w:val="0"/>
-        </w:rPr>
-        <w:t>Export und Rückimport liefern alle acht Tabellen identisch</w:t>
-      </w:r>
-    </w:p>
-    <w:p>
-      <w:pPr>
-        <w:pStyle w:val="Listenabsatz"/>
-        <w:numPr>
-          <w:ilvl w:val="0"/>
-          <w:numId w:val="1"/>
-        </w:numPr>
-      </w:pPr>
-      <w:r>
-        <w:rPr>
-          <w:rFonts w:ascii="Consolas" w:hAnsi="Consolas"/>
-          <w:b w:val="0"/>
-          <w:sz w:val="18"/>
-        </w:rPr>
-        <w:t>ALTER TABLE ADD COLUMN</w:t>
-      </w:r>
-      <w:r>
-        <w:rPr>
-          <w:b w:val="0"/>
-        </w:rPr>
-        <w:t xml:space="preserve">, </w:t>
-      </w:r>
-      <w:r>
-        <w:rPr>
-          <w:rFonts w:ascii="Consolas" w:hAnsi="Consolas"/>
-          <w:b w:val="0"/>
-          <w:sz w:val="18"/>
-        </w:rPr>
-        <w:t>CREATE TABLE</w:t>
-      </w:r>
-      <w:r>
-        <w:rPr>
-          <w:b w:val="0"/>
-        </w:rPr>
-        <w:t xml:space="preserve">, </w:t>
-      </w:r>
-      <w:r>
-        <w:rPr>
-          <w:rFonts w:ascii="Consolas" w:hAnsi="Consolas"/>
-          <w:b w:val="0"/>
-          <w:sz w:val="18"/>
-        </w:rPr>
-        <w:t>DROP TABLE</w:t>
-      </w:r>
-      <w:r>
-        <w:rPr>
-          <w:b w:val="0"/>
-        </w:rPr>
-        <w:t xml:space="preserve"> und </w:t>
-      </w:r>
-      <w:r>
-        <w:rPr>
-          <w:rFonts w:ascii="Consolas" w:hAnsi="Consolas"/>
-          <w:b w:val="0"/>
-          <w:sz w:val="18"/>
-        </w:rPr>
-        <w:t>DROP COLUMN</w:t>
-      </w:r>
-      <w:r>
-        <w:rPr>
-          <w:b w:val="0"/>
-        </w:rPr>
-        <w:t xml:space="preserve"> laufen in einem Savepoint und werden zurückgerollt, weil PostgreSQL auch Strukturänderungen transaktional ausführt</w:t>
-      </w:r>
-    </w:p>
-    <w:p>
-      <w:r>
-        <w:rPr>
-          <w:b w:val="0"/>
-        </w:rPr>
-        <w:t>Die Ergebnisse sind die Referenz für Neo4j.</w:t>
-      </w:r>
-    </w:p>
-    <w:p>
-      <w:pPr>
-        <w:pStyle w:val="berschrift1"/>
-      </w:pPr>
-      <w:r>
-        <w:t>Umsetzung in Neo4j</w:t>
-      </w:r>
-    </w:p>
-    <w:p>
-      <w:r>
-        <w:rPr>
-          <w:b w:val="0"/>
-        </w:rPr>
-        <w:t xml:space="preserve">Die Graphumsetzung liegt in </w:t>
-      </w:r>
-      <w:r>
-        <w:rPr>
-          <w:rFonts w:ascii="Consolas" w:hAnsi="Consolas"/>
-          <w:b w:val="0"/>
-          <w:sz w:val="18"/>
-        </w:rPr>
-        <w:t>le3-nosql/</w:t>
-      </w:r>
-      <w:r>
-        <w:rPr>
-          <w:b w:val="0"/>
-        </w:rPr>
-        <w:t>. Sie lädt denselben Bestand wie PostgreSQL und beantwortet dieselben fünf Abfragen.</w:t>
-      </w:r>
-    </w:p>
-    <w:p>
-      <w:pPr>
-        <w:pStyle w:val="berschrift2"/>
-      </w:pPr>
-      <w:r>
-        <w:t>5.1 Graphmodell</w:t>
-      </w:r>
-    </w:p>
-    <w:p>
-      <w:r>
-        <w:rPr>
-          <w:b w:val="0"/>
-        </w:rPr>
-        <w:t>Das Modell ist auf die Abfragen ausgerichtet. Jede Abfrage beginnt bei einem Kurs, einer Person oder einem Semester mit Standort und folgt von dort den Kanten.</w:t>
-      </w:r>
-    </w:p>
-    <w:p>
-      <w:pPr>
         <w:keepNext/>
         <w:jc w:val="center"/>
       </w:pPr>
       <w:r>
         <w:drawing>
           <wp:inline xmlns:a="http://schemas.openxmlformats.org/drawingml/2006/main" xmlns:pic="http://schemas.openxmlformats.org/drawingml/2006/picture">
-            <wp:extent cx="4320000" cy="1795567"/>
+            <wp:extent cx="4320000" cy="1699301"/>
             <wp:docPr id="166964198" name="Picture 166964198"/>
             <wp:cNvGraphicFramePr>
               <a:graphicFrameLocks noChangeAspect="1"/>
@@ -2903,7 +2120,7 @@
                   <pic:spPr>
                     <a:xfrm>
                       <a:off x="0" y="0"/>
-                      <a:ext cx="4320000" cy="1795567"/>
+                      <a:ext cx="4320000" cy="1699301"/>
                     </a:xfrm>
                     <a:prstGeom prst="rect"/>
                   </pic:spPr>
@@ -2948,8 +2165,8 @@
         <w:tblLook w:firstColumn="1" w:firstRow="1" w:lastColumn="0" w:lastRow="0" w:noHBand="0" w:noVBand="1" w:val="04A0"/>
       </w:tblPr>
       <w:tblGrid>
-        <w:gridCol w:w="2791"/>
-        <w:gridCol w:w="6280"/>
+        <w:gridCol w:w="2903"/>
+        <w:gridCol w:w="6168"/>
       </w:tblGrid>
       <w:tr>
         <w:trPr>
@@ -2957,7 +2174,7 @@
         </w:trPr>
         <w:tc>
           <w:tcPr>
-            <w:tcW w:type="dxa" w:w="2791"/>
+            <w:tcW w:type="dxa" w:w="2903"/>
             <w:shd w:val="clear" w:color="auto" w:fill="DCE6F0"/>
           </w:tcPr>
           <w:p>
@@ -2977,7 +2194,7 @@
         </w:tc>
         <w:tc>
           <w:tcPr>
-            <w:tcW w:type="dxa" w:w="6280"/>
+            <w:tcW w:type="dxa" w:w="6168"/>
             <w:shd w:val="clear" w:color="auto" w:fill="DCE6F0"/>
           </w:tcPr>
           <w:p>
@@ -3002,7 +2219,7 @@
         </w:trPr>
         <w:tc>
           <w:tcPr>
-            <w:tcW w:type="dxa" w:w="2791"/>
+            <w:tcW w:type="dxa" w:w="2903"/>
           </w:tcPr>
           <w:p>
             <w:pPr>
@@ -3012,11 +2229,37 @@
             </w:pPr>
             <w:r>
               <w:rPr>
+                <w:b w:val="0"/>
+                <w:sz w:val="17"/>
+              </w:rPr>
+              <w:t>sechs Entitäten</w:t>
+            </w:r>
+          </w:p>
+        </w:tc>
+        <w:tc>
+          <w:tcPr>
+            <w:tcW w:type="dxa" w:w="6168"/>
+          </w:tcPr>
+          <w:p>
+            <w:pPr>
+              <w:keepNext/>
+              <w:spacing w:after="0"/>
+              <w:jc w:val="left"/>
+            </w:pPr>
+            <w:r>
+              <w:rPr>
+                <w:b w:val="0"/>
+                <w:sz w:val="17"/>
+              </w:rPr>
+              <w:t xml:space="preserve">Knoten </w:t>
+            </w:r>
+            <w:r>
+              <w:rPr>
                 <w:rFonts w:ascii="Consolas" w:hAnsi="Consolas"/>
                 <w:b w:val="0"/>
                 <w:sz w:val="16"/>
               </w:rPr>
-              <w:t>course</w:t>
+              <w:t>Course</w:t>
             </w:r>
             <w:r>
               <w:rPr>
@@ -3031,7 +2274,7 @@
                 <w:b w:val="0"/>
                 <w:sz w:val="16"/>
               </w:rPr>
-              <w:t>learner</w:t>
+              <w:t>Learner</w:t>
             </w:r>
             <w:r>
               <w:rPr>
@@ -3046,26 +2289,14 @@
                 <w:b w:val="0"/>
                 <w:sz w:val="16"/>
               </w:rPr>
-              <w:t>course_run</w:t>
-            </w:r>
-          </w:p>
-        </w:tc>
-        <w:tc>
-          <w:tcPr>
-            <w:tcW w:type="dxa" w:w="6280"/>
-          </w:tcPr>
-          <w:p>
-            <w:pPr>
-              <w:keepNext/>
-              <w:spacing w:after="0"/>
-              <w:jc w:val="left"/>
-            </w:pPr>
-            <w:r>
-              <w:rPr>
-                <w:b w:val="0"/>
-                <w:sz w:val="17"/>
-              </w:rPr>
-              <w:t xml:space="preserve">Knoten </w:t>
+              <w:t>Run</w:t>
+            </w:r>
+            <w:r>
+              <w:rPr>
+                <w:b w:val="0"/>
+                <w:sz w:val="17"/>
+              </w:rPr>
+              <w:t xml:space="preserve">, </w:t>
             </w:r>
             <w:r>
               <w:rPr>
@@ -3073,7 +2304,7 @@
                 <w:b w:val="0"/>
                 <w:sz w:val="16"/>
               </w:rPr>
-              <w:t>Course</w:t>
+              <w:t>Semester</w:t>
             </w:r>
             <w:r>
               <w:rPr>
@@ -3088,7 +2319,7 @@
                 <w:b w:val="0"/>
                 <w:sz w:val="16"/>
               </w:rPr>
-              <w:t>Learner</w:t>
+              <w:t>Location</w:t>
             </w:r>
             <w:r>
               <w:rPr>
@@ -3103,7 +2334,7 @@
                 <w:b w:val="0"/>
                 <w:sz w:val="16"/>
               </w:rPr>
-              <w:t>Run</w:t>
+              <w:t>Lecturer</w:t>
             </w:r>
           </w:p>
         </w:tc>
@@ -3114,7 +2345,7 @@
         </w:trPr>
         <w:tc>
           <w:tcPr>
-            <w:tcW w:type="dxa" w:w="2791"/>
+            <w:tcW w:type="dxa" w:w="2903"/>
           </w:tcPr>
           <w:p>
             <w:pPr>
@@ -3128,14 +2359,26 @@
                 <w:b w:val="0"/>
                 <w:sz w:val="16"/>
               </w:rPr>
-              <w:t>semester</w:t>
-            </w:r>
-            <w:r>
-              <w:rPr>
-                <w:b w:val="0"/>
-                <w:sz w:val="17"/>
-              </w:rPr>
-              <w:t xml:space="preserve">, </w:t>
+              <w:t>prerequisite</w:t>
+            </w:r>
+          </w:p>
+        </w:tc>
+        <w:tc>
+          <w:tcPr>
+            <w:tcW w:type="dxa" w:w="6168"/>
+          </w:tcPr>
+          <w:p>
+            <w:pPr>
+              <w:keepNext/>
+              <w:spacing w:after="0"/>
+              <w:jc w:val="left"/>
+            </w:pPr>
+            <w:r>
+              <w:rPr>
+                <w:b w:val="0"/>
+                <w:sz w:val="17"/>
+              </w:rPr>
+              <w:t xml:space="preserve">Kante </w:t>
             </w:r>
             <w:r>
               <w:rPr>
@@ -3143,79 +2386,14 @@
                 <w:b w:val="0"/>
                 <w:sz w:val="16"/>
               </w:rPr>
-              <w:t>location</w:t>
-            </w:r>
-            <w:r>
-              <w:rPr>
-                <w:b w:val="0"/>
-                <w:sz w:val="17"/>
-              </w:rPr>
-              <w:t xml:space="preserve">, </w:t>
-            </w:r>
-            <w:r>
-              <w:rPr>
-                <w:rFonts w:ascii="Consolas" w:hAnsi="Consolas"/>
-                <w:b w:val="0"/>
-                <w:sz w:val="16"/>
-              </w:rPr>
-              <w:t>lecturer</w:t>
-            </w:r>
-          </w:p>
-        </w:tc>
-        <w:tc>
-          <w:tcPr>
-            <w:tcW w:type="dxa" w:w="6280"/>
-          </w:tcPr>
-          <w:p>
-            <w:pPr>
-              <w:keepNext/>
-              <w:spacing w:after="0"/>
-              <w:jc w:val="left"/>
-            </w:pPr>
-            <w:r>
-              <w:rPr>
-                <w:b w:val="0"/>
-                <w:sz w:val="17"/>
-              </w:rPr>
-              <w:t xml:space="preserve">Knoten </w:t>
-            </w:r>
-            <w:r>
-              <w:rPr>
-                <w:rFonts w:ascii="Consolas" w:hAnsi="Consolas"/>
-                <w:b w:val="0"/>
-                <w:sz w:val="16"/>
-              </w:rPr>
-              <w:t>Semester</w:t>
-            </w:r>
-            <w:r>
-              <w:rPr>
-                <w:b w:val="0"/>
-                <w:sz w:val="17"/>
-              </w:rPr>
-              <w:t xml:space="preserve">, </w:t>
-            </w:r>
-            <w:r>
-              <w:rPr>
-                <w:rFonts w:ascii="Consolas" w:hAnsi="Consolas"/>
-                <w:b w:val="0"/>
-                <w:sz w:val="16"/>
-              </w:rPr>
-              <w:t>Location</w:t>
-            </w:r>
-            <w:r>
-              <w:rPr>
-                <w:b w:val="0"/>
-                <w:sz w:val="17"/>
-              </w:rPr>
-              <w:t xml:space="preserve">, </w:t>
-            </w:r>
-            <w:r>
-              <w:rPr>
-                <w:rFonts w:ascii="Consolas" w:hAnsi="Consolas"/>
-                <w:b w:val="0"/>
-                <w:sz w:val="16"/>
-              </w:rPr>
-              <w:t>Lecturer</w:t>
+              <w:t>(:Course)-[:REQUIRES]-&gt;(:Course)</w:t>
+            </w:r>
+            <w:r>
+              <w:rPr>
+                <w:b w:val="0"/>
+                <w:sz w:val="17"/>
+              </w:rPr>
+              <w:t xml:space="preserve"> vom Zielkurs zum Vorkurs</w:t>
             </w:r>
           </w:p>
         </w:tc>
@@ -3226,7 +2404,7 @@
         </w:trPr>
         <w:tc>
           <w:tcPr>
-            <w:tcW w:type="dxa" w:w="2791"/>
+            <w:tcW w:type="dxa" w:w="2903"/>
           </w:tcPr>
           <w:p>
             <w:pPr>
@@ -3236,17 +2414,24 @@
             </w:pPr>
             <w:r>
               <w:rPr>
+                <w:b w:val="0"/>
+                <w:sz w:val="17"/>
+              </w:rPr>
+              <w:t xml:space="preserve">Fremdschlüssel in </w:t>
+            </w:r>
+            <w:r>
+              <w:rPr>
                 <w:rFonts w:ascii="Consolas" w:hAnsi="Consolas"/>
                 <w:b w:val="0"/>
                 <w:sz w:val="16"/>
               </w:rPr>
-              <w:t>prerequisite</w:t>
-            </w:r>
-          </w:p>
-        </w:tc>
-        <w:tc>
-          <w:tcPr>
-            <w:tcW w:type="dxa" w:w="6280"/>
+              <w:t>course_run</w:t>
+            </w:r>
+          </w:p>
+        </w:tc>
+        <w:tc>
+          <w:tcPr>
+            <w:tcW w:type="dxa" w:w="6168"/>
           </w:tcPr>
           <w:p>
             <w:pPr>
@@ -3259,7 +2444,7 @@
                 <w:b w:val="0"/>
                 <w:sz w:val="17"/>
               </w:rPr>
-              <w:t xml:space="preserve">Kante </w:t>
+              <w:t xml:space="preserve">Kanten </w:t>
             </w:r>
             <w:r>
               <w:rPr>
@@ -3267,14 +2452,52 @@
                 <w:b w:val="0"/>
                 <w:sz w:val="16"/>
               </w:rPr>
-              <w:t>(:Course)-[:REQUIRES]-&gt;(:Course)</w:t>
-            </w:r>
-            <w:r>
-              <w:rPr>
-                <w:b w:val="0"/>
-                <w:sz w:val="17"/>
-              </w:rPr>
-              <w:t xml:space="preserve"> vom Zielkurs zum Vorkurs</w:t>
+              <w:t>OF</w:t>
+            </w:r>
+            <w:r>
+              <w:rPr>
+                <w:b w:val="0"/>
+                <w:sz w:val="17"/>
+              </w:rPr>
+              <w:t xml:space="preserve">, </w:t>
+            </w:r>
+            <w:r>
+              <w:rPr>
+                <w:rFonts w:ascii="Consolas" w:hAnsi="Consolas"/>
+                <w:b w:val="0"/>
+                <w:sz w:val="16"/>
+              </w:rPr>
+              <w:t>IN</w:t>
+            </w:r>
+            <w:r>
+              <w:rPr>
+                <w:b w:val="0"/>
+                <w:sz w:val="17"/>
+              </w:rPr>
+              <w:t xml:space="preserve">, </w:t>
+            </w:r>
+            <w:r>
+              <w:rPr>
+                <w:rFonts w:ascii="Consolas" w:hAnsi="Consolas"/>
+                <w:b w:val="0"/>
+                <w:sz w:val="16"/>
+              </w:rPr>
+              <w:t>AT</w:t>
+            </w:r>
+            <w:r>
+              <w:rPr>
+                <w:b w:val="0"/>
+                <w:sz w:val="17"/>
+              </w:rPr>
+              <w:t xml:space="preserve"> und </w:t>
+            </w:r>
+            <w:r>
+              <w:rPr>
+                <w:rFonts w:ascii="Consolas" w:hAnsi="Consolas"/>
+                <w:b w:val="0"/>
+                <w:sz w:val="16"/>
+              </w:rPr>
+              <w:t>TEACHES</w:t>
             </w:r>
           </w:p>
         </w:tc>
@@ -3285,38 +2508,29 @@
         </w:trPr>
         <w:tc>
           <w:tcPr>
-            <w:tcW w:type="dxa" w:w="2791"/>
-          </w:tcPr>
-          <w:p>
-            <w:pPr>
-              <w:keepNext/>
+            <w:tcW w:type="dxa" w:w="2903"/>
+          </w:tcPr>
+          <w:p>
+            <w:pPr>
               <w:spacing w:after="0"/>
               <w:jc w:val="left"/>
             </w:pPr>
             <w:r>
               <w:rPr>
-                <w:b w:val="0"/>
-                <w:sz w:val="17"/>
-              </w:rPr>
-              <w:t xml:space="preserve">Fremdschlüssel in </w:t>
-            </w:r>
-            <w:r>
-              <w:rPr>
                 <w:rFonts w:ascii="Consolas" w:hAnsi="Consolas"/>
                 <w:b w:val="0"/>
                 <w:sz w:val="16"/>
               </w:rPr>
-              <w:t>course_run</w:t>
-            </w:r>
-          </w:p>
-        </w:tc>
-        <w:tc>
-          <w:tcPr>
-            <w:tcW w:type="dxa" w:w="6280"/>
-          </w:tcPr>
-          <w:p>
-            <w:pPr>
-              <w:keepNext/>
+              <w:t>completion</w:t>
+            </w:r>
+          </w:p>
+        </w:tc>
+        <w:tc>
+          <w:tcPr>
+            <w:tcW w:type="dxa" w:w="6168"/>
+          </w:tcPr>
+          <w:p>
+            <w:pPr>
               <w:spacing w:after="0"/>
               <w:jc w:val="left"/>
             </w:pPr>
@@ -3325,7 +2539,7 @@
                 <w:b w:val="0"/>
                 <w:sz w:val="17"/>
               </w:rPr>
-              <w:t xml:space="preserve">Kanten </w:t>
+              <w:t xml:space="preserve">Kante </w:t>
             </w:r>
             <w:r>
               <w:rPr>
@@ -3333,161 +2547,7 @@
                 <w:b w:val="0"/>
                 <w:sz w:val="16"/>
               </w:rPr>
-              <w:t>OF</w:t>
-            </w:r>
-            <w:r>
-              <w:rPr>
-                <w:b w:val="0"/>
-                <w:sz w:val="17"/>
-              </w:rPr>
-              <w:t xml:space="preserve">, </w:t>
-            </w:r>
-            <w:r>
-              <w:rPr>
-                <w:rFonts w:ascii="Consolas" w:hAnsi="Consolas"/>
-                <w:b w:val="0"/>
-                <w:sz w:val="16"/>
-              </w:rPr>
-              <w:t>IN</w:t>
-            </w:r>
-            <w:r>
-              <w:rPr>
-                <w:b w:val="0"/>
-                <w:sz w:val="17"/>
-              </w:rPr>
-              <w:t xml:space="preserve">, </w:t>
-            </w:r>
-            <w:r>
-              <w:rPr>
-                <w:rFonts w:ascii="Consolas" w:hAnsi="Consolas"/>
-                <w:b w:val="0"/>
-                <w:sz w:val="16"/>
-              </w:rPr>
-              <w:t>AT</w:t>
-            </w:r>
-            <w:r>
-              <w:rPr>
-                <w:b w:val="0"/>
-                <w:sz w:val="17"/>
-              </w:rPr>
-              <w:t xml:space="preserve"> und </w:t>
-            </w:r>
-            <w:r>
-              <w:rPr>
-                <w:rFonts w:ascii="Consolas" w:hAnsi="Consolas"/>
-                <w:b w:val="0"/>
-                <w:sz w:val="16"/>
-              </w:rPr>
-              <w:t>TEACHES</w:t>
-            </w:r>
-          </w:p>
-        </w:tc>
-      </w:tr>
-      <w:tr>
-        <w:trPr>
-          <w:cantSplit/>
-        </w:trPr>
-        <w:tc>
-          <w:tcPr>
-            <w:tcW w:type="dxa" w:w="2791"/>
-          </w:tcPr>
-          <w:p>
-            <w:pPr>
-              <w:keepNext/>
-              <w:spacing w:after="0"/>
-              <w:jc w:val="left"/>
-            </w:pPr>
-            <w:r>
-              <w:rPr>
-                <w:rFonts w:ascii="Consolas" w:hAnsi="Consolas"/>
-                <w:b w:val="0"/>
-                <w:sz w:val="16"/>
-              </w:rPr>
-              <w:t>enrollment</w:t>
-            </w:r>
-          </w:p>
-        </w:tc>
-        <w:tc>
-          <w:tcPr>
-            <w:tcW w:type="dxa" w:w="6280"/>
-          </w:tcPr>
-          <w:p>
-            <w:pPr>
-              <w:keepNext/>
-              <w:spacing w:after="0"/>
-              <w:jc w:val="left"/>
-            </w:pPr>
-            <w:r>
-              <w:rPr>
-                <w:b w:val="0"/>
-                <w:sz w:val="17"/>
-              </w:rPr>
-              <w:t xml:space="preserve">Kante </w:t>
-            </w:r>
-            <w:r>
-              <w:rPr>
-                <w:rFonts w:ascii="Consolas" w:hAnsi="Consolas"/>
-                <w:b w:val="0"/>
-                <w:sz w:val="16"/>
-              </w:rPr>
-              <w:t>(:Learner)-[:ENROLLED {completed_on}]-&gt;(:Run)</w:t>
-            </w:r>
-          </w:p>
-        </w:tc>
-      </w:tr>
-      <w:tr>
-        <w:trPr>
-          <w:cantSplit/>
-        </w:trPr>
-        <w:tc>
-          <w:tcPr>
-            <w:tcW w:type="dxa" w:w="2791"/>
-          </w:tcPr>
-          <w:p>
-            <w:pPr>
-              <w:spacing w:after="0"/>
-              <w:jc w:val="left"/>
-            </w:pPr>
-            <w:r>
-              <w:rPr>
-                <w:b w:val="0"/>
-                <w:sz w:val="17"/>
-              </w:rPr>
-              <w:t xml:space="preserve">abgeschlossene </w:t>
-            </w:r>
-            <w:r>
-              <w:rPr>
-                <w:rFonts w:ascii="Consolas" w:hAnsi="Consolas"/>
-                <w:b w:val="0"/>
-                <w:sz w:val="16"/>
-              </w:rPr>
-              <w:t>enrollment</w:t>
-            </w:r>
-          </w:p>
-        </w:tc>
-        <w:tc>
-          <w:tcPr>
-            <w:tcW w:type="dxa" w:w="6280"/>
-          </w:tcPr>
-          <w:p>
-            <w:pPr>
-              <w:spacing w:after="0"/>
-              <w:jc w:val="left"/>
-            </w:pPr>
-            <w:r>
-              <w:rPr>
-                <w:b w:val="0"/>
-                <w:sz w:val="17"/>
-              </w:rPr>
-              <w:t xml:space="preserve">zusätzlich </w:t>
-            </w:r>
-            <w:r>
-              <w:rPr>
-                <w:rFonts w:ascii="Consolas" w:hAnsi="Consolas"/>
-                <w:b w:val="0"/>
-                <w:sz w:val="16"/>
-              </w:rPr>
-              <w:t>(:Learner)-[:COMPLETED]-&gt;(:Course)</w:t>
+              <w:t>(:Learner)-[:ATTENDED {completed_on}]-&gt;(:Run)</w:t>
             </w:r>
           </w:p>
         </w:tc>
@@ -3510,13 +2570,27 @@
         <w:rPr>
           <w:b/>
         </w:rPr>
-        <w:t>Zuordnungstabellen und Fremdschlüssel:</w:t>
+        <w:t>Optimiert auf die Abfragen:</w:t>
       </w:r>
       <w:r>
         <w:rPr>
           <w:b w:val="0"/>
         </w:rPr>
-        <w:t xml:space="preserve"> werden zu Kanten, Joins entfallen</w:t>
+        <w:t xml:space="preserve"> Eine abgeleitete Kante </w:t>
+      </w:r>
+      <w:r>
+        <w:rPr>
+          <w:rFonts w:ascii="Consolas" w:hAnsi="Consolas"/>
+          <w:b w:val="0"/>
+          <w:sz w:val="18"/>
+        </w:rPr>
+        <w:t>COMPLETED</w:t>
+      </w:r>
+      <w:r>
+        <w:rPr>
+          <w:b w:val="0"/>
+        </w:rPr>
+        <w:t xml:space="preserve"> führt von der Person direkt zum abgeschlossenen Kurs. A-002 bis A-004 prüfen pro Vorkurs so einen Schritt statt zwei</w:t>
       </w:r>
     </w:p>
     <w:p>
@@ -3529,23 +2603,15 @@
       </w:pPr>
       <w:r>
         <w:rPr>
-          <w:rFonts w:ascii="Consolas" w:hAnsi="Consolas"/>
           <w:b/>
-          <w:sz w:val="18"/>
-        </w:rPr>
-        <w:t>COMPLETED</w:t>
-      </w:r>
-      <w:r>
-        <w:rPr>
-          <w:b/>
-        </w:rPr>
-        <w:t>:</w:t>
+        </w:rPr>
+        <w:t>Einstieg:</w:t>
       </w:r>
       <w:r>
         <w:rPr>
           <w:b w:val="0"/>
         </w:rPr>
-        <w:t xml:space="preserve"> abgeleitete Kante. A-003 bis A-005 fragen nach abgeschlossenen Kursen, nicht nach Durchführungen. Die Kante spart pro geprüftem Vorkurs zwei Schritte über </w:t>
+        <w:t xml:space="preserve"> </w:t>
       </w:r>
       <w:r>
         <w:rPr>
@@ -3553,27 +2619,161 @@
           <w:b w:val="0"/>
           <w:sz w:val="18"/>
         </w:rPr>
-        <w:t>Run</w:t>
+        <w:t>id</w:t>
       </w:r>
       <w:r>
         <w:rPr>
           <w:b w:val="0"/>
         </w:rPr>
-        <w:t xml:space="preserve">. Dafür muss der Import sie konsistent mit </w:t>
-      </w:r>
+        <w:t xml:space="preserve"> ist bei allen sechs Labels eindeutig und damit indexiert</w:t>
+      </w:r>
+    </w:p>
+    <w:p>
+      <w:pPr>
+        <w:pStyle w:val="berschrift2"/>
+        <w:keepNext/>
+      </w:pPr>
+      <w:r>
+        <w:t>5.2 Datenbank aufbauen und laden</w:t>
+      </w:r>
+    </w:p>
+    <w:p>
+      <w:pPr>
+        <w:pStyle w:val="Listenabsatz"/>
+        <w:numPr>
+          <w:ilvl w:val="0"/>
+          <w:numId w:val="50"/>
+        </w:numPr>
+      </w:pPr>
       <w:r>
         <w:rPr>
           <w:rFonts w:ascii="Consolas" w:hAnsi="Consolas"/>
           <w:b w:val="0"/>
           <w:sz w:val="18"/>
         </w:rPr>
-        <w:t>ENROLLED</w:t>
+        <w:t>src/export.py</w:t>
       </w:r>
       <w:r>
         <w:rPr>
           <w:b w:val="0"/>
         </w:rPr>
-        <w:t xml:space="preserve"> anlegen</w:t>
+        <w:t xml:space="preserve"> schreibt den Bestand aus </w:t>
+      </w:r>
+      <w:r>
+        <w:rPr>
+          <w:rFonts w:ascii="Consolas" w:hAnsi="Consolas"/>
+          <w:b w:val="0"/>
+          <w:sz w:val="18"/>
+        </w:rPr>
+        <w:t>export_data</w:t>
+      </w:r>
+      <w:r>
+        <w:rPr>
+          <w:b w:val="0"/>
+        </w:rPr>
+        <w:t xml:space="preserve"> nach </w:t>
+      </w:r>
+      <w:r>
+        <w:rPr>
+          <w:rFonts w:ascii="Consolas" w:hAnsi="Consolas"/>
+          <w:b w:val="0"/>
+          <w:sz w:val="18"/>
+        </w:rPr>
+        <w:t>data/seed.json</w:t>
+      </w:r>
+    </w:p>
+    <w:p>
+      <w:pPr>
+        <w:pStyle w:val="Listenabsatz"/>
+        <w:numPr>
+          <w:ilvl w:val="0"/>
+          <w:numId w:val="50"/>
+        </w:numPr>
+      </w:pPr>
+      <w:r>
+        <w:rPr>
+          <w:rFonts w:ascii="Consolas" w:hAnsi="Consolas"/>
+          <w:b w:val="0"/>
+          <w:sz w:val="18"/>
+        </w:rPr>
+        <w:t>schema.cypher</w:t>
+      </w:r>
+      <w:r>
+        <w:rPr>
+          <w:b w:val="0"/>
+        </w:rPr>
+        <w:t xml:space="preserve"> legt die Eindeutigkeit fest, </w:t>
+      </w:r>
+      <w:r>
+        <w:rPr>
+          <w:rFonts w:ascii="Consolas" w:hAnsi="Consolas"/>
+          <w:b w:val="0"/>
+          <w:sz w:val="18"/>
+        </w:rPr>
+        <w:t>import.cypher</w:t>
+      </w:r>
+      <w:r>
+        <w:rPr>
+          <w:b w:val="0"/>
+        </w:rPr>
+        <w:t xml:space="preserve"> lädt Knoten und danach Kanten mit </w:t>
+      </w:r>
+      <w:r>
+        <w:rPr>
+          <w:rFonts w:ascii="Consolas" w:hAnsi="Consolas"/>
+          <w:b w:val="0"/>
+          <w:sz w:val="18"/>
+        </w:rPr>
+        <w:t>UNWIND</w:t>
+      </w:r>
+    </w:p>
+    <w:p>
+      <w:pPr>
+        <w:pStyle w:val="Listenabsatz"/>
+        <w:numPr>
+          <w:ilvl w:val="0"/>
+          <w:numId w:val="50"/>
+        </w:numPr>
+      </w:pPr>
+      <w:r>
+        <w:rPr>
+          <w:rFonts w:ascii="Consolas" w:hAnsi="Consolas"/>
+          <w:b w:val="0"/>
+          <w:sz w:val="18"/>
+        </w:rPr>
+        <w:t>queries.cypher</w:t>
+      </w:r>
+      <w:r>
+        <w:rPr>
+          <w:b w:val="0"/>
+        </w:rPr>
+        <w:t xml:space="preserve"> enthält A-001 bis A-005, </w:t>
+      </w:r>
+      <w:r>
+        <w:rPr>
+          <w:rFonts w:ascii="Consolas" w:hAnsi="Consolas"/>
+          <w:b w:val="0"/>
+          <w:sz w:val="18"/>
+        </w:rPr>
+        <w:t>tests/test_equivalence.py</w:t>
+      </w:r>
+      <w:r>
+        <w:rPr>
+          <w:b w:val="0"/>
+        </w:rPr>
+        <w:t xml:space="preserve"> vergleicht alle Ergebnisse mit PostgreSQL</w:t>
+      </w:r>
+    </w:p>
+    <w:p>
+      <w:pPr>
+        <w:keepNext/>
+        <w:spacing w:after="40"/>
+      </w:pPr>
+      <w:r>
+        <w:rPr>
+          <w:b/>
+        </w:rPr>
+        <w:t>Entscheide</w:t>
       </w:r>
     </w:p>
     <w:p>
@@ -3588,47 +2788,13 @@
         <w:rPr>
           <w:b/>
         </w:rPr>
-        <w:t>Einstieg:</w:t>
+        <w:t>Integrität:</w:t>
       </w:r>
       <w:r>
         <w:rPr>
           <w:b w:val="0"/>
         </w:rPr>
-        <w:t xml:space="preserve"> </w:t>
-      </w:r>
-      <w:r>
-        <w:rPr>
-          <w:rFonts w:ascii="Consolas" w:hAnsi="Consolas"/>
-          <w:b w:val="0"/>
-          <w:sz w:val="18"/>
-        </w:rPr>
-        <w:t>id</w:t>
-      </w:r>
-      <w:r>
-        <w:rPr>
-          <w:b w:val="0"/>
-        </w:rPr>
-        <w:t xml:space="preserve"> ist bei allen sechs Labels eindeutig und damit indexiert</w:t>
-      </w:r>
-    </w:p>
-    <w:p>
-      <w:pPr>
-        <w:pStyle w:val="berschrift2"/>
-      </w:pPr>
-      <w:r>
-        <w:t>5.2 Datenbank aufbauen und laden</w:t>
-      </w:r>
-    </w:p>
-    <w:p>
-      <w:pPr>
-        <w:keepNext/>
-        <w:spacing w:after="40"/>
-      </w:pPr>
-      <w:r>
-        <w:rPr>
-          <w:b/>
-        </w:rPr>
-        <w:t>Daten (synthetic-v2):</w:t>
+        <w:t xml:space="preserve"> Neo4j Community prüft nur die Eindeutigkeit. Fremdschlüssel und Wertebereiche prüft PostgreSQL vor dem Export</w:t>
       </w:r>
     </w:p>
     <w:p>
@@ -3641,17 +2807,29 @@
       </w:pPr>
       <w:r>
         <w:rPr>
+          <w:b/>
+        </w:rPr>
+        <w:t>A-001:</w:t>
+      </w:r>
+      <w:r>
+        <w:rPr>
+          <w:b w:val="0"/>
+        </w:rPr>
+        <w:t xml:space="preserve"> </w:t>
+      </w:r>
+      <w:r>
+        <w:rPr>
           <w:rFonts w:ascii="Consolas" w:hAnsi="Consolas"/>
           <w:b w:val="0"/>
           <w:sz w:val="18"/>
         </w:rPr>
-        <w:t>Course</w:t>
+        <w:t>WITH DISTINCT</w:t>
       </w:r>
       <w:r>
         <w:rPr>
           <w:b w:val="0"/>
         </w:rPr>
-        <w:t xml:space="preserve">, </w:t>
+        <w:t xml:space="preserve"> direkt nach </w:t>
       </w:r>
       <w:r>
         <w:rPr>
@@ -3659,69 +2837,30 @@
           <w:b w:val="0"/>
           <w:sz w:val="18"/>
         </w:rPr>
-        <w:t>Learner</w:t>
+        <w:t>-[:REQUIRES*1..]-&gt;</w:t>
       </w:r>
       <w:r>
         <w:rPr>
           <w:b w:val="0"/>
         </w:rPr>
-        <w:t xml:space="preserve">, </w:t>
-      </w:r>
-      <w:r>
-        <w:rPr>
-          <w:rFonts w:ascii="Consolas" w:hAnsi="Consolas"/>
+        <w:t xml:space="preserve"> lässt Neo4j jeden Kurs einmal besuchen, statt alle Pfade aufzuzählen</w:t>
+      </w:r>
+    </w:p>
+    <w:p>
+      <w:pPr>
+        <w:pStyle w:val="berschrift1"/>
+        <w:keepNext/>
+      </w:pPr>
+      <w:r>
+        <w:t>Erwartete Vorteile und Messkriterien</w:t>
+      </w:r>
+    </w:p>
+    <w:p>
+      <w:r>
+        <w:rPr>
           <w:b w:val="0"/>
-          <w:sz w:val="18"/>
-        </w:rPr>
-        <w:t>Run</w:t>
-      </w:r>
-      <w:r>
-        <w:rPr>
-          <w:b w:val="0"/>
-        </w:rPr>
-        <w:t xml:space="preserve">, </w:t>
-      </w:r>
-      <w:r>
-        <w:rPr>
-          <w:rFonts w:ascii="Consolas" w:hAnsi="Consolas"/>
-          <w:b w:val="0"/>
-          <w:sz w:val="18"/>
-        </w:rPr>
-        <w:t>Semester</w:t>
-      </w:r>
-      <w:r>
-        <w:rPr>
-          <w:b w:val="0"/>
-        </w:rPr>
-        <w:t xml:space="preserve">, </w:t>
-      </w:r>
-      <w:r>
-        <w:rPr>
-          <w:rFonts w:ascii="Consolas" w:hAnsi="Consolas"/>
-          <w:b w:val="0"/>
-          <w:sz w:val="18"/>
-        </w:rPr>
-        <w:t>Location</w:t>
-      </w:r>
-      <w:r>
-        <w:rPr>
-          <w:b w:val="0"/>
-        </w:rPr>
-        <w:t xml:space="preserve">, </w:t>
-      </w:r>
-      <w:r>
-        <w:rPr>
-          <w:rFonts w:ascii="Consolas" w:hAnsi="Consolas"/>
-          <w:b w:val="0"/>
-          <w:sz w:val="18"/>
-        </w:rPr>
-        <w:t>Lecturer</w:t>
-      </w:r>
-      <w:r>
-        <w:rPr>
-          <w:b w:val="0"/>
-        </w:rPr>
-        <w:t>: Knoten aus den gleichnamigen Tabellen</w:t>
+        </w:rPr>
+        <w:t>Wir erwarten, dass Neo4j bei tiefen Voraussetzungsketten schneller ist. In PostgreSQL kostet jede Stufe der Rekursion einen Join über den Index, in Neo4j das Folgen gespeicherter Kanten.</w:t>
       </w:r>
     </w:p>
     <w:p>
@@ -3734,374 +2873,15 @@
       </w:pPr>
       <w:r>
         <w:rPr>
-          <w:rFonts w:ascii="Consolas" w:hAnsi="Consolas"/>
+          <w:b/>
+        </w:rPr>
+        <w:t>H1:</w:t>
+      </w:r>
+      <w:r>
+        <w:rPr>
           <w:b w:val="0"/>
-          <w:sz w:val="18"/>
-        </w:rPr>
-        <w:t>REQUIRES</w:t>
-      </w:r>
-      <w:r>
-        <w:rPr>
-          <w:b w:val="0"/>
-        </w:rPr>
-        <w:t xml:space="preserve">, </w:t>
-      </w:r>
-      <w:r>
-        <w:rPr>
-          <w:rFonts w:ascii="Consolas" w:hAnsi="Consolas"/>
-          <w:b w:val="0"/>
-          <w:sz w:val="18"/>
-        </w:rPr>
-        <w:t>OF</w:t>
-      </w:r>
-      <w:r>
-        <w:rPr>
-          <w:b w:val="0"/>
-        </w:rPr>
-        <w:t xml:space="preserve">, </w:t>
-      </w:r>
-      <w:r>
-        <w:rPr>
-          <w:rFonts w:ascii="Consolas" w:hAnsi="Consolas"/>
-          <w:b w:val="0"/>
-          <w:sz w:val="18"/>
-        </w:rPr>
-        <w:t>IN</w:t>
-      </w:r>
-      <w:r>
-        <w:rPr>
-          <w:b w:val="0"/>
-        </w:rPr>
-        <w:t xml:space="preserve">, </w:t>
-      </w:r>
-      <w:r>
-        <w:rPr>
-          <w:rFonts w:ascii="Consolas" w:hAnsi="Consolas"/>
-          <w:b w:val="0"/>
-          <w:sz w:val="18"/>
-        </w:rPr>
-        <w:t>AT</w:t>
-      </w:r>
-      <w:r>
-        <w:rPr>
-          <w:b w:val="0"/>
-        </w:rPr>
-        <w:t xml:space="preserve">, </w:t>
-      </w:r>
-      <w:r>
-        <w:rPr>
-          <w:rFonts w:ascii="Consolas" w:hAnsi="Consolas"/>
-          <w:b w:val="0"/>
-          <w:sz w:val="18"/>
-        </w:rPr>
-        <w:t>TEACHES</w:t>
-      </w:r>
-      <w:r>
-        <w:rPr>
-          <w:b w:val="0"/>
-        </w:rPr>
-        <w:t xml:space="preserve">, </w:t>
-      </w:r>
-      <w:r>
-        <w:rPr>
-          <w:rFonts w:ascii="Consolas" w:hAnsi="Consolas"/>
-          <w:b w:val="0"/>
-          <w:sz w:val="18"/>
-        </w:rPr>
-        <w:t>ENROLLED</w:t>
-      </w:r>
-      <w:r>
-        <w:rPr>
-          <w:b w:val="0"/>
-        </w:rPr>
-        <w:t xml:space="preserve">, </w:t>
-      </w:r>
-      <w:r>
-        <w:rPr>
-          <w:rFonts w:ascii="Consolas" w:hAnsi="Consolas"/>
-          <w:b w:val="0"/>
-          <w:sz w:val="18"/>
-        </w:rPr>
-        <w:t>COMPLETED</w:t>
-      </w:r>
-      <w:r>
-        <w:rPr>
-          <w:b w:val="0"/>
-        </w:rPr>
-        <w:t>: Kanten</w:t>
-      </w:r>
-    </w:p>
-    <w:p>
-      <w:pPr>
-        <w:keepNext/>
-        <w:spacing w:after="40"/>
-      </w:pPr>
-      <w:r>
-        <w:rPr>
-          <w:b/>
-        </w:rPr>
-        <w:t>Vorgehen:</w:t>
-      </w:r>
-    </w:p>
-    <w:p>
-      <w:pPr>
-        <w:pStyle w:val="Listenabsatz"/>
-        <w:numPr>
-          <w:ilvl w:val="0"/>
-          <w:numId w:val="50"/>
-        </w:numPr>
-      </w:pPr>
-      <w:r>
-        <w:rPr>
-          <w:rFonts w:ascii="Consolas" w:hAnsi="Consolas"/>
-          <w:b w:val="0"/>
-          <w:sz w:val="18"/>
-        </w:rPr>
-        <w:t>src/export.py</w:t>
-      </w:r>
-      <w:r>
-        <w:rPr>
-          <w:b w:val="0"/>
-        </w:rPr>
-        <w:t xml:space="preserve"> schreibt den Bestand aus </w:t>
-      </w:r>
-      <w:r>
-        <w:rPr>
-          <w:rFonts w:ascii="Consolas" w:hAnsi="Consolas"/>
-          <w:b w:val="0"/>
-          <w:sz w:val="18"/>
-        </w:rPr>
-        <w:t>export_data</w:t>
-      </w:r>
-      <w:r>
-        <w:rPr>
-          <w:b w:val="0"/>
-        </w:rPr>
-        <w:t xml:space="preserve"> nach </w:t>
-      </w:r>
-      <w:r>
-        <w:rPr>
-          <w:rFonts w:ascii="Consolas" w:hAnsi="Consolas"/>
-          <w:b w:val="0"/>
-          <w:sz w:val="18"/>
-        </w:rPr>
-        <w:t>data/seed.json</w:t>
-      </w:r>
-    </w:p>
-    <w:p>
-      <w:pPr>
-        <w:pStyle w:val="Listenabsatz"/>
-        <w:numPr>
-          <w:ilvl w:val="0"/>
-          <w:numId w:val="50"/>
-        </w:numPr>
-      </w:pPr>
-      <w:r>
-        <w:rPr>
-          <w:rFonts w:ascii="Consolas" w:hAnsi="Consolas"/>
-          <w:b w:val="0"/>
-          <w:sz w:val="18"/>
-        </w:rPr>
-        <w:t>schema.cypher</w:t>
-      </w:r>
-      <w:r>
-        <w:rPr>
-          <w:b w:val="0"/>
-        </w:rPr>
-        <w:t xml:space="preserve"> legt die Eindeutigkeit der </w:t>
-      </w:r>
-      <w:r>
-        <w:rPr>
-          <w:rFonts w:ascii="Consolas" w:hAnsi="Consolas"/>
-          <w:b w:val="0"/>
-          <w:sz w:val="18"/>
-        </w:rPr>
-        <w:t>id</w:t>
-      </w:r>
-      <w:r>
-        <w:rPr>
-          <w:b w:val="0"/>
-        </w:rPr>
-        <w:t xml:space="preserve"> für alle Labels fest</w:t>
-      </w:r>
-    </w:p>
-    <w:p>
-      <w:pPr>
-        <w:pStyle w:val="Listenabsatz"/>
-        <w:numPr>
-          <w:ilvl w:val="0"/>
-          <w:numId w:val="50"/>
-        </w:numPr>
-      </w:pPr>
-      <w:r>
-        <w:rPr>
-          <w:rFonts w:ascii="Consolas" w:hAnsi="Consolas"/>
-          <w:b w:val="0"/>
-          <w:sz w:val="18"/>
-        </w:rPr>
-        <w:t>import.cypher</w:t>
-      </w:r>
-      <w:r>
-        <w:rPr>
-          <w:b w:val="0"/>
-        </w:rPr>
-        <w:t xml:space="preserve"> lädt zuerst die Knoten und danach die Kanten, jeweils mit </w:t>
-      </w:r>
-      <w:r>
-        <w:rPr>
-          <w:rFonts w:ascii="Consolas" w:hAnsi="Consolas"/>
-          <w:b w:val="0"/>
-          <w:sz w:val="18"/>
-        </w:rPr>
-        <w:t>UNWIND</w:t>
-      </w:r>
-      <w:r>
-        <w:rPr>
-          <w:b w:val="0"/>
-        </w:rPr>
-        <w:t xml:space="preserve"> über die Zeilen einer Tabelle</w:t>
-      </w:r>
-    </w:p>
-    <w:p>
-      <w:pPr>
-        <w:pStyle w:val="Listenabsatz"/>
-        <w:numPr>
-          <w:ilvl w:val="0"/>
-          <w:numId w:val="50"/>
-        </w:numPr>
-      </w:pPr>
-      <w:r>
-        <w:rPr>
-          <w:rFonts w:ascii="Consolas" w:hAnsi="Consolas"/>
-          <w:b w:val="0"/>
-          <w:sz w:val="18"/>
-        </w:rPr>
-        <w:t>queries.cypher</w:t>
-      </w:r>
-      <w:r>
-        <w:rPr>
-          <w:b w:val="0"/>
-        </w:rPr>
-        <w:t xml:space="preserve"> enthält A-001 bis A-005 mit denselben Parametern wie die SQL-Funktionen</w:t>
-      </w:r>
-    </w:p>
-    <w:p>
-      <w:pPr>
-        <w:keepNext/>
-        <w:spacing w:after="40"/>
-      </w:pPr>
-      <w:r>
-        <w:rPr>
-          <w:b/>
-        </w:rPr>
-        <w:t>Entscheide</w:t>
-      </w:r>
-    </w:p>
-    <w:p>
-      <w:pPr>
-        <w:pStyle w:val="Listenabsatz"/>
-        <w:numPr>
-          <w:ilvl w:val="0"/>
-          <w:numId w:val="1"/>
-        </w:numPr>
-      </w:pPr>
-      <w:r>
-        <w:rPr>
-          <w:b/>
-        </w:rPr>
-        <w:t>Integrität:</w:t>
-      </w:r>
-      <w:r>
-        <w:rPr>
-          <w:b w:val="0"/>
-        </w:rPr>
-        <w:t xml:space="preserve"> Neo4j Community prüft nur die Eindeutigkeit. Fremdschlüssel, Wertebereiche und die Regel „eine Belegung pro Kurs“ prüft PostgreSQL beim Laden. Neo4j übernimmt nur geprüfte Daten</w:t>
-      </w:r>
-    </w:p>
-    <w:p>
-      <w:pPr>
-        <w:pStyle w:val="Listenabsatz"/>
-        <w:numPr>
-          <w:ilvl w:val="0"/>
-          <w:numId w:val="1"/>
-        </w:numPr>
-      </w:pPr>
-      <w:r>
-        <w:rPr>
-          <w:b/>
-        </w:rPr>
-        <w:t>A-002:</w:t>
-      </w:r>
-      <w:r>
-        <w:rPr>
-          <w:b w:val="0"/>
-        </w:rPr>
-        <w:t xml:space="preserve"> </w:t>
-      </w:r>
-      <w:r>
-        <w:rPr>
-          <w:rFonts w:ascii="Consolas" w:hAnsi="Consolas"/>
-          <w:b w:val="0"/>
-          <w:sz w:val="18"/>
-        </w:rPr>
-        <w:t>WITH DISTINCT</w:t>
-      </w:r>
-      <w:r>
-        <w:rPr>
-          <w:b w:val="0"/>
-        </w:rPr>
-        <w:t xml:space="preserve"> direkt nach dem Pfadmuster </w:t>
-      </w:r>
-      <w:r>
-        <w:rPr>
-          <w:rFonts w:ascii="Consolas" w:hAnsi="Consolas"/>
-          <w:b w:val="0"/>
-          <w:sz w:val="18"/>
-        </w:rPr>
-        <w:t>-[:REQUIRES*1..]-&gt;</w:t>
-      </w:r>
-      <w:r>
-        <w:rPr>
-          <w:b w:val="0"/>
-        </w:rPr>
-        <w:t xml:space="preserve"> erlaubt Neo4j, jeden Kurs einmal zu besuchen, statt alle Pfade aufzuzählen</w:t>
-      </w:r>
-    </w:p>
-    <w:p>
-      <w:pPr>
-        <w:pStyle w:val="berschrift1"/>
-      </w:pPr>
-      <w:r>
-        <w:t>Erwartete Vorteile und Messkriterien</w:t>
-      </w:r>
-    </w:p>
-    <w:p>
-      <w:r>
-        <w:rPr>
-          <w:b w:val="0"/>
-        </w:rPr>
-        <w:t>Wir erwarten, dass Neo4j bei tiefen Voraussetzungsketten schneller ist. In PostgreSQL kostet jede Stufe der Rekursion einen Join über den Index, in Neo4j das Folgen gespeicherter Kanten.</w:t>
-      </w:r>
-    </w:p>
-    <w:p>
-      <w:pPr>
-        <w:pStyle w:val="Listenabsatz"/>
-        <w:numPr>
-          <w:ilvl w:val="0"/>
-          <w:numId w:val="1"/>
-        </w:numPr>
-      </w:pPr>
-      <w:r>
-        <w:rPr>
-          <w:b/>
-        </w:rPr>
-        <w:t>H1:</w:t>
-      </w:r>
-      <w:r>
-        <w:rPr>
-          <w:b w:val="0"/>
-        </w:rPr>
-        <w:t xml:space="preserve"> Mit wachsender Tiefe steigt die Antwortzeit von A-002 und A-004 in PostgreSQL stärker als in Neo4j</w:t>
+        </w:rPr>
+        <w:t xml:space="preserve"> Mit wachsender Tiefe steigt die Antwortzeit von A-001 und A-003 in PostgreSQL stärker als in Neo4j</w:t>
       </w:r>
     </w:p>
     <w:p>
@@ -4262,7 +3042,7 @@
                 <w:b w:val="0"/>
                 <w:sz w:val="17"/>
               </w:rPr>
-              <w:t>A-002 und A-004 inklusive Ergebnisübertragung zum Client, Median in ms</w:t>
+              <w:t>A-001 und A-003 inklusive Ergebnisübertragung zum Client, Median in ms</w:t>
             </w:r>
           </w:p>
         </w:tc>
@@ -4360,45 +3140,19 @@
     <w:p>
       <w:pPr>
         <w:pStyle w:val="berschrift1"/>
+        <w:keepNext/>
       </w:pPr>
       <w:r>
         <w:t>Messung</w:t>
       </w:r>
     </w:p>
     <w:p>
-      <w:r>
-        <w:rPr>
-          <w:b w:val="0"/>
-        </w:rPr>
-        <w:t>Gemessen wird mit erzeugten Datensätzen, weil der Beispielbestand für Zeitmessungen zu klein ist.</w:t>
-      </w:r>
-    </w:p>
-    <w:p>
       <w:pPr>
         <w:pStyle w:val="berschrift2"/>
+        <w:keepNext/>
       </w:pPr>
       <w:r>
         <w:t>7.1 Messdaten und Ablauf</w:t>
-      </w:r>
-    </w:p>
-    <w:p>
-      <w:r>
-        <w:rPr>
-          <w:b w:val="0"/>
-        </w:rPr>
-        <w:t>Die Messdaten bilden lange Ketten mit mehreren Wegen zum selben Vorkurs nach. Sie werden mit festem Seed erzeugt und in beide Datenbanken geladen.</w:t>
-      </w:r>
-    </w:p>
-    <w:p>
-      <w:pPr>
-        <w:keepNext/>
-        <w:spacing w:after="40"/>
-      </w:pPr>
-      <w:r>
-        <w:rPr>
-          <w:b/>
-        </w:rPr>
-        <w:t>Daten (benchmark):</w:t>
       </w:r>
     </w:p>
     <w:p>
@@ -4411,83 +3165,87 @@
       </w:pPr>
       <w:r>
         <w:rPr>
-          <w:rFonts w:ascii="Consolas" w:hAnsi="Consolas"/>
+          <w:b/>
+        </w:rPr>
+        <w:t>Daten:</w:t>
+      </w:r>
+      <w:r>
+        <w:rPr>
           <w:b w:val="0"/>
-          <w:sz w:val="18"/>
-        </w:rPr>
-        <w:t>course</w:t>
+        </w:rPr>
+        <w:t xml:space="preserve"> Kurse in Stufen, Tiefe </w:t>
+      </w:r>
+      <w:r>
+        <w:rPr>
+          <w:b/>
+        </w:rPr>
+        <w:t>5</w:t>
       </w:r>
       <w:r>
         <w:rPr>
           <w:b w:val="0"/>
         </w:rPr>
-        <w:t xml:space="preserve">: Kurse in Stufen, Tiefe </w:t>
+        <w:t xml:space="preserve"> bis </w:t>
       </w:r>
       <w:r>
         <w:rPr>
           <w:b/>
         </w:rPr>
-        <w:t>5</w:t>
+        <w:t>80</w:t>
       </w:r>
       <w:r>
         <w:rPr>
           <w:b w:val="0"/>
         </w:rPr>
+        <w:t xml:space="preserve"> bei </w:t>
+      </w:r>
+      <w:r>
+        <w:rPr>
+          <w:b/>
+        </w:rPr>
+        <w:t>20</w:t>
+      </w:r>
+      <w:r>
+        <w:rPr>
+          <w:b w:val="0"/>
+        </w:rPr>
+        <w:t xml:space="preserve"> Kursen pro Stufe sowie </w:t>
+      </w:r>
+      <w:r>
+        <w:rPr>
+          <w:b/>
+        </w:rPr>
+        <w:t>20</w:t>
+      </w:r>
+      <w:r>
+        <w:rPr>
+          <w:b w:val="0"/>
+        </w:rPr>
         <w:t xml:space="preserve"> bis </w:t>
       </w:r>
       <w:r>
         <w:rPr>
           <w:b/>
         </w:rPr>
-        <w:t>80</w:t>
+        <w:t>400</w:t>
       </w:r>
       <w:r>
         <w:rPr>
           <w:b w:val="0"/>
         </w:rPr>
-        <w:t xml:space="preserve"> bei </w:t>
+        <w:t xml:space="preserve"> Kurse pro Stufe bei Tiefe </w:t>
       </w:r>
       <w:r>
         <w:rPr>
           <w:b/>
         </w:rPr>
-        <w:t>20</w:t>
+        <w:t>10</w:t>
       </w:r>
       <w:r>
         <w:rPr>
           <w:b w:val="0"/>
         </w:rPr>
-        <w:t xml:space="preserve"> Kursen pro Stufe sowie </w:t>
-      </w:r>
-      <w:r>
-        <w:rPr>
-          <w:b/>
-        </w:rPr>
-        <w:t>20</w:t>
-      </w:r>
-      <w:r>
-        <w:rPr>
-          <w:b w:val="0"/>
-        </w:rPr>
-        <w:t xml:space="preserve"> bis </w:t>
-      </w:r>
-      <w:r>
-        <w:rPr>
-          <w:b/>
-        </w:rPr>
-        <w:t>400</w:t>
-      </w:r>
-      <w:r>
-        <w:rPr>
-          <w:b w:val="0"/>
-        </w:rPr>
-        <w:t xml:space="preserve"> Kurse pro Stufe bei Tiefe </w:t>
-      </w:r>
-      <w:r>
-        <w:rPr>
-          <w:b/>
-        </w:rPr>
-        <w:t>10</w:t>
+        <w:t>. Jeder Kurs ab Stufe 1 benötigt zwei Kurse der Stufe darunter, die Hälfte zusätzlich einen tieferen. Person 1 hat die untere Hälfte der Stufen abgeschlossen</w:t>
       </w:r>
     </w:p>
     <w:p>
@@ -4500,17 +3258,39 @@
       </w:pPr>
       <w:r>
         <w:rPr>
-          <w:rFonts w:ascii="Consolas" w:hAnsi="Consolas"/>
+          <w:b/>
+        </w:rPr>
+        <w:t>Ablauf:</w:t>
+      </w:r>
+      <w:r>
+        <w:rPr>
           <w:b w:val="0"/>
-          <w:sz w:val="18"/>
-        </w:rPr>
-        <w:t>prerequisite</w:t>
+        </w:rPr>
+        <w:t xml:space="preserve"> Datensatz mit festem Seed erzeugen, in beide Datenbanken laden und K1 prüfen. Danach </w:t>
+      </w:r>
+      <w:r>
+        <w:rPr>
+          <w:b/>
+        </w:rPr>
+        <w:t>5</w:t>
       </w:r>
       <w:r>
         <w:rPr>
           <w:b w:val="0"/>
         </w:rPr>
-        <w:t>: jeder Kurs ab Stufe 1 benötigt zwei Kurse der Stufe darunter, die Hälfte zusätzlich einen Kurs einer tieferen Stufe</w:t>
+        <w:t xml:space="preserve"> Aufwärmläufe und </w:t>
+      </w:r>
+      <w:r>
+        <w:rPr>
+          <w:b/>
+        </w:rPr>
+        <w:t>20</w:t>
+      </w:r>
+      <w:r>
+        <w:rPr>
+          <w:b w:val="0"/>
+        </w:rPr>
+        <w:t xml:space="preserve"> gewertete Läufe pro Abfrage und Datenbank in abwechselnder Reihenfolge, Median der Zeit im Python-Client</w:t>
       </w:r>
     </w:p>
     <w:p>
@@ -4523,176 +3303,30 @@
       </w:pPr>
       <w:r>
         <w:rPr>
-          <w:rFonts w:ascii="Consolas" w:hAnsi="Consolas"/>
+          <w:b/>
+        </w:rPr>
+        <w:t>Umgebung:</w:t>
+      </w:r>
+      <w:r>
+        <w:rPr>
           <w:b w:val="0"/>
-          <w:sz w:val="18"/>
-        </w:rPr>
-        <w:t>learner</w:t>
-      </w:r>
-      <w:r>
-        <w:rPr>
-          <w:b w:val="0"/>
-        </w:rPr>
-        <w:t xml:space="preserve">, </w:t>
-      </w:r>
-      <w:r>
-        <w:rPr>
-          <w:rFonts w:ascii="Consolas" w:hAnsi="Consolas"/>
-          <w:b w:val="0"/>
-          <w:sz w:val="18"/>
-        </w:rPr>
-        <w:t>enrollment</w:t>
-      </w:r>
-      <w:r>
-        <w:rPr>
-          <w:b w:val="0"/>
-        </w:rPr>
-        <w:t xml:space="preserve">: </w:t>
+        </w:rPr>
+        <w:t xml:space="preserve"> Beide Datenbanken in Docker auf demselben Rechner, Timeout </w:t>
       </w:r>
       <w:r>
         <w:rPr>
           <w:b/>
         </w:rPr>
-        <w:t>20</w:t>
-      </w:r>
-      <w:r>
-        <w:rPr>
-          <w:b w:val="0"/>
-        </w:rPr>
-        <w:t xml:space="preserve"> Personen, Person 1 hat die untere Hälfte der Stufen abgeschlossen</w:t>
+        <w:t>120 s</w:t>
       </w:r>
     </w:p>
     <w:p>
       <w:pPr>
+        <w:pStyle w:val="berschrift2"/>
         <w:keepNext/>
-        <w:spacing w:after="40"/>
-      </w:pPr>
-      <w:r>
-        <w:rPr>
-          <w:b/>
-        </w:rPr>
-        <w:t>Vorgehen:</w:t>
-      </w:r>
-    </w:p>
-    <w:p>
-      <w:pPr>
-        <w:pStyle w:val="Listenabsatz"/>
-        <w:numPr>
-          <w:ilvl w:val="0"/>
-          <w:numId w:val="51"/>
-        </w:numPr>
-      </w:pPr>
-      <w:r>
-        <w:rPr>
-          <w:b w:val="0"/>
-        </w:rPr>
-        <w:t>Datensatz erzeugen, in beide Datenbanken laden und K1 prüfen (</w:t>
-      </w:r>
-      <w:r>
-        <w:rPr>
-          <w:rFonts w:ascii="Consolas" w:hAnsi="Consolas"/>
-          <w:b w:val="0"/>
-          <w:sz w:val="18"/>
-        </w:rPr>
-        <w:t>src/benchmark.py</w:t>
-      </w:r>
-      <w:r>
-        <w:rPr>
-          <w:b w:val="0"/>
-        </w:rPr>
-        <w:t>)</w:t>
-      </w:r>
-    </w:p>
-    <w:p>
-      <w:pPr>
-        <w:pStyle w:val="Listenabsatz"/>
-        <w:numPr>
-          <w:ilvl w:val="0"/>
-          <w:numId w:val="51"/>
-        </w:numPr>
-      </w:pPr>
-      <w:r>
-        <w:rPr>
-          <w:b/>
-        </w:rPr>
-        <w:t>5</w:t>
-      </w:r>
-      <w:r>
-        <w:rPr>
-          <w:b w:val="0"/>
-        </w:rPr>
-        <w:t xml:space="preserve"> Aufwärmläufe, danach </w:t>
-      </w:r>
-      <w:r>
-        <w:rPr>
-          <w:b/>
-        </w:rPr>
-        <w:t>20</w:t>
-      </w:r>
-      <w:r>
-        <w:rPr>
-          <w:b w:val="0"/>
-        </w:rPr>
-        <w:t xml:space="preserve"> gewertete Läufe pro Abfrage und Datenbank, Reihenfolge abwechselnd</w:t>
-      </w:r>
-    </w:p>
-    <w:p>
-      <w:pPr>
-        <w:pStyle w:val="Listenabsatz"/>
-        <w:numPr>
-          <w:ilvl w:val="0"/>
-          <w:numId w:val="51"/>
-        </w:numPr>
-      </w:pPr>
-      <w:r>
-        <w:rPr>
-          <w:b w:val="0"/>
-        </w:rPr>
-        <w:t>Zeit inklusive Ergebnisübertragung im Python-Client messen, Median im Notebook auswerten</w:t>
-      </w:r>
-    </w:p>
-    <w:p>
-      <w:r>
-        <w:rPr>
-          <w:b w:val="0"/>
-        </w:rPr>
-        <w:t xml:space="preserve">Beide Datenbanken laufen in Docker auf demselben Rechner. Der Median ist robust gegen einzelne Ausreisser, Abfragen über </w:t>
-      </w:r>
-      <w:r>
-        <w:rPr>
-          <w:b/>
-        </w:rPr>
-        <w:t>120 s</w:t>
-      </w:r>
-      <w:r>
-        <w:rPr>
-          <w:b w:val="0"/>
-        </w:rPr>
-        <w:t xml:space="preserve"> gelten als Timeout.</w:t>
-      </w:r>
-    </w:p>
-    <w:p>
-      <w:pPr>
-        <w:pStyle w:val="berschrift2"/>
       </w:pPr>
       <w:r>
         <w:t>7.2 Abfrageumfang (K4)</w:t>
-      </w:r>
-    </w:p>
-    <w:p>
-      <w:r>
-        <w:rPr>
-          <w:rFonts w:ascii="Consolas" w:hAnsi="Consolas"/>
-          <w:b w:val="0"/>
-          <w:sz w:val="18"/>
-        </w:rPr>
-        <w:t>src/k4.py</w:t>
-      </w:r>
-      <w:r>
-        <w:rPr>
-          <w:b w:val="0"/>
-        </w:rPr>
-        <w:t xml:space="preserve"> zählt Codezeilen und Klauseln. SQL zählt mit allen aufgerufenen Funktionen, Cypher enthält zusätzlich die Sortierung.</w:t>
       </w:r>
     </w:p>
     <w:tbl>
@@ -4703,11 +3337,11 @@
         <w:tblLook w:firstColumn="1" w:firstRow="1" w:lastColumn="0" w:lastRow="0" w:noHBand="0" w:noVBand="1" w:val="04A0"/>
       </w:tblPr>
       <w:tblGrid>
-        <w:gridCol w:w="1218"/>
-        <w:gridCol w:w="4062"/>
-        <w:gridCol w:w="1354"/>
-        <w:gridCol w:w="1083"/>
-        <w:gridCol w:w="1354"/>
+        <w:gridCol w:w="1814"/>
+        <w:gridCol w:w="1613"/>
+        <w:gridCol w:w="2016"/>
+        <w:gridCol w:w="1613"/>
+        <w:gridCol w:w="2016"/>
       </w:tblGrid>
       <w:tr>
         <w:trPr>
@@ -4715,7 +3349,7 @@
         </w:trPr>
         <w:tc>
           <w:tcPr>
-            <w:tcW w:type="dxa" w:w="1218"/>
+            <w:tcW w:type="dxa" w:w="1814"/>
             <w:shd w:val="clear" w:color="auto" w:fill="DCE6F0"/>
           </w:tcPr>
           <w:p>
@@ -4735,7 +3369,7 @@
         </w:tc>
         <w:tc>
           <w:tcPr>
-            <w:tcW w:type="dxa" w:w="4062"/>
+            <w:tcW w:type="dxa" w:w="1613"/>
             <w:shd w:val="clear" w:color="auto" w:fill="DCE6F0"/>
           </w:tcPr>
           <w:p>
@@ -4755,7 +3389,7 @@
         </w:tc>
         <w:tc>
           <w:tcPr>
-            <w:tcW w:type="dxa" w:w="1354"/>
+            <w:tcW w:type="dxa" w:w="2016"/>
             <w:shd w:val="clear" w:color="auto" w:fill="DCE6F0"/>
           </w:tcPr>
           <w:p>
@@ -4775,7 +3409,7 @@
         </w:tc>
         <w:tc>
           <w:tcPr>
-            <w:tcW w:type="dxa" w:w="1083"/>
+            <w:tcW w:type="dxa" w:w="1613"/>
             <w:shd w:val="clear" w:color="auto" w:fill="DCE6F0"/>
           </w:tcPr>
           <w:p>
@@ -4795,7 +3429,7 @@
         </w:tc>
         <w:tc>
           <w:tcPr>
-            <w:tcW w:type="dxa" w:w="1354"/>
+            <w:tcW w:type="dxa" w:w="2016"/>
             <w:shd w:val="clear" w:color="auto" w:fill="DCE6F0"/>
           </w:tcPr>
           <w:p>
@@ -4820,7 +3454,7 @@
         </w:trPr>
         <w:tc>
           <w:tcPr>
-            <w:tcW w:type="dxa" w:w="1218"/>
+            <w:tcW w:type="dxa" w:w="1814"/>
           </w:tcPr>
           <w:p>
             <w:pPr>
@@ -4833,13 +3467,13 @@
                 <w:b w:val="0"/>
                 <w:sz w:val="17"/>
               </w:rPr>
-              <w:t>A-002</w:t>
-            </w:r>
-          </w:p>
-        </w:tc>
-        <w:tc>
-          <w:tcPr>
-            <w:tcW w:type="dxa" w:w="4062"/>
+              <w:t>A-001</w:t>
+            </w:r>
+          </w:p>
+        </w:tc>
+        <w:tc>
+          <w:tcPr>
+            <w:tcW w:type="dxa" w:w="1613"/>
           </w:tcPr>
           <w:p>
             <w:pPr>
@@ -4852,13 +3486,13 @@
                 <w:b w:val="0"/>
                 <w:sz w:val="17"/>
               </w:rPr>
-              <w:t>Welche Kurse braucht man insgesamt für einen Kurs, also auch die Vorkurse der Vorkurse? Jeder Kurs wird nur einmal genannt</w:t>
-            </w:r>
-          </w:p>
-        </w:tc>
-        <w:tc>
-          <w:tcPr>
-            <w:tcW w:type="dxa" w:w="1354"/>
+              <w:t>13</w:t>
+            </w:r>
+          </w:p>
+        </w:tc>
+        <w:tc>
+          <w:tcPr>
+            <w:tcW w:type="dxa" w:w="2016"/>
           </w:tcPr>
           <w:p>
             <w:pPr>
@@ -4877,7 +3511,7 @@
         </w:tc>
         <w:tc>
           <w:tcPr>
-            <w:tcW w:type="dxa" w:w="1083"/>
+            <w:tcW w:type="dxa" w:w="1613"/>
           </w:tcPr>
           <w:p>
             <w:pPr>
@@ -4896,7 +3530,7 @@
         </w:tc>
         <w:tc>
           <w:tcPr>
-            <w:tcW w:type="dxa" w:w="1354"/>
+            <w:tcW w:type="dxa" w:w="2016"/>
           </w:tcPr>
           <w:p>
             <w:pPr>
@@ -4920,7 +3554,7 @@
         </w:trPr>
         <w:tc>
           <w:tcPr>
-            <w:tcW w:type="dxa" w:w="1218"/>
+            <w:tcW w:type="dxa" w:w="1814"/>
           </w:tcPr>
           <w:p>
             <w:pPr>
@@ -4933,13 +3567,13 @@
                 <w:b w:val="0"/>
                 <w:sz w:val="17"/>
               </w:rPr>
-              <w:t>A-003</w:t>
-            </w:r>
-          </w:p>
-        </w:tc>
-        <w:tc>
-          <w:tcPr>
-            <w:tcW w:type="dxa" w:w="4062"/>
+              <w:t>A-002</w:t>
+            </w:r>
+          </w:p>
+        </w:tc>
+        <w:tc>
+          <w:tcPr>
+            <w:tcW w:type="dxa" w:w="1613"/>
           </w:tcPr>
           <w:p>
             <w:pPr>
@@ -4952,13 +3586,13 @@
                 <w:b w:val="0"/>
                 <w:sz w:val="17"/>
               </w:rPr>
-              <w:t>Welche Kurse kann eine Person jetzt neu beginnen, weil sie alle nötigen Vorkurse bestanden hat und den Kurs noch nicht besucht?</w:t>
-            </w:r>
-          </w:p>
-        </w:tc>
-        <w:tc>
-          <w:tcPr>
-            <w:tcW w:type="dxa" w:w="1354"/>
+              <w:t>27</w:t>
+            </w:r>
+          </w:p>
+        </w:tc>
+        <w:tc>
+          <w:tcPr>
+            <w:tcW w:type="dxa" w:w="2016"/>
           </w:tcPr>
           <w:p>
             <w:pPr>
@@ -4977,7 +3611,7 @@
         </w:tc>
         <w:tc>
           <w:tcPr>
-            <w:tcW w:type="dxa" w:w="1083"/>
+            <w:tcW w:type="dxa" w:w="1613"/>
           </w:tcPr>
           <w:p>
             <w:pPr>
@@ -4996,7 +3630,7 @@
         </w:tc>
         <w:tc>
           <w:tcPr>
-            <w:tcW w:type="dxa" w:w="1354"/>
+            <w:tcW w:type="dxa" w:w="2016"/>
           </w:tcPr>
           <w:p>
             <w:pPr>
@@ -5020,7 +3654,7 @@
         </w:trPr>
         <w:tc>
           <w:tcPr>
-            <w:tcW w:type="dxa" w:w="1218"/>
+            <w:tcW w:type="dxa" w:w="1814"/>
           </w:tcPr>
           <w:p>
             <w:pPr>
@@ -5033,13 +3667,13 @@
                 <w:b w:val="0"/>
                 <w:sz w:val="17"/>
               </w:rPr>
-              <w:t>A-004</w:t>
-            </w:r>
-          </w:p>
-        </w:tc>
-        <w:tc>
-          <w:tcPr>
-            <w:tcW w:type="dxa" w:w="4062"/>
+              <w:t>A-003</w:t>
+            </w:r>
+          </w:p>
+        </w:tc>
+        <w:tc>
+          <w:tcPr>
+            <w:tcW w:type="dxa" w:w="1613"/>
           </w:tcPr>
           <w:p>
             <w:pPr>
@@ -5052,13 +3686,13 @@
                 <w:b w:val="0"/>
                 <w:sz w:val="17"/>
               </w:rPr>
-              <w:t>Was fehlt einer Person noch bis zu ihrem Zielkurs, und wie viele Stunden sind das? Ein Kurs, den sie gerade besucht, zählt noch als fehlend</w:t>
-            </w:r>
-          </w:p>
-        </w:tc>
-        <w:tc>
-          <w:tcPr>
-            <w:tcW w:type="dxa" w:w="1354"/>
+              <w:t>20</w:t>
+            </w:r>
+          </w:p>
+        </w:tc>
+        <w:tc>
+          <w:tcPr>
+            <w:tcW w:type="dxa" w:w="2016"/>
           </w:tcPr>
           <w:p>
             <w:pPr>
@@ -5077,7 +3711,7 @@
         </w:tc>
         <w:tc>
           <w:tcPr>
-            <w:tcW w:type="dxa" w:w="1083"/>
+            <w:tcW w:type="dxa" w:w="1613"/>
           </w:tcPr>
           <w:p>
             <w:pPr>
@@ -5096,7 +3730,7 @@
         </w:tc>
         <w:tc>
           <w:tcPr>
-            <w:tcW w:type="dxa" w:w="1354"/>
+            <w:tcW w:type="dxa" w:w="2016"/>
           </w:tcPr>
           <w:p>
             <w:pPr>
@@ -5120,10 +3754,11 @@
         </w:trPr>
         <w:tc>
           <w:tcPr>
-            <w:tcW w:type="dxa" w:w="1218"/>
-          </w:tcPr>
-          <w:p>
-            <w:pPr>
+            <w:tcW w:type="dxa" w:w="1814"/>
+          </w:tcPr>
+          <w:p>
+            <w:pPr>
+              <w:keepNext/>
               <w:spacing w:after="0"/>
               <w:jc w:val="left"/>
             </w:pPr>
@@ -5132,13 +3767,112 @@
                 <w:b w:val="0"/>
                 <w:sz w:val="17"/>
               </w:rPr>
+              <w:t>A-004</w:t>
+            </w:r>
+          </w:p>
+        </w:tc>
+        <w:tc>
+          <w:tcPr>
+            <w:tcW w:type="dxa" w:w="1613"/>
+          </w:tcPr>
+          <w:p>
+            <w:pPr>
+              <w:keepNext/>
+              <w:spacing w:after="0"/>
+              <w:jc w:val="right"/>
+            </w:pPr>
+            <w:r>
+              <w:rPr>
+                <w:b w:val="0"/>
+                <w:sz w:val="17"/>
+              </w:rPr>
+              <w:t>37</w:t>
+            </w:r>
+          </w:p>
+        </w:tc>
+        <w:tc>
+          <w:tcPr>
+            <w:tcW w:type="dxa" w:w="2016"/>
+          </w:tcPr>
+          <w:p>
+            <w:pPr>
+              <w:keepNext/>
+              <w:spacing w:after="0"/>
+              <w:jc w:val="right"/>
+            </w:pPr>
+            <w:r>
+              <w:rPr>
+                <w:b w:val="0"/>
+                <w:sz w:val="17"/>
+              </w:rPr>
+              <w:t>39</w:t>
+            </w:r>
+          </w:p>
+        </w:tc>
+        <w:tc>
+          <w:tcPr>
+            <w:tcW w:type="dxa" w:w="1613"/>
+          </w:tcPr>
+          <w:p>
+            <w:pPr>
+              <w:keepNext/>
+              <w:spacing w:after="0"/>
+              <w:jc w:val="right"/>
+            </w:pPr>
+            <w:r>
+              <w:rPr>
+                <w:b w:val="0"/>
+                <w:sz w:val="17"/>
+              </w:rPr>
+              <w:t>13</w:t>
+            </w:r>
+          </w:p>
+        </w:tc>
+        <w:tc>
+          <w:tcPr>
+            <w:tcW w:type="dxa" w:w="2016"/>
+          </w:tcPr>
+          <w:p>
+            <w:pPr>
+              <w:keepNext/>
+              <w:spacing w:after="0"/>
+              <w:jc w:val="right"/>
+            </w:pPr>
+            <w:r>
+              <w:rPr>
+                <w:b w:val="0"/>
+                <w:sz w:val="17"/>
+              </w:rPr>
+              <w:t>14</w:t>
+            </w:r>
+          </w:p>
+        </w:tc>
+      </w:tr>
+      <w:tr>
+        <w:trPr>
+          <w:cantSplit/>
+        </w:trPr>
+        <w:tc>
+          <w:tcPr>
+            <w:tcW w:type="dxa" w:w="1814"/>
+          </w:tcPr>
+          <w:p>
+            <w:pPr>
+              <w:spacing w:after="0"/>
+              <w:jc w:val="left"/>
+            </w:pPr>
+            <w:r>
+              <w:rPr>
+                <w:b w:val="0"/>
+                <w:sz w:val="17"/>
+              </w:rPr>
               <w:t>A-005</w:t>
             </w:r>
           </w:p>
         </w:tc>
         <w:tc>
           <w:tcPr>
-            <w:tcW w:type="dxa" w:w="4062"/>
+            <w:tcW w:type="dxa" w:w="1613"/>
           </w:tcPr>
           <w:p>
             <w:pPr>
@@ -5150,13 +3884,13 @@
                 <w:b w:val="0"/>
                 <w:sz w:val="17"/>
               </w:rPr>
-              <w:t>Wo und bei wem kann eine Person ihre nächsten Kurse aus A-003 in einem bestimmten Semester besuchen, passend zu ihrem Standort und ihrer Studienform (Voll- oder Teilzeit)?</w:t>
-            </w:r>
-          </w:p>
-        </w:tc>
-        <w:tc>
-          <w:tcPr>
-            <w:tcW w:type="dxa" w:w="1354"/>
+              <w:t>6</w:t>
+            </w:r>
+          </w:p>
+        </w:tc>
+        <w:tc>
+          <w:tcPr>
+            <w:tcW w:type="dxa" w:w="2016"/>
           </w:tcPr>
           <w:p>
             <w:pPr>
@@ -5168,13 +3902,13 @@
                 <w:b w:val="0"/>
                 <w:sz w:val="17"/>
               </w:rPr>
-              <w:t>37</w:t>
-            </w:r>
-          </w:p>
-        </w:tc>
-        <w:tc>
-          <w:tcPr>
-            <w:tcW w:type="dxa" w:w="1083"/>
+              <w:t>5</w:t>
+            </w:r>
+          </w:p>
+        </w:tc>
+        <w:tc>
+          <w:tcPr>
+            <w:tcW w:type="dxa" w:w="1613"/>
           </w:tcPr>
           <w:p>
             <w:pPr>
@@ -5186,13 +3920,13 @@
                 <w:b w:val="0"/>
                 <w:sz w:val="17"/>
               </w:rPr>
-              <w:t>12</w:t>
-            </w:r>
-          </w:p>
-        </w:tc>
-        <w:tc>
-          <w:tcPr>
-            <w:tcW w:type="dxa" w:w="1354"/>
+              <w:t>5</w:t>
+            </w:r>
+          </w:p>
+        </w:tc>
+        <w:tc>
+          <w:tcPr>
+            <w:tcW w:type="dxa" w:w="2016"/>
           </w:tcPr>
           <w:p>
             <w:pPr>
@@ -5204,7 +3938,7 @@
                 <w:b w:val="0"/>
                 <w:sz w:val="17"/>
               </w:rPr>
-              <w:t>13</w:t>
+              <w:t>5</w:t>
             </w:r>
           </w:p>
         </w:tc>
@@ -5216,252 +3950,52 @@
       </w:pPr>
     </w:p>
     <w:p>
-      <w:pPr>
-        <w:pStyle w:val="berschrift3"/>
-      </w:pPr>
-      <w:r>
-        <w:t>Erkenntnisse</w:t>
+      <w:r>
+        <w:rPr>
+          <w:b w:val="0"/>
+        </w:rPr>
+        <w:t xml:space="preserve">Bei den Ketten-Abfragen A-001 bis A-004 ist Cypher etwa </w:t>
+      </w:r>
+      <w:r>
+        <w:rPr>
+          <w:b/>
+        </w:rPr>
+        <w:t>dreimal</w:t>
+      </w:r>
+      <w:r>
+        <w:rPr>
+          <w:b w:val="0"/>
+        </w:rPr>
+        <w:t xml:space="preserve"> kürzer, weil das Pfadmuster die rekursive CTE ersetzt. Bei A-005 ohne Kette sind beide gleich lang.</w:t>
       </w:r>
     </w:p>
     <w:p>
-      <w:r>
-        <w:rPr>
-          <w:b w:val="0"/>
-        </w:rPr>
-        <w:t xml:space="preserve">Die Cypher-Abfragen sind etwa </w:t>
-      </w:r>
-      <w:r>
-        <w:rPr>
-          <w:b/>
-        </w:rPr>
-        <w:t>dreimal</w:t>
-      </w:r>
-      <w:r>
-        <w:rPr>
-          <w:b w:val="0"/>
-        </w:rPr>
-        <w:t xml:space="preserve"> kürzer, H2 trifft damit zu.</w:t>
+      <w:pPr>
+        <w:pStyle w:val="berschrift2"/>
+        <w:keepNext/>
+      </w:pPr>
+      <w:r>
+        <w:t>7.3 Messresultate (K1 bis K3)</w:t>
       </w:r>
     </w:p>
     <w:p>
-      <w:pPr>
-        <w:pStyle w:val="Listenabsatz"/>
-        <w:numPr>
-          <w:ilvl w:val="0"/>
-          <w:numId w:val="1"/>
-        </w:numPr>
-      </w:pPr>
+      <w:r>
+        <w:rPr>
+          <w:b w:val="0"/>
+        </w:rPr>
+        <w:t xml:space="preserve">Gemessen am </w:t>
+      </w:r>
       <w:r>
         <w:rPr>
           <w:b/>
         </w:rPr>
-        <w:t>Ursache:</w:t>
+        <w:t>22.10.2026</w:t>
       </w:r>
       <w:r>
         <w:rPr>
           <w:b w:val="0"/>
         </w:rPr>
-        <w:t xml:space="preserve"> Das Pfadmuster </w:t>
-      </w:r>
-      <w:r>
-        <w:rPr>
-          <w:rFonts w:ascii="Consolas" w:hAnsi="Consolas"/>
-          <w:b w:val="0"/>
-          <w:sz w:val="18"/>
-        </w:rPr>
-        <w:t>-[:REQUIRES*1..]-&gt;</w:t>
-      </w:r>
-      <w:r>
-        <w:rPr>
-          <w:b w:val="0"/>
-        </w:rPr>
-        <w:t xml:space="preserve"> ersetzt die rekursive CTE mit Startteil, rekursivem Teil und Join auf </w:t>
-      </w:r>
-      <w:r>
-        <w:rPr>
-          <w:rFonts w:ascii="Consolas" w:hAnsi="Consolas"/>
-          <w:b w:val="0"/>
-          <w:sz w:val="18"/>
-        </w:rPr>
-        <w:t>course</w:t>
-      </w:r>
-    </w:p>
-    <w:p>
-      <w:pPr>
-        <w:pStyle w:val="Listenabsatz"/>
-        <w:numPr>
-          <w:ilvl w:val="0"/>
-          <w:numId w:val="1"/>
-        </w:numPr>
-      </w:pPr>
-      <w:r>
-        <w:rPr>
-          <w:b/>
-        </w:rPr>
-        <w:t>Grenze:</w:t>
-      </w:r>
-      <w:r>
-        <w:rPr>
-          <w:b w:val="0"/>
-        </w:rPr>
-        <w:t xml:space="preserve"> Kürzer heisst nicht automatisch verständlicher. Die SQL-Funktionen werden einmal geschrieben und in A-003 bis A-005 wiederverwendet</w:t>
-      </w:r>
-    </w:p>
-    <w:p>
-      <w:pPr>
-        <w:pStyle w:val="berschrift2"/>
-      </w:pPr>
-      <w:r>
-        <w:t>7.3 Messresultate (K1 bis K3)</w:t>
-      </w:r>
-    </w:p>
-    <w:p>
-      <w:r>
-        <w:rPr>
-          <w:b w:val="0"/>
-        </w:rPr>
-        <w:t xml:space="preserve">Gemessen wurde am </w:t>
-      </w:r>
-      <w:r>
-        <w:rPr>
-          <w:b/>
-        </w:rPr>
-        <w:t>22.10.2026</w:t>
-      </w:r>
-      <w:r>
-        <w:rPr>
-          <w:b w:val="0"/>
-        </w:rPr>
-        <w:t xml:space="preserve"> auf einem Windows-11-Rechner mit Docker Desktop. PostgreSQL 18.6 und Neo4j 5.26.0 Community liefen gleichzeitig, der Client war Python 3.13.</w:t>
-      </w:r>
-    </w:p>
-    <w:p>
-      <w:pPr>
-        <w:keepNext/>
-        <w:spacing w:after="40"/>
-      </w:pPr>
-      <w:r>
-        <w:rPr>
-          <w:b/>
-        </w:rPr>
-        <w:t>Daten (benchmark):</w:t>
-      </w:r>
-    </w:p>
-    <w:p>
-      <w:pPr>
-        <w:pStyle w:val="Listenabsatz"/>
-        <w:numPr>
-          <w:ilvl w:val="0"/>
-          <w:numId w:val="1"/>
-        </w:numPr>
-      </w:pPr>
-      <w:r>
-        <w:rPr>
-          <w:rFonts w:ascii="Consolas" w:hAnsi="Consolas"/>
-          <w:b w:val="0"/>
-          <w:sz w:val="18"/>
-        </w:rPr>
-        <w:t>course</w:t>
-      </w:r>
-      <w:r>
-        <w:rPr>
-          <w:b w:val="0"/>
-        </w:rPr>
-        <w:t xml:space="preserve">: </w:t>
-      </w:r>
-      <w:r>
-        <w:rPr>
-          <w:b/>
-        </w:rPr>
-        <w:t>100</w:t>
-      </w:r>
-      <w:r>
-        <w:rPr>
-          <w:b w:val="0"/>
-        </w:rPr>
-        <w:t xml:space="preserve"> bis </w:t>
-      </w:r>
-      <w:r>
-        <w:rPr>
-          <w:b/>
-        </w:rPr>
-        <w:t>4'000</w:t>
-      </w:r>
-      <w:r>
-        <w:rPr>
-          <w:b w:val="0"/>
-        </w:rPr>
-        <w:t xml:space="preserve"> Kurse in acht Szenarien</w:t>
-      </w:r>
-    </w:p>
-    <w:p>
-      <w:pPr>
-        <w:pStyle w:val="Listenabsatz"/>
-        <w:numPr>
-          <w:ilvl w:val="0"/>
-          <w:numId w:val="1"/>
-        </w:numPr>
-      </w:pPr>
-      <w:r>
-        <w:rPr>
-          <w:rFonts w:ascii="Consolas" w:hAnsi="Consolas"/>
-          <w:b w:val="0"/>
-          <w:sz w:val="18"/>
-        </w:rPr>
-        <w:t>prerequisite</w:t>
-      </w:r>
-      <w:r>
-        <w:rPr>
-          <w:b w:val="0"/>
-        </w:rPr>
-        <w:t xml:space="preserve">: </w:t>
-      </w:r>
-      <w:r>
-        <w:rPr>
-          <w:b/>
-        </w:rPr>
-        <w:t>192</w:t>
-      </w:r>
-      <w:r>
-        <w:rPr>
-          <w:b w:val="0"/>
-        </w:rPr>
-        <w:t xml:space="preserve"> bis </w:t>
-      </w:r>
-      <w:r>
-        <w:rPr>
-          <w:b/>
-        </w:rPr>
-        <w:t>8'803</w:t>
-      </w:r>
-      <w:r>
-        <w:rPr>
-          <w:b w:val="0"/>
-        </w:rPr>
-        <w:t xml:space="preserve"> Voraussetzungen</w:t>
-      </w:r>
-    </w:p>
-    <w:p>
-      <w:pPr>
-        <w:pStyle w:val="Listenabsatz"/>
-        <w:numPr>
-          <w:ilvl w:val="0"/>
-          <w:numId w:val="1"/>
-        </w:numPr>
-      </w:pPr>
-      <w:r>
-        <w:rPr>
-          <w:rFonts w:ascii="Consolas" w:hAnsi="Consolas"/>
-          <w:b w:val="0"/>
-          <w:sz w:val="18"/>
-        </w:rPr>
-        <w:t>enrollment</w:t>
-      </w:r>
-      <w:r>
-        <w:rPr>
-          <w:b w:val="0"/>
-        </w:rPr>
-        <w:t>: Abschlüsse von Person 1 in der unteren Hälfte der Stufen</w:t>
+        <w:t xml:space="preserve"> auf Windows 11 mit Docker Desktop, PostgreSQL 18.6, Neo4j 5.26.0 Community und Python 3.13.</w:t>
       </w:r>
     </w:p>
     <w:tbl>
@@ -5562,7 +4096,7 @@
                 <w:b/>
                 <w:sz w:val="17"/>
               </w:rPr>
-              <w:t>A-002 Zeilen</w:t>
+              <w:t>A-001 Zeilen</w:t>
             </w:r>
           </w:p>
         </w:tc>
@@ -5582,7 +4116,7 @@
                 <w:b/>
                 <w:sz w:val="17"/>
               </w:rPr>
-              <w:t>A-002 PostgreSQL</w:t>
+              <w:t>A-001 PostgreSQL</w:t>
             </w:r>
           </w:p>
         </w:tc>
@@ -5602,7 +4136,7 @@
                 <w:b/>
                 <w:sz w:val="17"/>
               </w:rPr>
-              <w:t>A-002 Neo4j</w:t>
+              <w:t>A-001 Neo4j</w:t>
             </w:r>
           </w:p>
         </w:tc>
@@ -5622,7 +4156,7 @@
                 <w:b/>
                 <w:sz w:val="17"/>
               </w:rPr>
-              <w:t>A-004 Zeilen</w:t>
+              <w:t>A-003 Zeilen</w:t>
             </w:r>
           </w:p>
         </w:tc>
@@ -5642,7 +4176,7 @@
                 <w:b/>
                 <w:sz w:val="17"/>
               </w:rPr>
-              <w:t>A-004 PostgreSQL</w:t>
+              <w:t>A-003 PostgreSQL</w:t>
             </w:r>
           </w:p>
         </w:tc>
@@ -5662,7 +4196,7 @@
                 <w:b/>
                 <w:sz w:val="17"/>
               </w:rPr>
-              <w:t>A-004 Neo4j</w:t>
+              <w:t>A-003 Neo4j</w:t>
             </w:r>
           </w:p>
         </w:tc>
@@ -7077,7 +5611,7 @@
         <w:pStyle w:val="Beschriftung"/>
       </w:pPr>
       <w:r>
-        <w:t>Median aus 20 Läufen in ms, Zeit inklusive Ergebnisübertragung zum Client. Reihe Breite heisst Tiefe 10 mit wachsender Anzahl Kurse pro Stufe</w:t>
+        <w:t>Median aus 20 Läufen in ms. Reihe Breite heisst Tiefe 10 mit wachsender Anzahl Kurse pro Stufe</w:t>
       </w:r>
     </w:p>
     <w:p>
@@ -7148,34 +5682,6 @@
     </w:p>
     <w:p>
       <w:pPr>
-        <w:pStyle w:val="berschrift3"/>
-      </w:pPr>
-      <w:r>
-        <w:t>Erkenntnisse</w:t>
-      </w:r>
-    </w:p>
-    <w:p>
-      <w:r>
-        <w:rPr>
-          <w:b w:val="0"/>
-        </w:rPr>
-        <w:t>Beide Datenbanken liefern in allen Szenarien dieselben Ergebnisse, und PostgreSQL ist überall schneller.</w:t>
-      </w:r>
-    </w:p>
-    <w:p>
-      <w:pPr>
-        <w:keepNext/>
-        <w:spacing w:after="40"/>
-      </w:pPr>
-      <w:r>
-        <w:rPr>
-          <w:b/>
-        </w:rPr>
-        <w:t>K1 Korrektheit</w:t>
-      </w:r>
-    </w:p>
-    <w:p>
-      <w:pPr>
         <w:pStyle w:val="Listenabsatz"/>
         <w:numPr>
           <w:ilvl w:val="0"/>
@@ -7184,9 +5690,15 @@
       </w:pPr>
       <w:r>
         <w:rPr>
+          <w:b/>
+        </w:rPr>
+        <w:t>K1:</w:t>
+      </w:r>
+      <w:r>
+        <w:rPr>
           <w:b w:val="0"/>
         </w:rPr>
-        <w:t xml:space="preserve">In allen </w:t>
+        <w:t xml:space="preserve"> In allen </w:t>
       </w:r>
       <w:r>
         <w:rPr>
@@ -7198,19 +5710,7 @@
         <w:rPr>
           <w:b w:val="0"/>
         </w:rPr>
-        <w:t xml:space="preserve"> Szenarien sind die Ergebnisse von A-002 und A-004 identisch, kein Lauf erreichte den Timeout</w:t>
-      </w:r>
-    </w:p>
-    <w:p>
-      <w:pPr>
-        <w:keepNext/>
-        <w:spacing w:after="40"/>
-      </w:pPr>
-      <w:r>
-        <w:rPr>
-          <w:b/>
-        </w:rPr>
-        <w:t>K2 Antwortzeit</w:t>
+        <w:t xml:space="preserve"> Szenarien sind die Ergebnisse identisch, kein Lauf erreichte den Timeout</w:t>
       </w:r>
     </w:p>
     <w:p>
@@ -7223,9 +5723,15 @@
       </w:pPr>
       <w:r>
         <w:rPr>
+          <w:b/>
+        </w:rPr>
+        <w:t>K2:</w:t>
+      </w:r>
+      <w:r>
+        <w:rPr>
           <w:b w:val="0"/>
         </w:rPr>
-        <w:t xml:space="preserve">PostgreSQL ist bei A-002 </w:t>
+        <w:t xml:space="preserve"> PostgreSQL ist bei A-001 </w:t>
       </w:r>
       <w:r>
         <w:rPr>
@@ -7249,7 +5755,7 @@
         <w:rPr>
           <w:b w:val="0"/>
         </w:rPr>
-        <w:t xml:space="preserve"> Mal und bei A-004 </w:t>
+        <w:t xml:space="preserve"> Mal und bei A-003 </w:t>
       </w:r>
       <w:r>
         <w:rPr>
@@ -7286,240 +5792,96 @@
       </w:pPr>
       <w:r>
         <w:rPr>
+          <w:b/>
+        </w:rPr>
+        <w:t>K3:</w:t>
+      </w:r>
+      <w:r>
+        <w:rPr>
           <w:b w:val="0"/>
         </w:rPr>
-        <w:t xml:space="preserve">Der Interquartilsbereich liegt überall unter </w:t>
+        <w:t xml:space="preserve"> Von Tiefe </w:t>
       </w:r>
       <w:r>
         <w:rPr>
           <w:b/>
         </w:rPr>
-        <w:t>2 ms</w:t>
+        <w:t>5</w:t>
       </w:r>
       <w:r>
         <w:rPr>
           <w:b w:val="0"/>
         </w:rPr>
-        <w:t xml:space="preserve">. Einzelne Ausreisser von Neo4j bis </w:t>
+        <w:t xml:space="preserve"> auf </w:t>
       </w:r>
       <w:r>
         <w:rPr>
           <w:b/>
         </w:rPr>
-        <w:t>48 ms</w:t>
+        <w:t>80</w:t>
       </w:r>
       <w:r>
         <w:rPr>
           <w:b w:val="0"/>
         </w:rPr>
-        <w:t xml:space="preserve"> beeinflussen den Median nicht</w:t>
+        <w:t xml:space="preserve"> steigt A-001 in PostgreSQL von </w:t>
+      </w:r>
+      <w:r>
+        <w:rPr>
+          <w:b/>
+        </w:rPr>
+        <w:t>1.06</w:t>
+      </w:r>
+      <w:r>
+        <w:rPr>
+          <w:b w:val="0"/>
+        </w:rPr>
+        <w:t xml:space="preserve"> auf </w:t>
+      </w:r>
+      <w:r>
+        <w:rPr>
+          <w:b/>
+        </w:rPr>
+        <w:t>5.13 ms</w:t>
+      </w:r>
+      <w:r>
+        <w:rPr>
+          <w:b w:val="0"/>
+        </w:rPr>
+        <w:t xml:space="preserve">, in Neo4j von </w:t>
+      </w:r>
+      <w:r>
+        <w:rPr>
+          <w:b/>
+        </w:rPr>
+        <w:t>3.09</w:t>
+      </w:r>
+      <w:r>
+        <w:rPr>
+          <w:b w:val="0"/>
+        </w:rPr>
+        <w:t xml:space="preserve"> auf </w:t>
+      </w:r>
+      <w:r>
+        <w:rPr>
+          <w:b/>
+        </w:rPr>
+        <w:t>22.98 ms</w:t>
+      </w:r>
+      <w:r>
+        <w:rPr>
+          <w:b w:val="0"/>
+        </w:rPr>
+        <w:t>. Beide wachsen ungefähr linear mit der Anzahl Ergebniszeilen</w:t>
       </w:r>
     </w:p>
     <w:p>
       <w:pPr>
+        <w:pStyle w:val="berschrift1"/>
         <w:keepNext/>
-        <w:spacing w:after="40"/>
-      </w:pPr>
-      <w:r>
-        <w:rPr>
-          <w:b/>
-        </w:rPr>
-        <w:t>K3 Skalierung</w:t>
-      </w:r>
-    </w:p>
-    <w:p>
-      <w:pPr>
-        <w:pStyle w:val="Listenabsatz"/>
-        <w:numPr>
-          <w:ilvl w:val="0"/>
-          <w:numId w:val="1"/>
-        </w:numPr>
-      </w:pPr>
-      <w:r>
-        <w:rPr>
-          <w:b w:val="0"/>
-        </w:rPr>
-        <w:t xml:space="preserve">Von Tiefe </w:t>
-      </w:r>
-      <w:r>
-        <w:rPr>
-          <w:b/>
-        </w:rPr>
-        <w:t>5</w:t>
-      </w:r>
-      <w:r>
-        <w:rPr>
-          <w:b w:val="0"/>
-        </w:rPr>
-        <w:t xml:space="preserve"> auf </w:t>
-      </w:r>
-      <w:r>
-        <w:rPr>
-          <w:b/>
-        </w:rPr>
-        <w:t>80</w:t>
-      </w:r>
-      <w:r>
-        <w:rPr>
-          <w:b w:val="0"/>
-        </w:rPr>
-        <w:t xml:space="preserve"> steigt A-002 in PostgreSQL von </w:t>
-      </w:r>
-      <w:r>
-        <w:rPr>
-          <w:b/>
-        </w:rPr>
-        <w:t>1.06</w:t>
-      </w:r>
-      <w:r>
-        <w:rPr>
-          <w:b w:val="0"/>
-        </w:rPr>
-        <w:t xml:space="preserve"> auf </w:t>
-      </w:r>
-      <w:r>
-        <w:rPr>
-          <w:b/>
-        </w:rPr>
-        <w:t>5.13 ms</w:t>
-      </w:r>
-      <w:r>
-        <w:rPr>
-          <w:b w:val="0"/>
-        </w:rPr>
-        <w:t xml:space="preserve">, in Neo4j von </w:t>
-      </w:r>
-      <w:r>
-        <w:rPr>
-          <w:b/>
-        </w:rPr>
-        <w:t>3.09</w:t>
-      </w:r>
-      <w:r>
-        <w:rPr>
-          <w:b w:val="0"/>
-        </w:rPr>
-        <w:t xml:space="preserve"> auf </w:t>
-      </w:r>
-      <w:r>
-        <w:rPr>
-          <w:b/>
-        </w:rPr>
-        <w:t>22.98 ms</w:t>
-      </w:r>
-    </w:p>
-    <w:p>
-      <w:pPr>
-        <w:pStyle w:val="Listenabsatz"/>
-        <w:numPr>
-          <w:ilvl w:val="0"/>
-          <w:numId w:val="1"/>
-        </w:numPr>
-      </w:pPr>
-      <w:r>
-        <w:rPr>
-          <w:b w:val="0"/>
-        </w:rPr>
-        <w:t xml:space="preserve">Beide Zeiten wachsen ungefähr linear mit der Anzahl zurückgegebener Zeilen. Pro Zeile kommen in PostgreSQL etwa </w:t>
-      </w:r>
-      <w:r>
-        <w:rPr>
-          <w:b/>
-        </w:rPr>
-        <w:t>0.003 ms</w:t>
-      </w:r>
-      <w:r>
-        <w:rPr>
-          <w:b w:val="0"/>
-        </w:rPr>
-        <w:t xml:space="preserve">, in Neo4j etwa </w:t>
-      </w:r>
-      <w:r>
-        <w:rPr>
-          <w:b/>
-        </w:rPr>
-        <w:t>0.015 ms</w:t>
-      </w:r>
-      <w:r>
-        <w:rPr>
-          <w:b w:val="0"/>
-        </w:rPr>
-        <w:t xml:space="preserve"> dazu</w:t>
-      </w:r>
-    </w:p>
-    <w:p>
-      <w:pPr>
-        <w:pStyle w:val="Listenabsatz"/>
-        <w:numPr>
-          <w:ilvl w:val="0"/>
-          <w:numId w:val="1"/>
-        </w:numPr>
-      </w:pPr>
-      <w:r>
-        <w:rPr>
-          <w:b w:val="0"/>
-        </w:rPr>
-        <w:t xml:space="preserve">Bei A-004 mit </w:t>
-      </w:r>
-      <w:r>
-        <w:rPr>
-          <w:b/>
-        </w:rPr>
-        <w:t>4'000</w:t>
-      </w:r>
-      <w:r>
-        <w:rPr>
-          <w:b w:val="0"/>
-        </w:rPr>
-        <w:t xml:space="preserve"> Kursen, aber nur </w:t>
-      </w:r>
-      <w:r>
-        <w:rPr>
-          <w:b/>
-        </w:rPr>
-        <w:t>30</w:t>
-      </w:r>
-      <w:r>
-        <w:rPr>
-          <w:b w:val="0"/>
-        </w:rPr>
-        <w:t xml:space="preserve"> Ergebniszeilen, ist der Abstand am kleinsten (Faktor </w:t>
-      </w:r>
-      <w:r>
-        <w:rPr>
-          <w:b/>
-        </w:rPr>
-        <w:t>1.5</w:t>
-      </w:r>
-      <w:r>
-        <w:rPr>
-          <w:b w:val="0"/>
-        </w:rPr>
-        <w:t>)</w:t>
-      </w:r>
-    </w:p>
-    <w:p>
-      <w:r>
-        <w:rPr>
-          <w:b w:val="0"/>
-        </w:rPr>
-        <w:t>Die Unterschiede hängen stärker an der Grösse des Ergebnisses als an der Tiefe der Kette.</w:t>
-      </w:r>
-    </w:p>
-    <w:p>
-      <w:pPr>
-        <w:pStyle w:val="berschrift1"/>
       </w:pPr>
       <w:r>
         <w:t>Vergleich und Interpretation</w:t>
-      </w:r>
-    </w:p>
-    <w:p>
-      <w:r>
-        <w:rPr>
-          <w:b w:val="0"/>
-        </w:rPr>
-        <w:t>Die Messung widerlegt unsere Erwartung an die Antwortzeit, bestätigt aber den Vorteil bei der Formulierung der Abfragen.</w:t>
       </w:r>
     </w:p>
     <w:tbl>
@@ -7656,7 +6018,7 @@
                 <w:b w:val="0"/>
                 <w:sz w:val="17"/>
               </w:rPr>
-              <w:t xml:space="preserve">Der Faktor bei A-002 wächst von </w:t>
+              <w:t xml:space="preserve">Der Faktor bei A-001 wächst von </w:t>
             </w:r>
             <w:r>
               <w:rPr>
@@ -7743,7 +6105,7 @@
                 <w:b w:val="0"/>
                 <w:sz w:val="17"/>
               </w:rPr>
-              <w:t>Cypher braucht etwa einen Drittel der Zeilen und Klauseln</w:t>
+              <w:t>Bei den Ketten-Abfragen etwa ein Drittel der Zeilen und Klauseln</w:t>
             </w:r>
           </w:p>
         </w:tc>
@@ -7753,18 +6115,6 @@
       <w:pPr>
         <w:spacing w:after="0"/>
       </w:pPr>
-    </w:p>
-    <w:p>
-      <w:pPr>
-        <w:keepNext/>
-        <w:spacing w:after="40"/>
-      </w:pPr>
-      <w:r>
-        <w:rPr>
-          <w:b/>
-        </w:rPr>
-        <w:t>Antwortzeit</w:t>
-      </w:r>
     </w:p>
     <w:p>
       <w:pPr>
@@ -7784,7 +6134,7 @@
         <w:rPr>
           <w:b w:val="0"/>
         </w:rPr>
-        <w:t xml:space="preserve"> Die rekursive CTE verarbeitet pro Stufe alle neu gefundenen Kurse gemeinsam in einem Join. A-002 erreicht bei Tiefe 80 </w:t>
+        <w:t xml:space="preserve"> Die rekursive CTE verarbeitet pro Stufe alle neu gefundenen Kurse gemeinsam in einem Join. A-001 erreicht bei Tiefe 80 </w:t>
       </w:r>
       <w:r>
         <w:rPr>
@@ -7808,7 +6158,7 @@
         <w:rPr>
           <w:b w:val="0"/>
         </w:rPr>
-        <w:t xml:space="preserve"> Kursen, die Abfrage liest also fast den ganzen Graphen. Hier ist mengenorientierte Verarbeitung im Vorteil gegenüber dem Folgen einzelner Kanten</w:t>
+        <w:t xml:space="preserve"> Kursen und liest fast den ganzen Graphen, hier ist mengenorientierte Verarbeitung im Vorteil</w:t>
       </w:r>
     </w:p>
     <w:p>
@@ -7841,7 +6191,7 @@
         <w:rPr>
           <w:b w:val="0"/>
         </w:rPr>
-        <w:t xml:space="preserve"> Voraussetzungen liegen alle Daten im Arbeitsspeicher. Der Vorteil gespeicherter Kanten in Neo4j zeigt sich vor allem, wenn eine Abfrage nur einen kleinen Teil eines grossen Graphen berührt</w:t>
+        <w:t xml:space="preserve"> Voraussetzungen liegen alle Daten im Arbeitsspeicher. Gespeicherte Kanten zahlen sich vor allem aus, wenn eine Abfrage nur einen kleinen Teil eines grossen Graphen berührt</w:t>
       </w:r>
     </w:p>
     <w:p>
@@ -7862,19 +6212,7 @@
         <w:rPr>
           <w:b w:val="0"/>
         </w:rPr>
-        <w:t xml:space="preserve"> Die Zeit pro Ergebniszeile ist in Neo4j etwa fünfmal höher. Ob das am Server oder am Python-Treiber liegt, trennt unsere Messung nicht, weil sie die Zeit am Client misst</w:t>
-      </w:r>
-    </w:p>
-    <w:p>
-      <w:pPr>
-        <w:keepNext/>
-        <w:spacing w:after="40"/>
-      </w:pPr>
-      <w:r>
-        <w:rPr>
-          <w:b/>
-        </w:rPr>
-        <w:t>Weitere Kriterien</w:t>
+        <w:t xml:space="preserve"> Die Zeit pro Ergebniszeile ist in Neo4j etwa fünfmal höher. Ob das am Server oder am Python-Treiber liegt, trennt unsere Messung nicht</w:t>
       </w:r>
     </w:p>
     <w:p>
@@ -7889,27 +6227,39 @@
         <w:rPr>
           <w:b/>
         </w:rPr>
-        <w:t>Abfragen:</w:t>
+        <w:t>Grenzen:</w:t>
       </w:r>
       <w:r>
         <w:rPr>
           <w:b w:val="0"/>
         </w:rPr>
-        <w:t xml:space="preserve"> Das Pfadmuster </w:t>
-      </w:r>
-      <w:r>
-        <w:rPr>
-          <w:rFonts w:ascii="Consolas" w:hAnsi="Consolas"/>
+        <w:t xml:space="preserve"> ein Rechner mit Standardeinstellungen, erzeugte Graphen mit fester Struktur, nur lesende Abfragen ohne gleichzeitige Zugriffe</w:t>
+      </w:r>
+    </w:p>
+    <w:p>
+      <w:r>
+        <w:rPr>
           <w:b w:val="0"/>
-          <w:sz w:val="18"/>
-        </w:rPr>
-        <w:t>-[:REQUIRES*1..]-&gt;</w:t>
-      </w:r>
-      <w:r>
-        <w:rPr>
-          <w:b w:val="0"/>
-        </w:rPr>
-        <w:t xml:space="preserve"> drückt die Kette direkt aus, die SQL-Funktionen brauchen Startteil, Rekursion und Joins</w:t>
+        </w:rPr>
+        <w:t>Für diese Problemstellung und Datenmenge ist PostgreSQL die schnellere und strengere Lösung, weil es alle Regeln selbst durchsetzt. Neo4j bildet die Ketten natürlicher ab und erlaubt deutlich kürzere Abfragen.</w:t>
+      </w:r>
+    </w:p>
+    <w:p>
+      <w:pPr>
+        <w:pStyle w:val="berschrift1"/>
+        <w:keepNext/>
+      </w:pPr>
+      <w:r>
+        <w:t>Vorkenntnisse und Lernerfolg</w:t>
+      </w:r>
+    </w:p>
+    <w:p>
+      <w:pPr>
+        <w:pStyle w:val="berschrift2"/>
+        <w:keepNext/>
+      </w:pPr>
+      <w:r>
+        <w:t>9.1 Elias Pulver</w:t>
       </w:r>
     </w:p>
     <w:p>
@@ -7924,25 +6274,13 @@
         <w:rPr>
           <w:b/>
         </w:rPr>
-        <w:t>Integrität:</w:t>
+        <w:t>Vorkenntnisse:</w:t>
       </w:r>
       <w:r>
         <w:rPr>
           <w:b w:val="0"/>
         </w:rPr>
-        <w:t xml:space="preserve"> PostgreSQL setzt Fremdschlüssel, Wertebereiche und die Regel „eine Belegung pro Kurs“ selbst durch. Neo4j Community prüft nur die Eindeutigkeit, der Rest hängt am Import</w:t>
-      </w:r>
-    </w:p>
-    <w:p>
-      <w:pPr>
-        <w:keepNext/>
-        <w:spacing w:after="40"/>
-      </w:pPr>
-      <w:r>
-        <w:rPr>
-          <w:b/>
-        </w:rPr>
-        <w:t>Grenzen</w:t>
+        <w:t xml:space="preserve"> In meiner Tätigkeit als Kundenberater arbeite ich mit Daten ausschliesslich über bestehende Anwendungen, die zugrunde liegenden Datenbanken bleiben dabei verborgen. Mein Datenbankwissen stammt daher aus dem Studium. Im Modul gdb habe ich gelernt, relationale Datenbanken mit SQL gezielt abzufragen, Tabellen zu verknüpfen und Ergebnisse zu aggregieren. Mit MongoDB und Neo4j bin ich dort erstmals in Berührung gekommen, allerdings nur lesend</w:t>
       </w:r>
     </w:p>
     <w:p>
@@ -7955,9 +6293,29 @@
       </w:pPr>
       <w:r>
         <w:rPr>
+          <w:b/>
+        </w:rPr>
+        <w:t>Wichtigste Erkenntnis:</w:t>
+      </w:r>
+      <w:r>
+        <w:rPr>
           <w:b w:val="0"/>
         </w:rPr>
-        <w:t>Ein Rechner, Docker Desktop unter Windows, Standardeinstellungen beider Datenbanken</w:t>
+        <w:t xml:space="preserve"> Am meisten beschäftigt hat mich die Frage, wo die Integrität der Daten gesichert wird. PostgreSQL erzwingt Fremdschlüssel, Wertebereiche und die Regel „ein Abschluss pro Kurs“ selbst, während Neo4j Community nur die Eindeutigkeit prüft und alles Weitere dem Import überlässt. Überrascht hat mich zudem, dass sich mehrstufige Voraussetzungsketten mit </w:t>
+      </w:r>
+      <w:r>
+        <w:rPr>
+          <w:rFonts w:ascii="Consolas" w:hAnsi="Consolas"/>
+          <w:b w:val="0"/>
+          <w:sz w:val="18"/>
+        </w:rPr>
+        <w:t>WITH RECURSIVE</w:t>
+      </w:r>
+      <w:r>
+        <w:rPr>
+          <w:b w:val="0"/>
+        </w:rPr>
+        <w:t xml:space="preserve"> auch relational elegant lösen lassen</w:t>
       </w:r>
     </w:p>
     <w:p>
@@ -7970,9 +6328,24 @@
       </w:pPr>
       <w:r>
         <w:rPr>
+          <w:b/>
+        </w:rPr>
+        <w:t>Einflüsse auf den Lernerfolg:</w:t>
+      </w:r>
+      <w:r>
+        <w:rPr>
           <w:b w:val="0"/>
         </w:rPr>
-        <w:t>Erzeugte Graphen mit fester Struktur, nur lesende Abfragen, keine gleichzeitigen Zugriffe</w:t>
+        <w:t xml:space="preserve"> Die Arbeit in der Zweiergruppe hat geholfen, Entscheide zu begründen statt sie nur zu treffen. Gebremst hat die begrenzte Zeit neben der Teilzeitstelle</w:t>
+      </w:r>
+    </w:p>
+    <w:p>
+      <w:pPr>
+        <w:pStyle w:val="berschrift2"/>
+        <w:keepNext/>
+      </w:pPr>
+      <w:r>
+        <w:t>9.2 Rodrigo Urech</w:t>
       </w:r>
     </w:p>
     <w:p>
@@ -7985,33 +6358,15 @@
       </w:pPr>
       <w:r>
         <w:rPr>
+          <w:b/>
+        </w:rPr>
+        <w:t>Vorkenntnisse:</w:t>
+      </w:r>
+      <w:r>
+        <w:rPr>
           <w:b w:val="0"/>
         </w:rPr>
-        <w:t>Zeit am Client inklusive Treiber, keine getrennte Serverzeit</w:t>
-      </w:r>
-    </w:p>
-    <w:p>
-      <w:r>
-        <w:rPr>
-          <w:b w:val="0"/>
-        </w:rPr>
-        <w:t>Für diese Problemstellung und Datenmenge ist PostgreSQL die schnellere und strengere Lösung. Neo4j bildet die Kette natürlicher ab und erlaubt kürzere Abfragen. Ob Neo4j bei deutlich grösseren Graphen oder bei Abfragen wie dem kürzesten Lernpfad aufholt, wäre mit weiteren Messungen zu prüfen.</w:t>
-      </w:r>
-    </w:p>
-    <w:p>
-      <w:pPr>
-        <w:pStyle w:val="berschrift1"/>
-      </w:pPr>
-      <w:r>
-        <w:t>Vorkenntnisse und Lernerfolg</w:t>
-      </w:r>
-    </w:p>
-    <w:p>
-      <w:pPr>
-        <w:pStyle w:val="berschrift2"/>
-      </w:pPr>
-      <w:r>
-        <w:t>9.1 Elias Pulver</w:t>
+        <w:t xml:space="preserve"> Als System Engineer automatisiere ich Prozesse in der IT-Infrastruktur, Datenbankentwurf ist dabei nicht Teil meiner Aufgaben. Meine Grundlagen stammen aus dem Studium. In gdb lag der Schwerpunkt darauf, bestehende Datenmodelle zu verstehen und Daten daraus abzufragen. Neu war für mich in ddi der umgekehrte Weg, von einer fachlichen Fragestellung über das Modell bis zur lauffähigen Datenbank</w:t>
       </w:r>
     </w:p>
     <w:p>
@@ -8026,13 +6381,13 @@
         <w:rPr>
           <w:b/>
         </w:rPr>
-        <w:t>Vorkenntnisse aus dem Beruf:</w:t>
+        <w:t>Wichtigste Erkenntnis:</w:t>
       </w:r>
       <w:r>
         <w:rPr>
           <w:b w:val="0"/>
         </w:rPr>
-        <w:t xml:space="preserve"> wird von Elias ergänzt</w:t>
+        <w:t xml:space="preserve"> In LE2 hat mich überzeugt, wie weit relationale Datenbanken mit rekursiven Abfragen reichen, PostgreSQL war in unserer Messung durchgehend schneller als Neo4j. In LE3 habe ich gelernt, ein Modell konsequent von den Abfragen her zu entwerfen. Rückblickend erstaunt mich, wie natürlich Neo4j die Voraussetzungsketten ausdrückt, obwohl mir Cypher in gdb noch unhandlich erschien</w:t>
       </w:r>
     </w:p>
     <w:p>
@@ -8047,110 +6402,19 @@
         <w:rPr>
           <w:b/>
         </w:rPr>
-        <w:t>Wichtigste Erkenntnis:</w:t>
+        <w:t>Einflüsse auf den Lernerfolg:</w:t>
       </w:r>
       <w:r>
         <w:rPr>
           <w:b w:val="0"/>
         </w:rPr>
-        <w:t xml:space="preserve"> wird von Elias ergänzt</w:t>
+        <w:t xml:space="preserve"> Das Vorwissen aus gdb erleichterte den Einstieg, besonders beim Lesen von Modellen und Abfragen. Das berufsbegleitende Studium verlangte eine klare Aufteilung der Arbeit, die mit Elias gut funktioniert hat</w:t>
       </w:r>
     </w:p>
     <w:p>
       <w:pPr>
-        <w:pStyle w:val="Listenabsatz"/>
-        <w:numPr>
-          <w:ilvl w:val="0"/>
-          <w:numId w:val="1"/>
-        </w:numPr>
-      </w:pPr>
-      <w:r>
-        <w:rPr>
-          <w:b/>
-        </w:rPr>
-        <w:t>Einflüsse auf den Lernerfolg:</w:t>
-      </w:r>
-      <w:r>
-        <w:rPr>
-          <w:b w:val="0"/>
-        </w:rPr>
-        <w:t xml:space="preserve"> wird von Elias ergänzt</w:t>
-      </w:r>
-    </w:p>
-    <w:p>
-      <w:pPr>
-        <w:pStyle w:val="berschrift2"/>
-      </w:pPr>
-      <w:r>
-        <w:t>9.2 Rodrigo Urech</w:t>
-      </w:r>
-    </w:p>
-    <w:p>
-      <w:pPr>
-        <w:pStyle w:val="Listenabsatz"/>
-        <w:numPr>
-          <w:ilvl w:val="0"/>
-          <w:numId w:val="1"/>
-        </w:numPr>
-      </w:pPr>
-      <w:r>
-        <w:rPr>
-          <w:b/>
-        </w:rPr>
-        <w:t>Vorkenntnisse aus dem Beruf:</w:t>
-      </w:r>
-      <w:r>
-        <w:rPr>
-          <w:b w:val="0"/>
-        </w:rPr>
-        <w:t xml:space="preserve"> wird von Rodrigo ergänzt</w:t>
-      </w:r>
-    </w:p>
-    <w:p>
-      <w:pPr>
-        <w:pStyle w:val="Listenabsatz"/>
-        <w:numPr>
-          <w:ilvl w:val="0"/>
-          <w:numId w:val="1"/>
-        </w:numPr>
-      </w:pPr>
-      <w:r>
-        <w:rPr>
-          <w:b/>
-        </w:rPr>
-        <w:t>Wichtigste Erkenntnis:</w:t>
-      </w:r>
-      <w:r>
-        <w:rPr>
-          <w:b w:val="0"/>
-        </w:rPr>
-        <w:t xml:space="preserve"> wird von Rodrigo ergänzt</w:t>
-      </w:r>
-    </w:p>
-    <w:p>
-      <w:pPr>
-        <w:pStyle w:val="Listenabsatz"/>
-        <w:numPr>
-          <w:ilvl w:val="0"/>
-          <w:numId w:val="1"/>
-        </w:numPr>
-      </w:pPr>
-      <w:r>
-        <w:rPr>
-          <w:b/>
-        </w:rPr>
-        <w:t>Einflüsse auf den Lernerfolg:</w:t>
-      </w:r>
-      <w:r>
-        <w:rPr>
-          <w:b w:val="0"/>
-        </w:rPr>
-        <w:t xml:space="preserve"> wird von Rodrigo ergänzt</w:t>
-      </w:r>
-    </w:p>
-    <w:p>
-      <w:pPr>
         <w:pStyle w:val="berschrift1"/>
+        <w:keepNext/>
         <w:pageBreakBefore/>
       </w:pPr>
       <w:r>
@@ -14981,12 +13245,6 @@
     </w:lvlOverride>
   </w:num>
   <w:num w:numId="50">
-    <w:abstractNumId w:val="16"/>
-    <w:lvlOverride w:ilvl="0">
-      <w:startOverride w:val="1"/>
-    </w:lvlOverride>
-  </w:num>
-  <w:num w:numId="51">
     <w:abstractNumId w:val="16"/>
     <w:lvlOverride w:ilvl="0">
       <w:startOverride w:val="1"/>

--- a/docs/MC3_Bericht_Pulver_Urech.docx
+++ b/docs/MC3_Bericht_Pulver_Urech.docx
@@ -4296,7 +4296,7 @@
                 <w:b w:val="0"/>
                 <w:sz w:val="17"/>
               </w:rPr>
-              <w:t>1.06</w:t>
+              <w:t>0.90</w:t>
             </w:r>
           </w:p>
         </w:tc>
@@ -4315,7 +4315,7 @@
                 <w:b w:val="0"/>
                 <w:sz w:val="17"/>
               </w:rPr>
-              <w:t>3.09</w:t>
+              <w:t>2.05</w:t>
             </w:r>
           </w:p>
         </w:tc>
@@ -4353,7 +4353,7 @@
                 <w:b w:val="0"/>
                 <w:sz w:val="17"/>
               </w:rPr>
-              <w:t>1.14</w:t>
+              <w:t>1.10</w:t>
             </w:r>
           </w:p>
         </w:tc>
@@ -4372,7 +4372,7 @@
                 <w:b w:val="0"/>
                 <w:sz w:val="17"/>
               </w:rPr>
-              <w:t>2.79</w:t>
+              <w:t>2.15</w:t>
             </w:r>
           </w:p>
         </w:tc>
@@ -4472,7 +4472,7 @@
                 <w:b w:val="0"/>
                 <w:sz w:val="17"/>
               </w:rPr>
-              <w:t>1.28</w:t>
+              <w:t>0.92</w:t>
             </w:r>
           </w:p>
         </w:tc>
@@ -4491,7 +4491,7 @@
                 <w:b w:val="0"/>
                 <w:sz w:val="17"/>
               </w:rPr>
-              <w:t>4.51</w:t>
+              <w:t>2.60</w:t>
             </w:r>
           </w:p>
         </w:tc>
@@ -4529,7 +4529,7 @@
                 <w:b w:val="0"/>
                 <w:sz w:val="17"/>
               </w:rPr>
-              <w:t>1.31</w:t>
+              <w:t>0.89</w:t>
             </w:r>
           </w:p>
         </w:tc>
@@ -4548,7 +4548,7 @@
                 <w:b w:val="0"/>
                 <w:sz w:val="17"/>
               </w:rPr>
-              <w:t>4.09</w:t>
+              <w:t>1.69</w:t>
             </w:r>
           </w:p>
         </w:tc>
@@ -4648,7 +4648,7 @@
                 <w:b w:val="0"/>
                 <w:sz w:val="17"/>
               </w:rPr>
-              <w:t>2.04</w:t>
+              <w:t>1.53</w:t>
             </w:r>
           </w:p>
         </w:tc>
@@ -4667,7 +4667,7 @@
                 <w:b w:val="0"/>
                 <w:sz w:val="17"/>
               </w:rPr>
-              <w:t>7.19</w:t>
+              <w:t>4.87</w:t>
             </w:r>
           </w:p>
         </w:tc>
@@ -4705,7 +4705,7 @@
                 <w:b w:val="0"/>
                 <w:sz w:val="17"/>
               </w:rPr>
-              <w:t>2.01</w:t>
+              <w:t>1.49</w:t>
             </w:r>
           </w:p>
         </w:tc>
@@ -4724,7 +4724,7 @@
                 <w:b w:val="0"/>
                 <w:sz w:val="17"/>
               </w:rPr>
-              <w:t>5.71</w:t>
+              <w:t>3.06</w:t>
             </w:r>
           </w:p>
         </w:tc>
@@ -4824,7 +4824,7 @@
                 <w:b w:val="0"/>
                 <w:sz w:val="17"/>
               </w:rPr>
-              <w:t>3.13</w:t>
+              <w:t>2.85</w:t>
             </w:r>
           </w:p>
         </w:tc>
@@ -4843,7 +4843,7 @@
                 <w:b w:val="0"/>
                 <w:sz w:val="17"/>
               </w:rPr>
-              <w:t>12.35</w:t>
+              <w:t>10.08</w:t>
             </w:r>
           </w:p>
         </w:tc>
@@ -4881,7 +4881,7 @@
                 <w:b w:val="0"/>
                 <w:sz w:val="17"/>
               </w:rPr>
-              <w:t>3.02</w:t>
+              <w:t>2.77</w:t>
             </w:r>
           </w:p>
         </w:tc>
@@ -4900,7 +4900,7 @@
                 <w:b w:val="0"/>
                 <w:sz w:val="17"/>
               </w:rPr>
-              <w:t>10.73</w:t>
+              <w:t>7.08</w:t>
             </w:r>
           </w:p>
         </w:tc>
@@ -5000,7 +5000,7 @@
                 <w:b w:val="0"/>
                 <w:sz w:val="17"/>
               </w:rPr>
-              <w:t>5.13</w:t>
+              <w:t>4.26</w:t>
             </w:r>
           </w:p>
         </w:tc>
@@ -5019,7 +5019,7 @@
                 <w:b w:val="0"/>
                 <w:sz w:val="17"/>
               </w:rPr>
-              <w:t>22.98</w:t>
+              <w:t>18.60</w:t>
             </w:r>
           </w:p>
         </w:tc>
@@ -5057,7 +5057,7 @@
                 <w:b w:val="0"/>
                 <w:sz w:val="17"/>
               </w:rPr>
-              <w:t>5.29</w:t>
+              <w:t>4.55</w:t>
             </w:r>
           </w:p>
         </w:tc>
@@ -5076,7 +5076,7 @@
                 <w:b w:val="0"/>
                 <w:sz w:val="17"/>
               </w:rPr>
-              <w:t>14.69</w:t>
+              <w:t>12.27</w:t>
             </w:r>
           </w:p>
         </w:tc>
@@ -5176,7 +5176,7 @@
                 <w:b w:val="0"/>
                 <w:sz w:val="17"/>
               </w:rPr>
-              <w:t>1.43</w:t>
+              <w:t>1.22</w:t>
             </w:r>
           </w:p>
         </w:tc>
@@ -5195,7 +5195,7 @@
                 <w:b w:val="0"/>
                 <w:sz w:val="17"/>
               </w:rPr>
-              <w:t>3.55</w:t>
+              <w:t>2.84</w:t>
             </w:r>
           </w:p>
         </w:tc>
@@ -5233,7 +5233,7 @@
                 <w:b w:val="0"/>
                 <w:sz w:val="17"/>
               </w:rPr>
-              <w:t>1.43</w:t>
+              <w:t>1.17</w:t>
             </w:r>
           </w:p>
         </w:tc>
@@ -5252,7 +5252,7 @@
                 <w:b w:val="0"/>
                 <w:sz w:val="17"/>
               </w:rPr>
-              <w:t>2.35</w:t>
+              <w:t>1.79</w:t>
             </w:r>
           </w:p>
         </w:tc>
@@ -5352,7 +5352,7 @@
                 <w:b w:val="0"/>
                 <w:sz w:val="17"/>
               </w:rPr>
-              <w:t>2.36</w:t>
+              <w:t>1.93</w:t>
             </w:r>
           </w:p>
         </w:tc>
@@ -5371,7 +5371,7 @@
                 <w:b w:val="0"/>
                 <w:sz w:val="17"/>
               </w:rPr>
-              <w:t>6.99</w:t>
+              <w:t>5.55</w:t>
             </w:r>
           </w:p>
         </w:tc>
@@ -5409,7 +5409,7 @@
                 <w:b w:val="0"/>
                 <w:sz w:val="17"/>
               </w:rPr>
-              <w:t>2.59</w:t>
+              <w:t>1.89</w:t>
             </w:r>
           </w:p>
         </w:tc>
@@ -5428,7 +5428,7 @@
                 <w:b w:val="0"/>
                 <w:sz w:val="17"/>
               </w:rPr>
-              <w:t>3.54</w:t>
+              <w:t>2.38</w:t>
             </w:r>
           </w:p>
         </w:tc>
@@ -5523,7 +5523,7 @@
                 <w:b w:val="0"/>
                 <w:sz w:val="17"/>
               </w:rPr>
-              <w:t>3.34</w:t>
+              <w:t>2.62</w:t>
             </w:r>
           </w:p>
         </w:tc>
@@ -5541,7 +5541,7 @@
                 <w:b w:val="0"/>
                 <w:sz w:val="17"/>
               </w:rPr>
-              <w:t>12.69</w:t>
+              <w:t>9.79</w:t>
             </w:r>
           </w:p>
         </w:tc>
@@ -5577,7 +5577,7 @@
                 <w:b w:val="0"/>
                 <w:sz w:val="17"/>
               </w:rPr>
-              <w:t>3.16</w:t>
+              <w:t>2.38</w:t>
             </w:r>
           </w:p>
         </w:tc>
@@ -5595,7 +5595,7 @@
                 <w:b w:val="0"/>
                 <w:sz w:val="17"/>
               </w:rPr>
-              <w:t>4.86</w:t>
+              <w:t>3.14</w:t>
             </w:r>
           </w:p>
         </w:tc>
@@ -5737,7 +5737,7 @@
         <w:rPr>
           <w:b/>
         </w:rPr>
-        <w:t>2.5</w:t>
+        <w:t>2.3</w:t>
       </w:r>
       <w:r>
         <w:rPr>
@@ -5749,7 +5749,7 @@
         <w:rPr>
           <w:b/>
         </w:rPr>
-        <w:t>4.5</w:t>
+        <w:t>4.4</w:t>
       </w:r>
       <w:r>
         <w:rPr>
@@ -5761,7 +5761,7 @@
         <w:rPr>
           <w:b/>
         </w:rPr>
-        <w:t>1.4</w:t>
+        <w:t>1.3</w:t>
       </w:r>
       <w:r>
         <w:rPr>
@@ -5773,7 +5773,7 @@
         <w:rPr>
           <w:b/>
         </w:rPr>
-        <w:t>3.6</w:t>
+        <w:t>2.7</w:t>
       </w:r>
       <w:r>
         <w:rPr>
@@ -5830,7 +5830,7 @@
         <w:rPr>
           <w:b/>
         </w:rPr>
-        <w:t>1.06</w:t>
+        <w:t>0.90</w:t>
       </w:r>
       <w:r>
         <w:rPr>
@@ -5842,7 +5842,7 @@
         <w:rPr>
           <w:b/>
         </w:rPr>
-        <w:t>5.13 ms</w:t>
+        <w:t>4.26 ms</w:t>
       </w:r>
       <w:r>
         <w:rPr>
@@ -5854,7 +5854,7 @@
         <w:rPr>
           <w:b/>
         </w:rPr>
-        <w:t>3.09</w:t>
+        <w:t>2.05</w:t>
       </w:r>
       <w:r>
         <w:rPr>
@@ -5866,7 +5866,7 @@
         <w:rPr>
           <w:b/>
         </w:rPr>
-        <w:t>22.98 ms</w:t>
+        <w:t>18.60 ms</w:t>
       </w:r>
       <w:r>
         <w:rPr>
@@ -6025,7 +6025,7 @@
                 <w:b/>
                 <w:sz w:val="17"/>
               </w:rPr>
-              <w:t>2.9</w:t>
+              <w:t>2.3</w:t>
             </w:r>
             <w:r>
               <w:rPr>
@@ -6039,7 +6039,7 @@
                 <w:b/>
                 <w:sz w:val="17"/>
               </w:rPr>
-              <w:t>4.5</w:t>
+              <w:t>4.4</w:t>
             </w:r>
             <w:r>
               <w:rPr>
